--- a/downloads/workbook/ai-4-week-12.docx
+++ b/downloads/workbook/ai-4-week-12.docx
@@ -1328,6 +1328,178 @@
         <w:t>Project connection: For your Responsible Plant Classifier, save the input, procedure, observed result and limitation of this check. Label this worked example as practice; use a different, previously unreviewed case when checking independent understanding.</w:t>
       </w:r>
     </w:p>
+    <w:p>
+      <w:pPr>
+        <w:pStyle w:val="Heading1"/>
+      </w:pPr>
+      <w:r>
+        <w:t>19. Project portfolio milestone</w:t>
+      </w:r>
+    </w:p>
+    <w:p>
+      <w:r>
+        <w:t>Project: Responsible Plant Classifier</w:t>
+      </w:r>
+    </w:p>
+    <w:p>
+      <w:r>
+        <w:t>Current milestone: Make a transparent first version. Keep a trace of how one input becomes an output; explain the rule or learned component.</w:t>
+      </w:r>
+    </w:p>
+    <w:p>
+      <w:r>
+        <w:t>For your Responsible Plant Classifier, save the input, procedure, observed result and limitation of this check. Label this worked example as practice; use a different, previously unreviewed case when checking independent understanding.</w:t>
+      </w:r>
+    </w:p>
+    <w:tbl>
+      <w:tblPr>
+        <w:tblStyle w:val="LightShading-Accent1"/>
+        <w:tblW w:type="auto" w:w="0"/>
+        <w:tblLook w:firstColumn="1" w:firstRow="1" w:lastColumn="0" w:lastRow="0" w:noHBand="0" w:noVBand="1" w:val="04A0"/>
+      </w:tblPr>
+      <w:tblGrid>
+        <w:gridCol w:w="5112"/>
+        <w:gridCol w:w="5112"/>
+      </w:tblGrid>
+      <w:tr>
+        <w:trPr>
+          <w:tblHeader/>
+        </w:trPr>
+        <w:tc>
+          <w:tcPr>
+            <w:tcW w:type="dxa" w:w="5112"/>
+          </w:tcPr>
+          <w:p>
+            <w:r>
+              <w:t>Evidence to keep</w:t>
+            </w:r>
+          </w:p>
+        </w:tc>
+        <w:tc>
+          <w:tcPr>
+            <w:tcW w:type="dxa" w:w="5112"/>
+          </w:tcPr>
+          <w:p>
+            <w:r>
+              <w:t>My record</w:t>
+            </w:r>
+          </w:p>
+        </w:tc>
+      </w:tr>
+      <w:tr>
+        <w:tc>
+          <w:tcPr>
+            <w:tcW w:type="dxa" w:w="5112"/>
+          </w:tcPr>
+          <w:p>
+            <w:r>
+              <w:t>This week’s input and deciding step</w:t>
+            </w:r>
+          </w:p>
+        </w:tc>
+        <w:tc>
+          <w:tcPr>
+            <w:tcW w:type="dxa" w:w="5112"/>
+          </w:tcPr>
+          <w:p>
+            <w:r/>
+          </w:p>
+        </w:tc>
+      </w:tr>
+      <w:tr>
+        <w:tc>
+          <w:tcPr>
+            <w:tcW w:type="dxa" w:w="5112"/>
+          </w:tcPr>
+          <w:p>
+            <w:r>
+              <w:t>Prediction and actual result (or labelled paper trace)</w:t>
+            </w:r>
+          </w:p>
+        </w:tc>
+        <w:tc>
+          <w:tcPr>
+            <w:tcW w:type="dxa" w:w="5112"/>
+          </w:tcPr>
+          <w:p>
+            <w:r/>
+          </w:p>
+        </w:tc>
+      </w:tr>
+      <w:tr>
+        <w:tc>
+          <w:tcPr>
+            <w:tcW w:type="dxa" w:w="5112"/>
+          </w:tcPr>
+          <w:p>
+            <w:r>
+              <w:t>One change since the previous checkpoint and why</w:t>
+            </w:r>
+          </w:p>
+        </w:tc>
+        <w:tc>
+          <w:tcPr>
+            <w:tcW w:type="dxa" w:w="5112"/>
+          </w:tcPr>
+          <w:p>
+            <w:r/>
+          </w:p>
+        </w:tc>
+      </w:tr>
+      <w:tr>
+        <w:tc>
+          <w:tcPr>
+            <w:tcW w:type="dxa" w:w="5112"/>
+          </w:tcPr>
+          <w:p>
+            <w:r>
+              <w:t>One error or limit and the next test</w:t>
+            </w:r>
+          </w:p>
+        </w:tc>
+        <w:tc>
+          <w:tcPr>
+            <w:tcW w:type="dxa" w:w="5112"/>
+          </w:tcPr>
+          <w:p>
+            <w:r/>
+          </w:p>
+        </w:tc>
+      </w:tr>
+    </w:tbl>
+    <w:p>
+      <w:pPr>
+        <w:pStyle w:val="Heading3"/>
+      </w:pPr>
+      <w:r>
+        <w:t>Explain what this week adds to your project. Reuse last week’s record rather than starting again.</w:t>
+      </w:r>
+    </w:p>
+    <w:p>
+      <w:r>
+        <w:t>________________________________________________________________</w:t>
+      </w:r>
+    </w:p>
+    <w:p>
+      <w:r>
+        <w:t>________________________________________________________________</w:t>
+      </w:r>
+    </w:p>
+    <w:p>
+      <w:r>
+        <w:t>________________________________________________________________</w:t>
+      </w:r>
+    </w:p>
+    <w:p>
+      <w:r>
+        <w:t>________________________________________________________________</w:t>
+      </w:r>
+    </w:p>
+    <w:p>
+      <w:r>
+        <w:t>________________________________________________________________</w:t>
+      </w:r>
+    </w:p>
     <w:sectPr>
       <w:pgSz w:w="12240" w:h="15840"/>
       <w:pgMar w:top="936" w:right="1008" w:bottom="936" w:left="1008" w:header="720" w:footer="720" w:gutter="0"/>

--- a/downloads/workbook/ai-4-week-12.docx
+++ b/downloads/workbook/ai-4-week-12.docx
@@ -1500,6 +1500,248 @@
         <w:t>________________________________________________________________</w:t>
       </w:r>
     </w:p>
+    <w:p>
+      <w:pPr>
+        <w:pStyle w:val="Heading1"/>
+      </w:pPr>
+      <w:r>
+        <w:t>20. Supported practice and learning evidence</w:t>
+      </w:r>
+    </w:p>
+    <w:p>
+      <w:r>
+        <w:t>Use this supported practice once, in the browser or on paper. Keep the reserved independent assessment for a separate first attempt before teacher feedback.</w:t>
+      </w:r>
+    </w:p>
+    <w:p>
+      <w:r>
+        <w:t>Let a nearest-neighbour picture show each distance before voting.</w:t>
+      </w:r>
+    </w:p>
+    <w:p>
+      <w:pPr>
+        <w:pStyle w:val="Heading3"/>
+      </w:pPr>
+      <w:r>
+        <w:t>Practice 1: explain the deciding evidence</w:t>
+      </w:r>
+    </w:p>
+    <w:p>
+      <w:r>
+        <w:t>Which labelled step matches this detail? All three vote: two spotted and one healthy, so k=3 predicts spotted.</w:t>
+      </w:r>
+    </w:p>
+    <w:p>
+      <w:r>
+        <w:t>1. Measure distances</w:t>
+      </w:r>
+    </w:p>
+    <w:p>
+      <w:r>
+        <w:t>2. Compare k=3</w:t>
+      </w:r>
+    </w:p>
+    <w:p>
+      <w:r>
+        <w:t>3. Apply k=1 rule</w:t>
+      </w:r>
+    </w:p>
+    <w:p>
+      <w:pPr>
+        <w:pStyle w:val="Heading3"/>
+      </w:pPr>
+      <w:r>
+        <w:t>My selected conclusion, deciding fact and explanation</w:t>
+      </w:r>
+    </w:p>
+    <w:p>
+      <w:r>
+        <w:t>________________________________________________________________</w:t>
+      </w:r>
+    </w:p>
+    <w:p>
+      <w:r>
+        <w:t>________________________________________________________________</w:t>
+      </w:r>
+    </w:p>
+    <w:p>
+      <w:r>
+        <w:t>________________________________________________________________</w:t>
+      </w:r>
+    </w:p>
+    <w:p>
+      <w:r>
+        <w:t>________________________________________________________________</w:t>
+      </w:r>
+    </w:p>
+    <w:p>
+      <w:r>
+        <w:t>________________________________________________________________</w:t>
+      </w:r>
+    </w:p>
+    <w:p>
+      <w:r>
+        <w:t>Hint if needed: Read the steps in the pictorial case. Match the supplied detail to the stage that performs or records it.</w:t>
+      </w:r>
+    </w:p>
+    <w:p>
+      <w:r>
+        <w:t>After your attempt, compare with the supported explanation: Compare k=3 All three vote: two spotted and one healthy, so k=3 predicts spotted. Read the picture in order. All three vote: two spotted and one healthy, so k=3 predicts spotted. The arrows show which recorded input or intermediate result each decision uses. Explain the deciding step aloud before checking the changed case; pointing to the final answer alone does not show how it follows.</w:t>
+      </w:r>
+    </w:p>
+    <w:p>
+      <w:pPr>
+        <w:pStyle w:val="Heading3"/>
+      </w:pPr>
+      <w:r>
+        <w:t>Practice 2: explain the deciding evidence</w:t>
+      </w:r>
+    </w:p>
+    <w:p>
+      <w:r>
+        <w:t>Changed-case practice: Move the query to length7 cm. Which conclusion is supported by the supplied facts?</w:t>
+      </w:r>
+    </w:p>
+    <w:p>
+      <w:r>
+        <w:t>1. This one example guarantees correct results for every future input.</w:t>
+      </w:r>
+    </w:p>
+    <w:p>
+      <w:r>
+        <w:t>2. k=1 predicts spotted from B, distance1; k=3 remains spotted.</w:t>
+      </w:r>
+    </w:p>
+    <w:p>
+      <w:r>
+        <w:t>3. We can decide the result without examining the changed input or the procedure.</w:t>
+      </w:r>
+    </w:p>
+    <w:p>
+      <w:pPr>
+        <w:pStyle w:val="Heading3"/>
+      </w:pPr>
+      <w:r>
+        <w:t>My selected conclusion, deciding fact and explanation</w:t>
+      </w:r>
+    </w:p>
+    <w:p>
+      <w:r>
+        <w:t>________________________________________________________________</w:t>
+      </w:r>
+    </w:p>
+    <w:p>
+      <w:r>
+        <w:t>________________________________________________________________</w:t>
+      </w:r>
+    </w:p>
+    <w:p>
+      <w:r>
+        <w:t>________________________________________________________________</w:t>
+      </w:r>
+    </w:p>
+    <w:p>
+      <w:r>
+        <w:t>________________________________________________________________</w:t>
+      </w:r>
+    </w:p>
+    <w:p>
+      <w:r>
+        <w:t>________________________________________________________________</w:t>
+      </w:r>
+    </w:p>
+    <w:p>
+      <w:r>
+        <w:t>Hint if needed: Use the changed condition and the deciding step in the pictorial trace. The answer must say what follows from those facts.</w:t>
+      </w:r>
+    </w:p>
+    <w:p>
+      <w:r>
+        <w:t>After your attempt, compare with the supported explanation: k=1 predicts spotted from B, distance1; k=3 remains spotted. Distances become 5, 1, 4 cm, so the nearest tie disappears.</w:t>
+      </w:r>
+    </w:p>
+    <w:p>
+      <w:pPr>
+        <w:pStyle w:val="Heading3"/>
+      </w:pPr>
+      <w:r>
+        <w:t>Repair a missing building block</w:t>
+      </w:r>
+    </w:p>
+    <w:p>
+      <w:r>
+        <w:t>Review Decision Trees (ai-4/11). Goal: Fit a root question and leaf predictions from training examples. Short practice: Which input distinguishes the original and changed tree? Point to the relevant step in the picture, then write the changed result and the rule or evidence that supports it.. Return to this week and explain what you changed.</w:t>
+      </w:r>
+    </w:p>
+    <w:p>
+      <w:r>
+        <w:t>Review Dataset Cards (ai-4/9). Goal: Inspect row meaning missing values and repeated records. Short practice: What two counts should the revised card show? Point to the relevant step in the picture, then write the changed result and the rule or evidence that supports it.. Return to this week and explain what you changed.</w:t>
+      </w:r>
+    </w:p>
+    <w:p>
+      <w:r>
+        <w:t>Review Label Quality (ai-4/6). Goal: Write an observable label rule with boundaries and a review option. Short practice: Why should two annotators not vote away Z’s missing evidence? Point to the relevant step in the picture, then write the changed result and the rule or evidence that supports it.. Return to this week and explain what you changed.</w:t>
+      </w:r>
+    </w:p>
+    <w:p>
+      <w:pPr>
+        <w:pStyle w:val="Heading3"/>
+      </w:pPr>
+      <w:r>
+        <w:t>Predict, run and debug</w:t>
+      </w:r>
+    </w:p>
+    <w:p>
+      <w:r>
+        <w:t>The browser lab lets you edit the supported Python examples already included in this lesson. Predict first, run, inspect the actual output or error, change one input, then run again. Keep code, predictions, actual results and a reasoned revision together. On paper, label your result as a trace rather than an execution.</w:t>
+      </w:r>
+    </w:p>
+    <w:p>
+      <w:pPr>
+        <w:pStyle w:val="Heading3"/>
+      </w:pPr>
+      <w:r>
+        <w:t>Keep your completed work</w:t>
+      </w:r>
+    </w:p>
+    <w:p>
+      <w:r>
+        <w:t>Use Download completed work in the hosted lesson to export your answers, reflections, practice feedback and code-run evidence. Open the HTML copy to read or print it. Drafts stay in this browser when storage is available; clear drafts on a shared device.</w:t>
+      </w:r>
+    </w:p>
+    <w:p>
+      <w:pPr>
+        <w:pStyle w:val="Heading3"/>
+      </w:pPr>
+      <w:r>
+        <w:t>What I repaired, the evidence I kept and the next test</w:t>
+      </w:r>
+    </w:p>
+    <w:p>
+      <w:r>
+        <w:t>________________________________________________________________</w:t>
+      </w:r>
+    </w:p>
+    <w:p>
+      <w:r>
+        <w:t>________________________________________________________________</w:t>
+      </w:r>
+    </w:p>
+    <w:p>
+      <w:r>
+        <w:t>________________________________________________________________</w:t>
+      </w:r>
+    </w:p>
+    <w:p>
+      <w:r>
+        <w:t>________________________________________________________________</w:t>
+      </w:r>
+    </w:p>
+    <w:p>
+      <w:r>
+        <w:t>________________________________________________________________</w:t>
+      </w:r>
+    </w:p>
     <w:sectPr>
       <w:pgSz w:w="12240" w:h="15840"/>
       <w:pgMar w:top="936" w:right="1008" w:bottom="936" w:left="1008" w:header="720" w:footer="720" w:gutter="0"/>

--- a/downloads/workbook/ai-4-week-12.docx
+++ b/downloads/workbook/ai-4-week-12.docx
@@ -30,6 +30,17 @@
     </w:p>
     <w:p>
       <w:r>
+        <w:t>Record your starting explanation for Nearest Neighbors before opening notes. Show any later correction separately.</w:t>
+      </w:r>
+    </w:p>
+    <w:p>
+      <w:pPr>
+        <w:spacing w:line="336" w:lineRule="auto" w:after="180"/>
+      </w:pPr>
+      <w:r>
+        <w:rPr>
+          <w:b w:val="0"/>
+        </w:rPr>
         <w:t>Try the recall before opening notes. Then use a different colour or a labelled second line to correct your explanation.</w:t>
       </w:r>
     </w:p>
@@ -42,7 +53,13 @@
       </w:r>
     </w:p>
     <w:p>
-      <w:r>
+      <w:pPr>
+        <w:spacing w:line="336" w:lineRule="auto" w:after="180"/>
+      </w:pPr>
+      <w:r>
+        <w:rPr>
+          <w:b w:val="0"/>
+        </w:rPr>
         <w:t>Without opening the old lesson, explain one key idea from Decision Trees. Give an example and a mistake that the idea helps you avoid.</w:t>
       </w:r>
     </w:p>
@@ -78,7 +95,13 @@
       </w:r>
     </w:p>
     <w:p>
-      <w:r>
+      <w:pPr>
+        <w:spacing w:line="336" w:lineRule="auto" w:after="180"/>
+      </w:pPr>
+      <w:r>
+        <w:rPr>
+          <w:b w:val="0"/>
+        </w:rPr>
         <w:t>Without opening the old lesson, explain one key idea from Dataset Cards. Give an example and a mistake that the idea helps you avoid.</w:t>
       </w:r>
     </w:p>
@@ -114,7 +137,13 @@
       </w:r>
     </w:p>
     <w:p>
-      <w:r>
+      <w:pPr>
+        <w:spacing w:line="336" w:lineRule="auto" w:after="180"/>
+      </w:pPr>
+      <w:r>
+        <w:rPr>
+          <w:b w:val="0"/>
+        </w:rPr>
         <w:t>Without opening the old lesson, explain one key idea from Label Quality. Give an example and a mistake that the idea helps you avoid.</w:t>
       </w:r>
     </w:p>
@@ -151,7 +180,54 @@
     </w:p>
     <w:p>
       <w:r>
-        <w:t>Use W2: Apply neighbour and tie rules for Nearest neighbours and distances. Record the answer once; the lesson and workbook refer to the same attempt.</w:t>
+        <w:t>Complete the supported Nearest Neighbors trace and record the first step you can explain without help.</w:t>
+      </w:r>
+    </w:p>
+    <w:p>
+      <w:pPr>
+        <w:spacing w:line="336" w:lineRule="auto" w:after="180"/>
+      </w:pPr>
+      <w:r>
+        <w:rPr>
+          <w:b w:val="0"/>
+        </w:rPr>
+        <w:t xml:space="preserve">Use W2: Apply </w:t>
+      </w:r>
+      <w:r>
+        <w:rPr>
+          <w:b/>
+        </w:rPr>
+        <w:t>neighbour</w:t>
+      </w:r>
+      <w:r>
+        <w:rPr>
+          <w:b w:val="0"/>
+        </w:rPr>
+        <w:t xml:space="preserve"> and tie rules for Nearest </w:t>
+      </w:r>
+      <w:r>
+        <w:rPr>
+          <w:b/>
+        </w:rPr>
+        <w:t>neighbour</w:t>
+      </w:r>
+      <w:r>
+        <w:rPr>
+          <w:b w:val="0"/>
+        </w:rPr>
+        <w:t xml:space="preserve">s and </w:t>
+      </w:r>
+      <w:r>
+        <w:rPr>
+          <w:b/>
+        </w:rPr>
+        <w:t>distance</w:t>
+      </w:r>
+      <w:r>
+        <w:rPr>
+          <w:b w:val="0"/>
+        </w:rPr>
+        <w:t>s. Record the answer once; the lesson and workbook refer to the same attempt.</w:t>
       </w:r>
     </w:p>
     <w:tbl>
@@ -279,7 +355,65 @@
     </w:p>
     <w:p>
       <w:r>
-        <w:t>Use the worked case for Nearest neighbours and distances. Proposed explanation: “A negative difference is a negative distance”. Decide whether this explanation is supported. Point to the step or supplied fact that decides; explain your repair if needed.</w:t>
+        <w:t>Check the proposed Nearest Neighbors explanation against the supplied facts before discussing it.</w:t>
+      </w:r>
+    </w:p>
+    <w:p>
+      <w:pPr>
+        <w:spacing w:line="336" w:lineRule="auto" w:after="180"/>
+      </w:pPr>
+      <w:r>
+        <w:rPr>
+          <w:b w:val="0"/>
+        </w:rPr>
+        <w:t xml:space="preserve">Use the worked case for Nearest </w:t>
+      </w:r>
+      <w:r>
+        <w:rPr>
+          <w:b/>
+        </w:rPr>
+        <w:t>neighbour</w:t>
+      </w:r>
+      <w:r>
+        <w:rPr>
+          <w:b w:val="0"/>
+        </w:rPr>
+        <w:t xml:space="preserve">s and </w:t>
+      </w:r>
+      <w:r>
+        <w:rPr>
+          <w:b/>
+        </w:rPr>
+        <w:t>distance</w:t>
+      </w:r>
+      <w:r>
+        <w:rPr>
+          <w:b w:val="0"/>
+        </w:rPr>
+        <w:t xml:space="preserve">s. Proposed explanation: “A negative difference is a negative </w:t>
+      </w:r>
+      <w:r>
+        <w:rPr>
+          <w:b/>
+        </w:rPr>
+        <w:t>distance</w:t>
+      </w:r>
+      <w:r>
+        <w:rPr>
+          <w:b w:val="0"/>
+        </w:rPr>
+        <w:t>”. Decide whether this explanation is supported.</w:t>
+      </w:r>
+    </w:p>
+    <w:p>
+      <w:pPr>
+        <w:spacing w:line="336" w:lineRule="auto" w:after="180"/>
+      </w:pPr>
+      <w:r>
+        <w:rPr>
+          <w:b w:val="0"/>
+        </w:rPr>
+        <w:t>Point to the step or supplied fact that decides; explain your repair if needed.</w:t>
       </w:r>
     </w:p>
     <w:p>
@@ -319,6 +453,11 @@
       </w:r>
     </w:p>
     <w:p>
+      <w:r>
+        <w:t>Write one first attempt at the reserved independent case before feedback. Repeated copies of that case refer to the same recorded attempt.</w:t>
+      </w:r>
+    </w:p>
+    <w:p>
       <w:pPr>
         <w:pStyle w:val="Heading3"/>
       </w:pPr>
@@ -327,8 +466,44 @@
       </w:r>
     </w:p>
     <w:p>
-      <w:r>
-        <w:t>Training points: A length1 healthy, B length5 spotted, C length9 healthy. Query length7. Use absolute distance; for a nearest-neighbor tie choose the alphabetically earlier ID. Compare k=1 and k=3.</w:t>
+      <w:pPr>
+        <w:spacing w:line="336" w:lineRule="auto" w:after="180"/>
+      </w:pPr>
+      <w:r>
+        <w:rPr>
+          <w:b/>
+        </w:rPr>
+        <w:t>Training</w:t>
+      </w:r>
+      <w:r>
+        <w:rPr>
+          <w:b w:val="0"/>
+        </w:rPr>
+        <w:t xml:space="preserve"> points: A length1 healthy, B length5 spotted, C length9 healthy. Query length7. Use absolute </w:t>
+      </w:r>
+      <w:r>
+        <w:rPr>
+          <w:b/>
+        </w:rPr>
+        <w:t>distance</w:t>
+      </w:r>
+      <w:r>
+        <w:rPr>
+          <w:b w:val="0"/>
+        </w:rPr>
+        <w:t>; for a nearest-</w:t>
+      </w:r>
+      <w:r>
+        <w:rPr>
+          <w:b/>
+        </w:rPr>
+        <w:t>neighbor</w:t>
+      </w:r>
+      <w:r>
+        <w:rPr>
+          <w:b w:val="0"/>
+        </w:rPr>
+        <w:t xml:space="preserve"> tie choose the alphabetically earlier ID. Compare k=1 and k=3.</w:t>
       </w:r>
     </w:p>
     <w:p>
@@ -375,7 +550,13 @@
       </w:r>
     </w:p>
     <w:p>
-      <w:r>
+      <w:pPr>
+        <w:spacing w:line="336" w:lineRule="auto" w:after="180"/>
+      </w:pPr>
+      <w:r>
+        <w:rPr>
+          <w:b w:val="0"/>
+        </w:rPr>
         <w:t>Attempt this case before feedback. Record any help. Earlier examples below are further practice; a case already practised with feedback cannot establish fresh transfer.</w:t>
       </w:r>
     </w:p>
@@ -389,7 +570,48 @@
     </w:p>
     <w:p>
       <w:r>
-        <w:t>Training lengths 2(H),6(S),10(H); query=8. Compute distances. Explain the tie and why combining length in mm with width in cm changes a two-feature distance.</w:t>
+        <w:t>Connect the Nearest Neighbors target to a trace and a justified conclusion.</w:t>
+      </w:r>
+    </w:p>
+    <w:p>
+      <w:pPr>
+        <w:spacing w:line="336" w:lineRule="auto" w:after="180"/>
+      </w:pPr>
+      <w:r>
+        <w:rPr>
+          <w:b/>
+        </w:rPr>
+        <w:t>Training</w:t>
+      </w:r>
+      <w:r>
+        <w:rPr>
+          <w:b w:val="0"/>
+        </w:rPr>
+        <w:t xml:space="preserve"> lengths 2(H),6(S),10(H); query=8. Compute </w:t>
+      </w:r>
+      <w:r>
+        <w:rPr>
+          <w:b/>
+        </w:rPr>
+        <w:t>distance</w:t>
+      </w:r>
+      <w:r>
+        <w:rPr>
+          <w:b w:val="0"/>
+        </w:rPr>
+        <w:t xml:space="preserve">s. Explain the tie and why combining length in mm with width in cm changes a two-feature </w:t>
+      </w:r>
+      <w:r>
+        <w:rPr>
+          <w:b/>
+        </w:rPr>
+        <w:t>distance</w:t>
+      </w:r>
+      <w:r>
+        <w:rPr>
+          <w:b w:val="0"/>
+        </w:rPr>
+        <w:t>.</w:t>
       </w:r>
     </w:p>
     <w:p>
@@ -402,17 +624,82 @@
     </w:p>
     <w:p>
       <w:r>
-        <w:t>One-dimensional training points: 2 healthy, 4 healthy, 8 spotted. Query=6; absolute distance.</w:t>
-      </w:r>
-    </w:p>
-    <w:p>
-      <w:r>
-        <w:t>Find k=1 neighbours and handle ties.</w:t>
-      </w:r>
-    </w:p>
-    <w:p>
-      <w:r>
-        <w:t>Show your trace, calculation or evidence</w:t>
+        <w:t>Solve the supplied Nearest Neighbors case and show the deciding evidence.</w:t>
+      </w:r>
+    </w:p>
+    <w:p>
+      <w:pPr>
+        <w:spacing w:line="336" w:lineRule="auto" w:after="180"/>
+      </w:pPr>
+      <w:r>
+        <w:rPr>
+          <w:b w:val="0"/>
+        </w:rPr>
+        <w:t xml:space="preserve">One-dimensional </w:t>
+      </w:r>
+      <w:r>
+        <w:rPr>
+          <w:b/>
+        </w:rPr>
+        <w:t>training</w:t>
+      </w:r>
+      <w:r>
+        <w:rPr>
+          <w:b w:val="0"/>
+        </w:rPr>
+        <w:t xml:space="preserve"> points: 2 healthy, 4 healthy, 8 spotted. Query=6; absolute </w:t>
+      </w:r>
+      <w:r>
+        <w:rPr>
+          <w:b/>
+        </w:rPr>
+        <w:t>distance</w:t>
+      </w:r>
+      <w:r>
+        <w:rPr>
+          <w:b w:val="0"/>
+        </w:rPr>
+        <w:t>.</w:t>
+      </w:r>
+    </w:p>
+    <w:p>
+      <w:pPr>
+        <w:spacing w:line="336" w:lineRule="auto" w:after="180"/>
+      </w:pPr>
+      <w:r>
+        <w:rPr>
+          <w:b w:val="0"/>
+        </w:rPr>
+        <w:t xml:space="preserve">Find k=1 </w:t>
+      </w:r>
+      <w:r>
+        <w:rPr>
+          <w:b/>
+        </w:rPr>
+        <w:t>neighbour</w:t>
+      </w:r>
+      <w:r>
+        <w:rPr>
+          <w:b w:val="0"/>
+        </w:rPr>
+        <w:t>s and handle ties.</w:t>
+      </w:r>
+    </w:p>
+    <w:p>
+      <w:pPr>
+        <w:spacing w:line="336" w:lineRule="auto" w:after="180"/>
+      </w:pPr>
+      <w:r>
+        <w:rPr>
+          <w:b w:val="0"/>
+        </w:rPr>
+        <w:t xml:space="preserve">Show your trace, calculation or </w:t>
+      </w:r>
+      <w:r>
+        <w:rPr>
+          <w:b/>
+        </w:rPr>
+        <w:t>evidence</w:t>
       </w:r>
     </w:p>
     <w:p>
@@ -458,11 +745,52 @@
     </w:p>
     <w:p>
       <w:r>
-        <w:t>For one feature, labeled points are 2:fern and 8:grass. A new point is 6. Under one-nearest-neighbor with absolute distance, predict its label.</w:t>
-      </w:r>
-    </w:p>
-    <w:p>
-      <w:r>
+        <w:t>Apply the procedure to the changed case and record why the conclusion follows.</w:t>
+      </w:r>
+    </w:p>
+    <w:p>
+      <w:pPr>
+        <w:spacing w:line="336" w:lineRule="auto" w:after="180"/>
+      </w:pPr>
+      <w:r>
+        <w:rPr>
+          <w:b w:val="0"/>
+        </w:rPr>
+        <w:t>For one feature, labeled points are 2:fern and 8:grass. A new point is 6. Under one-nearest-</w:t>
+      </w:r>
+      <w:r>
+        <w:rPr>
+          <w:b/>
+        </w:rPr>
+        <w:t>neighbor</w:t>
+      </w:r>
+      <w:r>
+        <w:rPr>
+          <w:b w:val="0"/>
+        </w:rPr>
+        <w:t xml:space="preserve"> with absolute </w:t>
+      </w:r>
+      <w:r>
+        <w:rPr>
+          <w:b/>
+        </w:rPr>
+        <w:t>distance</w:t>
+      </w:r>
+      <w:r>
+        <w:rPr>
+          <w:b w:val="0"/>
+        </w:rPr>
+        <w:t>, predict its label.</w:t>
+      </w:r>
+    </w:p>
+    <w:p>
+      <w:pPr>
+        <w:spacing w:line="336" w:lineRule="auto" w:after="180"/>
+      </w:pPr>
+      <w:r>
+        <w:rPr>
+          <w:b w:val="0"/>
+        </w:rPr>
         <w:t>My independent answer and reason</w:t>
       </w:r>
     </w:p>
@@ -517,7 +845,30 @@
     </w:p>
     <w:p>
       <w:r>
-        <w:t>Create a changed input, boundary case or missing-information case. Write the expected answer or safe response before testing.</w:t>
+        <w:t>Specify a changed input, expected result and observation separately.</w:t>
+      </w:r>
+    </w:p>
+    <w:p>
+      <w:pPr>
+        <w:spacing w:line="336" w:lineRule="auto" w:after="180"/>
+      </w:pPr>
+      <w:r>
+        <w:rPr>
+          <w:b w:val="0"/>
+        </w:rPr>
+        <w:t xml:space="preserve">Create a changed </w:t>
+      </w:r>
+      <w:r>
+        <w:rPr>
+          <w:b/>
+        </w:rPr>
+        <w:t>input</w:t>
+      </w:r>
+      <w:r>
+        <w:rPr>
+          <w:b w:val="0"/>
+        </w:rPr>
+        <w:t>, boundary case or missing-information case. Write the expected answer or safe response before testing.</w:t>
       </w:r>
     </w:p>
     <w:tbl>
@@ -646,12 +997,65 @@
     </w:p>
     <w:p>
       <w:r>
-        <w:t>Implement a transparent k-NN paper prototype for the Plant Classifier and record the chosen features, scaling, distance, and k.</w:t>
-      </w:r>
-    </w:p>
-    <w:p>
-      <w:r>
-        <w:t>The project change and evidence I will keep</w:t>
+        <w:t>Justify what Nearest Neighbors adds to Responsible Plant Classifier and keep the evidence.</w:t>
+      </w:r>
+    </w:p>
+    <w:p>
+      <w:pPr>
+        <w:spacing w:line="336" w:lineRule="auto" w:after="180"/>
+      </w:pPr>
+      <w:r>
+        <w:rPr>
+          <w:b w:val="0"/>
+        </w:rPr>
+        <w:t xml:space="preserve">Implement a transparent k-NN paper prototype for the Plant Classifier and record the chosen features, </w:t>
+      </w:r>
+      <w:r>
+        <w:rPr>
+          <w:b/>
+        </w:rPr>
+        <w:t>scaling</w:t>
+      </w:r>
+      <w:r>
+        <w:rPr>
+          <w:b w:val="0"/>
+        </w:rPr>
+        <w:t xml:space="preserve">, </w:t>
+      </w:r>
+      <w:r>
+        <w:rPr>
+          <w:b/>
+        </w:rPr>
+        <w:t>distance</w:t>
+      </w:r>
+      <w:r>
+        <w:rPr>
+          <w:b w:val="0"/>
+        </w:rPr>
+        <w:t>, and k.</w:t>
+      </w:r>
+    </w:p>
+    <w:p>
+      <w:pPr>
+        <w:spacing w:line="336" w:lineRule="auto" w:after="180"/>
+      </w:pPr>
+      <w:r>
+        <w:rPr>
+          <w:b w:val="0"/>
+        </w:rPr>
+        <w:t xml:space="preserve">The project change and </w:t>
+      </w:r>
+      <w:r>
+        <w:rPr>
+          <w:b/>
+        </w:rPr>
+        <w:t>evidence</w:t>
+      </w:r>
+      <w:r>
+        <w:rPr>
+          <w:b w:val="0"/>
+        </w:rPr>
+        <w:t xml:space="preserve"> I will keep</w:t>
       </w:r>
     </w:p>
     <w:p>
@@ -697,11 +1101,54 @@
     </w:p>
     <w:p>
       <w:r>
-        <w:t>I can explain the mechanism. I can show evidence. I can handle a changed case. I can name a limit. Mark each as not yet, with help or independently, and attach supporting work.</w:t>
-      </w:r>
-    </w:p>
-    <w:p>
-      <w:r>
+        <w:t>Judge explanation, evidence, transfer and limits separately; attach the work behind your judgement.</w:t>
+      </w:r>
+    </w:p>
+    <w:p>
+      <w:pPr>
+        <w:pStyle w:val="ListBullet"/>
+      </w:pPr>
+      <w:r>
+        <w:t>I can explain the mechanism.</w:t>
+      </w:r>
+    </w:p>
+    <w:p>
+      <w:pPr>
+        <w:pStyle w:val="ListBullet"/>
+      </w:pPr>
+      <w:r>
+        <w:t>I can show evidence.</w:t>
+      </w:r>
+    </w:p>
+    <w:p>
+      <w:pPr>
+        <w:pStyle w:val="ListBullet"/>
+      </w:pPr>
+      <w:r>
+        <w:t>I can handle a changed case.</w:t>
+      </w:r>
+    </w:p>
+    <w:p>
+      <w:pPr>
+        <w:pStyle w:val="ListBullet"/>
+      </w:pPr>
+      <w:r>
+        <w:t>I can name a limit.</w:t>
+      </w:r>
+    </w:p>
+    <w:p>
+      <w:r>
+        <w:t>Mark each as not yet, with help or independently, and attach supporting work.</w:t>
+      </w:r>
+    </w:p>
+    <w:p>
+      <w:pPr>
+        <w:spacing w:line="336" w:lineRule="auto" w:after="180"/>
+      </w:pPr>
+      <w:r>
+        <w:rPr>
+          <w:b w:val="0"/>
+        </w:rPr>
         <w:t>Teacher review ____________________  Next step ____________________</w:t>
       </w:r>
     </w:p>
@@ -715,7 +1162,48 @@
     </w:p>
     <w:p>
       <w:r>
-        <w:t>Training lengths 2(H),6(S),10(H); query=8. Compute distances. Explain the tie and why combining length in mm with width in cm changes a two-feature distance.</w:t>
+        <w:t>Use this earlier case as transfer practice. A case already discussed with feedback is not fresh assessment evidence.</w:t>
+      </w:r>
+    </w:p>
+    <w:p>
+      <w:pPr>
+        <w:spacing w:line="336" w:lineRule="auto" w:after="180"/>
+      </w:pPr>
+      <w:r>
+        <w:rPr>
+          <w:b/>
+        </w:rPr>
+        <w:t>Training</w:t>
+      </w:r>
+      <w:r>
+        <w:rPr>
+          <w:b w:val="0"/>
+        </w:rPr>
+        <w:t xml:space="preserve"> lengths 2(H),6(S),10(H); query=8. Compute </w:t>
+      </w:r>
+      <w:r>
+        <w:rPr>
+          <w:b/>
+        </w:rPr>
+        <w:t>distance</w:t>
+      </w:r>
+      <w:r>
+        <w:rPr>
+          <w:b w:val="0"/>
+        </w:rPr>
+        <w:t xml:space="preserve">s. Explain the tie and why combining length in mm with width in cm changes a two-feature </w:t>
+      </w:r>
+      <w:r>
+        <w:rPr>
+          <w:b/>
+        </w:rPr>
+        <w:t>distance</w:t>
+      </w:r>
+      <w:r>
+        <w:rPr>
+          <w:b w:val="0"/>
+        </w:rPr>
+        <w:t>.</w:t>
       </w:r>
     </w:p>
     <w:p>
@@ -762,7 +1250,13 @@
       </w:r>
     </w:p>
     <w:p>
-      <w:r>
+      <w:pPr>
+        <w:spacing w:line="336" w:lineRule="auto" w:after="180"/>
+      </w:pPr>
+      <w:r>
+        <w:rPr>
+          <w:b w:val="0"/>
+        </w:rPr>
         <w:t>Record support used: none, hint or teacher explanation.</w:t>
       </w:r>
     </w:p>
@@ -776,7 +1270,42 @@
     </w:p>
     <w:p>
       <w:r>
-        <w:t>For query 3 cm, calculate distances to all five training rows. Explain why A and B tie even though their labels differ.</w:t>
+        <w:t>Calculate feature distances. Apply the supplied Nearest Neighbors facts and keep your reasoning.</w:t>
+      </w:r>
+    </w:p>
+    <w:p>
+      <w:pPr>
+        <w:spacing w:line="336" w:lineRule="auto" w:after="180"/>
+      </w:pPr>
+      <w:r>
+        <w:rPr>
+          <w:b w:val="0"/>
+        </w:rPr>
+        <w:t xml:space="preserve">For query 3 cm, calculate </w:t>
+      </w:r>
+      <w:r>
+        <w:rPr>
+          <w:b/>
+        </w:rPr>
+        <w:t>distance</w:t>
+      </w:r>
+      <w:r>
+        <w:rPr>
+          <w:b w:val="0"/>
+        </w:rPr>
+        <w:t xml:space="preserve">s to all five </w:t>
+      </w:r>
+      <w:r>
+        <w:rPr>
+          <w:b/>
+        </w:rPr>
+        <w:t>training</w:t>
+      </w:r>
+      <w:r>
+        <w:rPr>
+          <w:b w:val="0"/>
+        </w:rPr>
+        <w:t xml:space="preserve"> rows. Explain why A and B tie even though their labels differ.</w:t>
       </w:r>
     </w:p>
     <w:p>
@@ -827,7 +1356,42 @@
     </w:p>
     <w:p>
       <w:r>
-        <w:t>For query 3, list the selected IDs and predictions for k=1 and k=3 using alphabetical ID order on equal distances. Explain what changes and what remains the same.</w:t>
+        <w:t>Apply neighbour and tie rules. Apply the supplied Nearest Neighbors facts and keep your reasoning.</w:t>
+      </w:r>
+    </w:p>
+    <w:p>
+      <w:pPr>
+        <w:spacing w:line="336" w:lineRule="auto" w:after="180"/>
+      </w:pPr>
+      <w:r>
+        <w:rPr>
+          <w:b w:val="0"/>
+        </w:rPr>
+        <w:t xml:space="preserve">For query 3, list the selected IDs and </w:t>
+      </w:r>
+      <w:r>
+        <w:rPr>
+          <w:b/>
+        </w:rPr>
+        <w:t>prediction</w:t>
+      </w:r>
+      <w:r>
+        <w:rPr>
+          <w:b w:val="0"/>
+        </w:rPr>
+        <w:t xml:space="preserve">s for k=1 and k=3 using alphabetical ID order on equal </w:t>
+      </w:r>
+      <w:r>
+        <w:rPr>
+          <w:b/>
+        </w:rPr>
+        <w:t>distance</w:t>
+      </w:r>
+      <w:r>
+        <w:rPr>
+          <w:b w:val="0"/>
+        </w:rPr>
+        <w:t>s. Explain what changes and what remains the same.</w:t>
       </w:r>
     </w:p>
     <w:p>
@@ -878,7 +1442,30 @@
     </w:p>
     <w:p>
       <w:r>
-        <w:t>Why must the three validation reference labels not enter the neighbour pool? Give the fixed k=3 score and baseline score on the worked validation examples.</w:t>
+        <w:t>Keep evaluation examples separate. Apply the supplied Nearest Neighbors facts and keep your reasoning.</w:t>
+      </w:r>
+    </w:p>
+    <w:p>
+      <w:pPr>
+        <w:spacing w:line="336" w:lineRule="auto" w:after="180"/>
+      </w:pPr>
+      <w:r>
+        <w:rPr>
+          <w:b w:val="0"/>
+        </w:rPr>
+        <w:t xml:space="preserve">Why must the three validation reference labels not enter the </w:t>
+      </w:r>
+      <w:r>
+        <w:rPr>
+          <w:b/>
+        </w:rPr>
+        <w:t>neighbour</w:t>
+      </w:r>
+      <w:r>
+        <w:rPr>
+          <w:b w:val="0"/>
+        </w:rPr>
+        <w:t xml:space="preserve"> pool? Give the fixed k=3 score and baseline score on the worked validation examples.</w:t>
       </w:r>
     </w:p>
     <w:p>
@@ -929,7 +1516,89 @@
     </w:p>
     <w:p>
       <w:r>
-        <w:t>New training rows are P at 1 cm clear, Q at 5 blocked, R at 7 blocked, S at 11 clear, T at 13 blocked. For query 6, give all distances, order the IDs by distance then alphabetically, and predict with k=1 and k=3. Using the same training pool and k=3, score validation (6,blocked),(10,clear),(12,blocked). Compare the training-majority baseline.</w:t>
+        <w:t>Attempt before feedback. If this repeats the selected independent case, reuse that first attempt; otherwise keep a separate record. Find neighbours independently. Apply the supplied Nearest Neighbors facts and keep your reasoning.</w:t>
+      </w:r>
+    </w:p>
+    <w:p>
+      <w:pPr>
+        <w:spacing w:line="336" w:lineRule="auto" w:after="180"/>
+      </w:pPr>
+      <w:r>
+        <w:rPr>
+          <w:b w:val="0"/>
+        </w:rPr>
+        <w:t xml:space="preserve">New </w:t>
+      </w:r>
+      <w:r>
+        <w:rPr>
+          <w:b/>
+        </w:rPr>
+        <w:t>training</w:t>
+      </w:r>
+      <w:r>
+        <w:rPr>
+          <w:b w:val="0"/>
+        </w:rPr>
+        <w:t xml:space="preserve"> rows are P at 1 cm clear, Q at 5 blocked, R at 7 blocked, S at 11 clear, T at 13 blocked. For query 6, give all </w:t>
+      </w:r>
+      <w:r>
+        <w:rPr>
+          <w:b/>
+        </w:rPr>
+        <w:t>distance</w:t>
+      </w:r>
+      <w:r>
+        <w:rPr>
+          <w:b w:val="0"/>
+        </w:rPr>
+        <w:t xml:space="preserve">s, order the IDs by </w:t>
+      </w:r>
+      <w:r>
+        <w:rPr>
+          <w:b/>
+        </w:rPr>
+        <w:t>distance</w:t>
+      </w:r>
+      <w:r>
+        <w:rPr>
+          <w:b w:val="0"/>
+        </w:rPr>
+        <w:t xml:space="preserve"> then alphabetically, and predict with k=1 and k=3.</w:t>
+      </w:r>
+    </w:p>
+    <w:p>
+      <w:pPr>
+        <w:spacing w:line="336" w:lineRule="auto" w:after="180"/>
+      </w:pPr>
+      <w:r>
+        <w:rPr>
+          <w:b w:val="0"/>
+        </w:rPr>
+        <w:t xml:space="preserve">Using the same </w:t>
+      </w:r>
+      <w:r>
+        <w:rPr>
+          <w:b/>
+        </w:rPr>
+        <w:t>training</w:t>
+      </w:r>
+      <w:r>
+        <w:rPr>
+          <w:b w:val="0"/>
+        </w:rPr>
+        <w:t xml:space="preserve"> pool and k=3, score validation (6,blocked),(10,clear),(12,blocked). Compare the </w:t>
+      </w:r>
+      <w:r>
+        <w:rPr>
+          <w:b/>
+        </w:rPr>
+        <w:t>training</w:t>
+      </w:r>
+      <w:r>
+        <w:rPr>
+          <w:b w:val="0"/>
+        </w:rPr>
+        <w:t>-majority baseline.</w:t>
       </w:r>
     </w:p>
     <w:p>
@@ -990,7 +1659,54 @@
     </w:p>
     <w:p>
       <w:r>
-        <w:t>Two of three neighbours vote clear. Does that prove a two-thirds chance of a correct prediction? Does an exact feature match guarantee a correct label? Explain both limits.</w:t>
+        <w:t>Interpret a vote and a match. Apply the supplied Nearest Neighbors facts and keep your reasoning.</w:t>
+      </w:r>
+    </w:p>
+    <w:p>
+      <w:pPr>
+        <w:spacing w:line="336" w:lineRule="auto" w:after="180"/>
+      </w:pPr>
+      <w:r>
+        <w:rPr>
+          <w:b w:val="0"/>
+        </w:rPr>
+        <w:t xml:space="preserve">Two of three </w:t>
+      </w:r>
+      <w:r>
+        <w:rPr>
+          <w:b/>
+        </w:rPr>
+        <w:t>neighbour</w:t>
+      </w:r>
+      <w:r>
+        <w:rPr>
+          <w:b w:val="0"/>
+        </w:rPr>
+        <w:t xml:space="preserve">s </w:t>
+      </w:r>
+      <w:r>
+        <w:rPr>
+          <w:b/>
+        </w:rPr>
+        <w:t>vote</w:t>
+      </w:r>
+      <w:r>
+        <w:rPr>
+          <w:b w:val="0"/>
+        </w:rPr>
+        <w:t xml:space="preserve"> clear. Does that prove a two-thirds chance of a correct </w:t>
+      </w:r>
+      <w:r>
+        <w:rPr>
+          <w:b/>
+        </w:rPr>
+        <w:t>prediction</w:t>
+      </w:r>
+      <w:r>
+        <w:rPr>
+          <w:b w:val="0"/>
+        </w:rPr>
+        <w:t>? Does an exact feature match guarantee a correct label? Explain both limits.</w:t>
       </w:r>
     </w:p>
     <w:p>
@@ -1037,6 +1753,11 @@
       </w:pPr>
       <w:r>
         <w:t>17. Feedback, return check and learning record</w:t>
+      </w:r>
+    </w:p>
+    <w:p>
+      <w:r>
+        <w:t>Record the first repaired step and a different case to revisit after a delay.</w:t>
       </w:r>
     </w:p>
     <w:tbl>
@@ -1176,7 +1897,13 @@
       </w:tr>
     </w:tbl>
     <w:p>
-      <w:r>
+      <w:pPr>
+        <w:spacing w:line="336" w:lineRule="auto" w:after="180"/>
+      </w:pPr>
+      <w:r>
+        <w:rPr>
+          <w:b w:val="0"/>
+        </w:rPr>
         <w:t>Revisit this idea with your teacher after a delay. Familiarity is different from explaining and using it on a changed case.</w:t>
       </w:r>
     </w:p>
@@ -1190,17 +1917,94 @@
     </w:p>
     <w:p>
       <w:r>
-        <w:t>Let a nearest-neighbour picture show each distance before voting.</w:t>
-      </w:r>
-    </w:p>
-    <w:p>
-      <w:r>
-        <w:t>Training: A length 2 healthy; B length8 spotted; C length11 spotted. Query length5 cm. Distance is absolute difference; ties use alphabetically earlier ID.</w:t>
-      </w:r>
-    </w:p>
-    <w:p>
-      <w:r>
-        <w:t>All inputs and outcomes in this worked example are invented classroom data; no real model run is claimed.</w:t>
+        <w:t>Let a nearest-neighbour picture show each distance before voting. Explain the labelled step before checking the changed condition.</w:t>
+      </w:r>
+    </w:p>
+    <w:p>
+      <w:pPr>
+        <w:spacing w:line="336" w:lineRule="auto" w:after="180"/>
+      </w:pPr>
+      <w:r>
+        <w:rPr>
+          <w:b w:val="0"/>
+        </w:rPr>
+        <w:t>Let a nearest-</w:t>
+      </w:r>
+      <w:r>
+        <w:rPr>
+          <w:b/>
+        </w:rPr>
+        <w:t>neighbour</w:t>
+      </w:r>
+      <w:r>
+        <w:rPr>
+          <w:b w:val="0"/>
+        </w:rPr>
+        <w:t xml:space="preserve"> picture show each </w:t>
+      </w:r>
+      <w:r>
+        <w:rPr>
+          <w:b/>
+        </w:rPr>
+        <w:t>distance</w:t>
+      </w:r>
+      <w:r>
+        <w:rPr>
+          <w:b w:val="0"/>
+        </w:rPr>
+        <w:t xml:space="preserve"> before voting.</w:t>
+      </w:r>
+    </w:p>
+    <w:p>
+      <w:pPr>
+        <w:spacing w:line="336" w:lineRule="auto" w:after="180"/>
+      </w:pPr>
+      <w:r>
+        <w:rPr>
+          <w:b/>
+        </w:rPr>
+        <w:t>Training</w:t>
+      </w:r>
+      <w:r>
+        <w:rPr>
+          <w:b w:val="0"/>
+        </w:rPr>
+        <w:t xml:space="preserve">: A length 2 healthy; B length8 spotted; C length11 spotted. Query length5 cm. </w:t>
+      </w:r>
+      <w:r>
+        <w:rPr>
+          <w:b/>
+        </w:rPr>
+        <w:t>Distance</w:t>
+      </w:r>
+      <w:r>
+        <w:rPr>
+          <w:b w:val="0"/>
+        </w:rPr>
+        <w:t xml:space="preserve"> is absolute difference; ties use alphabetically earlier ID.</w:t>
+      </w:r>
+    </w:p>
+    <w:p>
+      <w:pPr>
+        <w:spacing w:line="336" w:lineRule="auto" w:after="180"/>
+      </w:pPr>
+      <w:r>
+        <w:rPr>
+          <w:b w:val="0"/>
+        </w:rPr>
+        <w:t xml:space="preserve">All </w:t>
+      </w:r>
+      <w:r>
+        <w:rPr>
+          <w:b/>
+        </w:rPr>
+        <w:t>input</w:t>
+      </w:r>
+      <w:r>
+        <w:rPr>
+          <w:b w:val="0"/>
+        </w:rPr>
+        <w:t>s and outcomes in this worked example are invented classroom data; no real model run is claimed.</w:t>
       </w:r>
     </w:p>
     <w:p>
@@ -1276,8 +2080,26 @@
       </w:r>
     </w:p>
     <w:p>
-      <w:r>
-        <w:t>Why is the k=1 outcome at length5 not uniquely determined without a tie rule? Point to the relevant step in the picture, then write the changed result and the rule or evidence that supports it.</w:t>
+      <w:pPr>
+        <w:spacing w:line="336" w:lineRule="auto" w:after="180"/>
+      </w:pPr>
+      <w:r>
+        <w:rPr>
+          <w:b w:val="0"/>
+        </w:rPr>
+        <w:t xml:space="preserve">Why is the k=1 outcome at length5 not uniquely determined without a tie rule? Point to the relevant step in the picture, then write the changed result and the rule or </w:t>
+      </w:r>
+      <w:r>
+        <w:rPr>
+          <w:b/>
+        </w:rPr>
+        <w:t>evidence</w:t>
+      </w:r>
+      <w:r>
+        <w:rPr>
+          <w:b w:val="0"/>
+        </w:rPr>
+        <w:t xml:space="preserve"> that supports it.</w:t>
       </w:r>
     </w:p>
     <w:p>
@@ -1319,13 +2141,69 @@
       </w:r>
     </w:p>
     <w:p>
-      <w:r>
-        <w:t>Support used: alone / hint / worked example. This record is practice evidence.</w:t>
-      </w:r>
-    </w:p>
-    <w:p>
-      <w:r>
-        <w:t>Project connection: For your Responsible Plant Classifier, save the input, procedure, observed result and limitation of this check. Label this worked example as practice; use a different, previously unreviewed case when checking independent understanding.</w:t>
+      <w:pPr>
+        <w:pStyle w:val="Heading3"/>
+      </w:pPr>
+      <w:r>
+        <w:t>Record the help used</w:t>
+      </w:r>
+    </w:p>
+    <w:p>
+      <w:pPr>
+        <w:spacing w:line="336" w:lineRule="auto" w:after="180"/>
+        <w:shd w:fill="F1F6F8"/>
+      </w:pPr>
+      <w:r>
+        <w:rPr>
+          <w:b w:val="0"/>
+        </w:rPr>
+        <w:t xml:space="preserve">Support used: alone / hint / worked example. This record is practice </w:t>
+      </w:r>
+      <w:r>
+        <w:rPr>
+          <w:b/>
+        </w:rPr>
+        <w:t>evidence</w:t>
+      </w:r>
+      <w:r>
+        <w:rPr>
+          <w:b w:val="0"/>
+        </w:rPr>
+        <w:t>.</w:t>
+      </w:r>
+    </w:p>
+    <w:p>
+      <w:pPr>
+        <w:spacing w:line="336" w:lineRule="auto" w:after="180"/>
+      </w:pPr>
+      <w:r>
+        <w:rPr>
+          <w:b w:val="0"/>
+        </w:rPr>
+        <w:t xml:space="preserve">Project connection: For your Responsible Plant Classifier, save the </w:t>
+      </w:r>
+      <w:r>
+        <w:rPr>
+          <w:b/>
+        </w:rPr>
+        <w:t>input</w:t>
+      </w:r>
+      <w:r>
+        <w:rPr>
+          <w:b w:val="0"/>
+        </w:rPr>
+        <w:t>, procedure, observed result and limitation of this check.</w:t>
+      </w:r>
+    </w:p>
+    <w:p>
+      <w:pPr>
+        <w:spacing w:line="336" w:lineRule="auto" w:after="180"/>
+      </w:pPr>
+      <w:r>
+        <w:rPr>
+          <w:b w:val="0"/>
+        </w:rPr>
+        <w:t>Label this worked example as practice; use a different, previously unreviewed case when checking independent understanding.</w:t>
       </w:r>
     </w:p>
     <w:p>
@@ -1338,17 +2216,87 @@
     </w:p>
     <w:p>
       <w:r>
+        <w:t>Keep this week’s input, deciding step, result and limit together in the Responsible Plant Classifier record.</w:t>
+      </w:r>
+    </w:p>
+    <w:p>
+      <w:pPr>
+        <w:spacing w:line="336" w:lineRule="auto" w:after="180"/>
+      </w:pPr>
+      <w:r>
+        <w:rPr>
+          <w:b w:val="0"/>
+        </w:rPr>
         <w:t>Project: Responsible Plant Classifier</w:t>
       </w:r>
     </w:p>
     <w:p>
-      <w:r>
-        <w:t>Current milestone: Make a transparent first version. Keep a trace of how one input becomes an output; explain the rule or learned component.</w:t>
-      </w:r>
-    </w:p>
-    <w:p>
-      <w:r>
-        <w:t>For your Responsible Plant Classifier, save the input, procedure, observed result and limitation of this check. Label this worked example as practice; use a different, previously unreviewed case when checking independent understanding.</w:t>
+      <w:pPr>
+        <w:spacing w:line="336" w:lineRule="auto" w:after="180"/>
+      </w:pPr>
+      <w:r>
+        <w:rPr>
+          <w:b w:val="0"/>
+        </w:rPr>
+        <w:t xml:space="preserve">Current milestone: Make a transparent first version. Keep a trace of how one </w:t>
+      </w:r>
+      <w:r>
+        <w:rPr>
+          <w:b/>
+        </w:rPr>
+        <w:t>input</w:t>
+      </w:r>
+      <w:r>
+        <w:rPr>
+          <w:b w:val="0"/>
+        </w:rPr>
+        <w:t xml:space="preserve"> becomes an </w:t>
+      </w:r>
+      <w:r>
+        <w:rPr>
+          <w:b/>
+        </w:rPr>
+        <w:t>output</w:t>
+      </w:r>
+      <w:r>
+        <w:rPr>
+          <w:b w:val="0"/>
+        </w:rPr>
+        <w:t>; explain the rule or learned component.</w:t>
+      </w:r>
+    </w:p>
+    <w:p>
+      <w:pPr>
+        <w:spacing w:line="336" w:lineRule="auto" w:after="180"/>
+      </w:pPr>
+      <w:r>
+        <w:rPr>
+          <w:b w:val="0"/>
+        </w:rPr>
+        <w:t xml:space="preserve">For your Responsible Plant Classifier, save the </w:t>
+      </w:r>
+      <w:r>
+        <w:rPr>
+          <w:b/>
+        </w:rPr>
+        <w:t>input</w:t>
+      </w:r>
+      <w:r>
+        <w:rPr>
+          <w:b w:val="0"/>
+        </w:rPr>
+        <w:t>, procedure, observed result and limitation of this check.</w:t>
+      </w:r>
+    </w:p>
+    <w:p>
+      <w:pPr>
+        <w:spacing w:line="336" w:lineRule="auto" w:after="180"/>
+      </w:pPr>
+      <w:r>
+        <w:rPr>
+          <w:b w:val="0"/>
+        </w:rPr>
+        <w:t>Label this worked example as practice; use a different, previously unreviewed case when checking independent understanding.</w:t>
       </w:r>
     </w:p>
     <w:tbl>
@@ -1510,12 +2458,53 @@
     </w:p>
     <w:p>
       <w:r>
+        <w:t>Try the supported questions before comparing with hints and feedback. Record what you repaired and the evidence you retained.</w:t>
+      </w:r>
+    </w:p>
+    <w:p>
+      <w:pPr>
+        <w:spacing w:line="336" w:lineRule="auto" w:after="180"/>
+      </w:pPr>
+      <w:r>
+        <w:rPr>
+          <w:b w:val="0"/>
+        </w:rPr>
         <w:t>Use this supported practice once, in the browser or on paper. Keep the reserved independent assessment for a separate first attempt before teacher feedback.</w:t>
       </w:r>
     </w:p>
     <w:p>
-      <w:r>
-        <w:t>Let a nearest-neighbour picture show each distance before voting.</w:t>
+      <w:pPr>
+        <w:spacing w:line="336" w:lineRule="auto" w:after="180"/>
+      </w:pPr>
+      <w:r>
+        <w:rPr>
+          <w:b w:val="0"/>
+        </w:rPr>
+        <w:t>Let a nearest-</w:t>
+      </w:r>
+      <w:r>
+        <w:rPr>
+          <w:b/>
+        </w:rPr>
+        <w:t>neighbour</w:t>
+      </w:r>
+      <w:r>
+        <w:rPr>
+          <w:b w:val="0"/>
+        </w:rPr>
+        <w:t xml:space="preserve"> picture show each </w:t>
+      </w:r>
+      <w:r>
+        <w:rPr>
+          <w:b/>
+        </w:rPr>
+        <w:t>distance</w:t>
+      </w:r>
+      <w:r>
+        <w:rPr>
+          <w:b w:val="0"/>
+        </w:rPr>
+        <w:t xml:space="preserve"> before voting.</w:t>
       </w:r>
     </w:p>
     <w:p>
@@ -1527,22 +2516,73 @@
       </w:r>
     </w:p>
     <w:p>
-      <w:r>
-        <w:t>Which labelled step matches this detail? All three vote: two spotted and one healthy, so k=3 predicts spotted.</w:t>
-      </w:r>
-    </w:p>
-    <w:p>
-      <w:r>
-        <w:t>1. Measure distances</w:t>
-      </w:r>
-    </w:p>
-    <w:p>
-      <w:r>
+      <w:pPr>
+        <w:spacing w:line="336" w:lineRule="auto" w:after="180"/>
+      </w:pPr>
+      <w:r>
+        <w:rPr>
+          <w:b w:val="0"/>
+        </w:rPr>
+        <w:t xml:space="preserve">Which labelled step matches this detail? All three </w:t>
+      </w:r>
+      <w:r>
+        <w:rPr>
+          <w:b/>
+        </w:rPr>
+        <w:t>vote</w:t>
+      </w:r>
+      <w:r>
+        <w:rPr>
+          <w:b w:val="0"/>
+        </w:rPr>
+        <w:t>: two spotted and one healthy, so k=3 predicts spotted.</w:t>
+      </w:r>
+    </w:p>
+    <w:p>
+      <w:pPr>
+        <w:spacing w:line="336" w:lineRule="auto" w:after="180"/>
+        <w:shd w:fill="F4F9FC"/>
+      </w:pPr>
+      <w:r>
+        <w:rPr>
+          <w:b w:val="0"/>
+        </w:rPr>
+        <w:t xml:space="preserve">1. Measure </w:t>
+      </w:r>
+      <w:r>
+        <w:rPr>
+          <w:b/>
+        </w:rPr>
+        <w:t>distance</w:t>
+      </w:r>
+      <w:r>
+        <w:rPr>
+          <w:b w:val="0"/>
+        </w:rPr>
+        <w:t>s</w:t>
+      </w:r>
+    </w:p>
+    <w:p>
+      <w:pPr>
+        <w:spacing w:line="336" w:lineRule="auto" w:after="180"/>
+        <w:shd w:fill="F4F9FC"/>
+      </w:pPr>
+      <w:r>
+        <w:rPr>
+          <w:b w:val="0"/>
+        </w:rPr>
         <w:t>2. Compare k=3</w:t>
       </w:r>
     </w:p>
     <w:p>
-      <w:r>
+      <w:pPr>
+        <w:spacing w:line="336" w:lineRule="auto" w:after="180"/>
+        <w:shd w:fill="F4F9FC"/>
+      </w:pPr>
+      <w:r>
+        <w:rPr>
+          <w:b w:val="0"/>
+        </w:rPr>
         <w:t>3. Apply k=1 rule</w:t>
       </w:r>
     </w:p>
@@ -1580,41 +2620,203 @@
       </w:r>
     </w:p>
     <w:p>
-      <w:r>
+      <w:pPr>
+        <w:pStyle w:val="Heading3"/>
+      </w:pPr>
+      <w:r>
+        <w:t>Hint · try first</w:t>
+      </w:r>
+    </w:p>
+    <w:p>
+      <w:pPr>
+        <w:spacing w:line="336" w:lineRule="auto" w:after="180"/>
+        <w:shd w:fill="F1F6F8"/>
+      </w:pPr>
+      <w:r>
+        <w:rPr>
+          <w:b w:val="0"/>
+        </w:rPr>
         <w:t>Hint if needed: Read the steps in the pictorial case. Match the supplied detail to the stage that performs or records it.</w:t>
       </w:r>
     </w:p>
     <w:p>
-      <w:r>
-        <w:t>After your attempt, compare with the supported explanation: Compare k=3 All three vote: two spotted and one healthy, so k=3 predicts spotted. Read the picture in order. All three vote: two spotted and one healthy, so k=3 predicts spotted. The arrows show which recorded input or intermediate result each decision uses. Explain the deciding step aloud before checking the changed case; pointing to the final answer alone does not show how it follows.</w:t>
-      </w:r>
-    </w:p>
-    <w:p>
       <w:pPr>
         <w:pStyle w:val="Heading3"/>
       </w:pPr>
       <w:r>
+        <w:t>Feedback · compare after trying</w:t>
+      </w:r>
+    </w:p>
+    <w:p>
+      <w:pPr>
+        <w:spacing w:line="336" w:lineRule="auto" w:after="180"/>
+        <w:shd w:fill="F1F6FC"/>
+      </w:pPr>
+      <w:r>
+        <w:rPr>
+          <w:b w:val="0"/>
+        </w:rPr>
+        <w:t xml:space="preserve">After your attempt, compare with the supported explanation: Compare k=3 All three </w:t>
+      </w:r>
+      <w:r>
+        <w:rPr>
+          <w:b/>
+        </w:rPr>
+        <w:t>vote</w:t>
+      </w:r>
+      <w:r>
+        <w:rPr>
+          <w:b w:val="0"/>
+        </w:rPr>
+        <w:t>: two spotted and one healthy, so k=3 predicts spotted. Read the picture in order.</w:t>
+      </w:r>
+    </w:p>
+    <w:p>
+      <w:pPr>
+        <w:spacing w:line="336" w:lineRule="auto" w:after="180"/>
+        <w:shd w:fill="F1F6FC"/>
+      </w:pPr>
+      <w:r>
+        <w:rPr>
+          <w:b w:val="0"/>
+        </w:rPr>
+        <w:t xml:space="preserve">All three </w:t>
+      </w:r>
+      <w:r>
+        <w:rPr>
+          <w:b/>
+        </w:rPr>
+        <w:t>vote</w:t>
+      </w:r>
+      <w:r>
+        <w:rPr>
+          <w:b w:val="0"/>
+        </w:rPr>
+        <w:t xml:space="preserve">: two spotted and one healthy, so k=3 predicts spotted. The arrows show which recorded </w:t>
+      </w:r>
+      <w:r>
+        <w:rPr>
+          <w:b/>
+        </w:rPr>
+        <w:t>input</w:t>
+      </w:r>
+      <w:r>
+        <w:rPr>
+          <w:b w:val="0"/>
+        </w:rPr>
+        <w:t xml:space="preserve"> or intermediate result each decision uses.</w:t>
+      </w:r>
+    </w:p>
+    <w:p>
+      <w:pPr>
+        <w:spacing w:line="336" w:lineRule="auto" w:after="180"/>
+        <w:shd w:fill="F1F6FC"/>
+      </w:pPr>
+      <w:r>
+        <w:rPr>
+          <w:b w:val="0"/>
+        </w:rPr>
+        <w:t>Explain the deciding step aloud before checking the changed case; pointing to the final answer alone does not show how it follows.</w:t>
+      </w:r>
+    </w:p>
+    <w:p>
+      <w:pPr>
+        <w:pStyle w:val="Heading3"/>
+      </w:pPr>
+      <w:r>
         <w:t>Practice 2: explain the deciding evidence</w:t>
       </w:r>
     </w:p>
     <w:p>
-      <w:r>
+      <w:pPr>
+        <w:pStyle w:val="Heading3"/>
+      </w:pPr>
+      <w:r>
+        <w:t>Changed case · predict first</w:t>
+      </w:r>
+    </w:p>
+    <w:p>
+      <w:pPr>
+        <w:spacing w:line="336" w:lineRule="auto" w:after="180"/>
+        <w:shd w:fill="F5F1FB"/>
+      </w:pPr>
+      <w:r>
+        <w:rPr>
+          <w:b w:val="0"/>
+        </w:rPr>
         <w:t>Changed-case practice: Move the query to length7 cm. Which conclusion is supported by the supplied facts?</w:t>
       </w:r>
     </w:p>
     <w:p>
-      <w:r>
-        <w:t>1. This one example guarantees correct results for every future input.</w:t>
-      </w:r>
-    </w:p>
-    <w:p>
-      <w:r>
-        <w:t>2. k=1 predicts spotted from B, distance1; k=3 remains spotted.</w:t>
-      </w:r>
-    </w:p>
-    <w:p>
-      <w:r>
-        <w:t>3. We can decide the result without examining the changed input or the procedure.</w:t>
+      <w:pPr>
+        <w:spacing w:line="336" w:lineRule="auto" w:after="180"/>
+        <w:shd w:fill="F4F9FC"/>
+      </w:pPr>
+      <w:r>
+        <w:rPr>
+          <w:b w:val="0"/>
+        </w:rPr>
+        <w:t xml:space="preserve">1. This one example guarantees correct results for every future </w:t>
+      </w:r>
+      <w:r>
+        <w:rPr>
+          <w:b/>
+        </w:rPr>
+        <w:t>input</w:t>
+      </w:r>
+      <w:r>
+        <w:rPr>
+          <w:b w:val="0"/>
+        </w:rPr>
+        <w:t>.</w:t>
+      </w:r>
+    </w:p>
+    <w:p>
+      <w:pPr>
+        <w:spacing w:line="336" w:lineRule="auto" w:after="180"/>
+        <w:shd w:fill="F4F9FC"/>
+      </w:pPr>
+      <w:r>
+        <w:rPr>
+          <w:b w:val="0"/>
+        </w:rPr>
+        <w:t xml:space="preserve">2. k=1 predicts spotted from B, </w:t>
+      </w:r>
+      <w:r>
+        <w:rPr>
+          <w:b/>
+        </w:rPr>
+        <w:t>distance</w:t>
+      </w:r>
+      <w:r>
+        <w:rPr>
+          <w:b w:val="0"/>
+        </w:rPr>
+        <w:t>1; k=3 remains spotted.</w:t>
+      </w:r>
+    </w:p>
+    <w:p>
+      <w:pPr>
+        <w:spacing w:line="336" w:lineRule="auto" w:after="180"/>
+        <w:shd w:fill="F4F9FC"/>
+      </w:pPr>
+      <w:r>
+        <w:rPr>
+          <w:b w:val="0"/>
+        </w:rPr>
+        <w:t xml:space="preserve">3. We can decide the result without examining the changed </w:t>
+      </w:r>
+      <w:r>
+        <w:rPr>
+          <w:b/>
+        </w:rPr>
+        <w:t>input</w:t>
+      </w:r>
+      <w:r>
+        <w:rPr>
+          <w:b w:val="0"/>
+        </w:rPr>
+        <w:t xml:space="preserve"> or the procedure.</w:t>
       </w:r>
     </w:p>
     <w:p>
@@ -1651,36 +2853,237 @@
       </w:r>
     </w:p>
     <w:p>
-      <w:r>
+      <w:pPr>
+        <w:pStyle w:val="Heading3"/>
+      </w:pPr>
+      <w:r>
+        <w:t>Hint · try first</w:t>
+      </w:r>
+    </w:p>
+    <w:p>
+      <w:pPr>
+        <w:spacing w:line="336" w:lineRule="auto" w:after="180"/>
+        <w:shd w:fill="F1F6F8"/>
+      </w:pPr>
+      <w:r>
+        <w:rPr>
+          <w:b w:val="0"/>
+        </w:rPr>
         <w:t>Hint if needed: Use the changed condition and the deciding step in the pictorial trace. The answer must say what follows from those facts.</w:t>
       </w:r>
     </w:p>
     <w:p>
-      <w:r>
-        <w:t>After your attempt, compare with the supported explanation: k=1 predicts spotted from B, distance1; k=3 remains spotted. Distances become 5, 1, 4 cm, so the nearest tie disappears.</w:t>
-      </w:r>
-    </w:p>
-    <w:p>
       <w:pPr>
         <w:pStyle w:val="Heading3"/>
       </w:pPr>
       <w:r>
+        <w:t>Feedback · compare after trying</w:t>
+      </w:r>
+    </w:p>
+    <w:p>
+      <w:pPr>
+        <w:spacing w:line="336" w:lineRule="auto" w:after="180"/>
+        <w:shd w:fill="F1F6FC"/>
+      </w:pPr>
+      <w:r>
+        <w:rPr>
+          <w:b w:val="0"/>
+        </w:rPr>
+        <w:t xml:space="preserve">After your attempt, compare with the supported explanation: k=1 predicts spotted from B, </w:t>
+      </w:r>
+      <w:r>
+        <w:rPr>
+          <w:b/>
+        </w:rPr>
+        <w:t>distance</w:t>
+      </w:r>
+      <w:r>
+        <w:rPr>
+          <w:b w:val="0"/>
+        </w:rPr>
+        <w:t xml:space="preserve">1; k=3 remains spotted. </w:t>
+      </w:r>
+      <w:r>
+        <w:rPr>
+          <w:b/>
+        </w:rPr>
+        <w:t>Distance</w:t>
+      </w:r>
+      <w:r>
+        <w:rPr>
+          <w:b w:val="0"/>
+        </w:rPr>
+        <w:t>s become 5, 1, 4 cm, so the nearest tie disappears.</w:t>
+      </w:r>
+    </w:p>
+    <w:p>
+      <w:pPr>
+        <w:pStyle w:val="Heading3"/>
+      </w:pPr>
+      <w:r>
         <w:t>Repair a missing building block</w:t>
       </w:r>
     </w:p>
     <w:p>
-      <w:r>
-        <w:t>Review Decision Trees (ai-4/11). Goal: Fit a root question and leaf predictions from training examples. Short practice: Which input distinguishes the original and changed tree? Point to the relevant step in the picture, then write the changed result and the rule or evidence that supports it.. Return to this week and explain what you changed.</w:t>
-      </w:r>
-    </w:p>
-    <w:p>
-      <w:r>
-        <w:t>Review Dataset Cards (ai-4/9). Goal: Inspect row meaning missing values and repeated records. Short practice: What two counts should the revised card show? Point to the relevant step in the picture, then write the changed result and the rule or evidence that supports it.. Return to this week and explain what you changed.</w:t>
-      </w:r>
-    </w:p>
-    <w:p>
-      <w:r>
-        <w:t>Review Label Quality (ai-4/6). Goal: Write an observable label rule with boundaries and a review option. Short practice: Why should two annotators not vote away Z’s missing evidence? Point to the relevant step in the picture, then write the changed result and the rule or evidence that supports it.. Return to this week and explain what you changed.</w:t>
+      <w:pPr>
+        <w:spacing w:line="336" w:lineRule="auto" w:after="180"/>
+      </w:pPr>
+      <w:r>
+        <w:rPr>
+          <w:b w:val="0"/>
+        </w:rPr>
+        <w:t xml:space="preserve">Review Decision Trees (ai-4/11). Goal: Fit a root question and leaf </w:t>
+      </w:r>
+      <w:r>
+        <w:rPr>
+          <w:b/>
+        </w:rPr>
+        <w:t>prediction</w:t>
+      </w:r>
+      <w:r>
+        <w:rPr>
+          <w:b w:val="0"/>
+        </w:rPr>
+        <w:t xml:space="preserve">s from </w:t>
+      </w:r>
+      <w:r>
+        <w:rPr>
+          <w:b/>
+        </w:rPr>
+        <w:t>training</w:t>
+      </w:r>
+      <w:r>
+        <w:rPr>
+          <w:b w:val="0"/>
+        </w:rPr>
+        <w:t xml:space="preserve"> examples. Short practice: Which </w:t>
+      </w:r>
+      <w:r>
+        <w:rPr>
+          <w:b/>
+        </w:rPr>
+        <w:t>input</w:t>
+      </w:r>
+      <w:r>
+        <w:rPr>
+          <w:b w:val="0"/>
+        </w:rPr>
+        <w:t xml:space="preserve"> distinguishes the original and changed tree?</w:t>
+      </w:r>
+    </w:p>
+    <w:p>
+      <w:pPr>
+        <w:spacing w:line="336" w:lineRule="auto" w:after="180"/>
+      </w:pPr>
+      <w:r>
+        <w:rPr>
+          <w:b w:val="0"/>
+        </w:rPr>
+        <w:t xml:space="preserve">Point to the relevant step in the picture, then write the changed result and the rule or </w:t>
+      </w:r>
+      <w:r>
+        <w:rPr>
+          <w:b/>
+        </w:rPr>
+        <w:t>evidence</w:t>
+      </w:r>
+      <w:r>
+        <w:rPr>
+          <w:b w:val="0"/>
+        </w:rPr>
+        <w:t xml:space="preserve"> that supports it.. Return to this week and explain what you changed.</w:t>
+      </w:r>
+    </w:p>
+    <w:p>
+      <w:pPr>
+        <w:spacing w:line="336" w:lineRule="auto" w:after="180"/>
+      </w:pPr>
+      <w:r>
+        <w:rPr>
+          <w:b w:val="0"/>
+        </w:rPr>
+        <w:t>Review Dataset Cards (ai-4/9). Goal: Inspect row meaning missing values and repeated records. Short practice: What two counts should the revised card show?</w:t>
+      </w:r>
+    </w:p>
+    <w:p>
+      <w:pPr>
+        <w:spacing w:line="336" w:lineRule="auto" w:after="180"/>
+      </w:pPr>
+      <w:r>
+        <w:rPr>
+          <w:b w:val="0"/>
+        </w:rPr>
+        <w:t xml:space="preserve">Point to the relevant step in the picture, then write the changed result and the rule or </w:t>
+      </w:r>
+      <w:r>
+        <w:rPr>
+          <w:b/>
+        </w:rPr>
+        <w:t>evidence</w:t>
+      </w:r>
+      <w:r>
+        <w:rPr>
+          <w:b w:val="0"/>
+        </w:rPr>
+        <w:t xml:space="preserve"> that supports it.. Return to this week and explain what you changed.</w:t>
+      </w:r>
+    </w:p>
+    <w:p>
+      <w:pPr>
+        <w:spacing w:line="336" w:lineRule="auto" w:after="180"/>
+      </w:pPr>
+      <w:r>
+        <w:rPr>
+          <w:b w:val="0"/>
+        </w:rPr>
+        <w:t xml:space="preserve">Review Label Quality (ai-4/6). Goal: Write an observable label rule with boundaries and a review option. Short practice: Why should two annotators not </w:t>
+      </w:r>
+      <w:r>
+        <w:rPr>
+          <w:b/>
+        </w:rPr>
+        <w:t>vote</w:t>
+      </w:r>
+      <w:r>
+        <w:rPr>
+          <w:b w:val="0"/>
+        </w:rPr>
+        <w:t xml:space="preserve"> away Z’s missing </w:t>
+      </w:r>
+      <w:r>
+        <w:rPr>
+          <w:b/>
+        </w:rPr>
+        <w:t>evidence</w:t>
+      </w:r>
+      <w:r>
+        <w:rPr>
+          <w:b w:val="0"/>
+        </w:rPr>
+        <w:t>?</w:t>
+      </w:r>
+    </w:p>
+    <w:p>
+      <w:pPr>
+        <w:spacing w:line="336" w:lineRule="auto" w:after="180"/>
+      </w:pPr>
+      <w:r>
+        <w:rPr>
+          <w:b w:val="0"/>
+        </w:rPr>
+        <w:t xml:space="preserve">Point to the relevant step in the picture, then write the changed result and the rule or </w:t>
+      </w:r>
+      <w:r>
+        <w:rPr>
+          <w:b/>
+        </w:rPr>
+        <w:t>evidence</w:t>
+      </w:r>
+      <w:r>
+        <w:rPr>
+          <w:b w:val="0"/>
+        </w:rPr>
+        <w:t xml:space="preserve"> that supports it.. Return to this week and explain what you changed.</w:t>
       </w:r>
     </w:p>
     <w:p>
@@ -1692,8 +3095,61 @@
       </w:r>
     </w:p>
     <w:p>
-      <w:r>
-        <w:t>The browser lab lets you edit the supported Python examples already included in this lesson. Predict first, run, inspect the actual output or error, change one input, then run again. Keep code, predictions, actual results and a reasoned revision together. On paper, label your result as a trace rather than an execution.</w:t>
+      <w:pPr>
+        <w:spacing w:line="336" w:lineRule="auto" w:after="180"/>
+      </w:pPr>
+      <w:r>
+        <w:rPr>
+          <w:b w:val="0"/>
+        </w:rPr>
+        <w:t xml:space="preserve">The browser lab lets you edit the supported Python examples already included in this lesson. Predict first, run, inspect the actual </w:t>
+      </w:r>
+      <w:r>
+        <w:rPr>
+          <w:b/>
+        </w:rPr>
+        <w:t>output</w:t>
+      </w:r>
+      <w:r>
+        <w:rPr>
+          <w:b w:val="0"/>
+        </w:rPr>
+        <w:t xml:space="preserve"> or error, change one </w:t>
+      </w:r>
+      <w:r>
+        <w:rPr>
+          <w:b/>
+        </w:rPr>
+        <w:t>input</w:t>
+      </w:r>
+      <w:r>
+        <w:rPr>
+          <w:b w:val="0"/>
+        </w:rPr>
+        <w:t>, then run again.</w:t>
+      </w:r>
+    </w:p>
+    <w:p>
+      <w:pPr>
+        <w:spacing w:line="336" w:lineRule="auto" w:after="180"/>
+      </w:pPr>
+      <w:r>
+        <w:rPr>
+          <w:b w:val="0"/>
+        </w:rPr>
+        <w:t xml:space="preserve">Keep code, </w:t>
+      </w:r>
+      <w:r>
+        <w:rPr>
+          <w:b/>
+        </w:rPr>
+        <w:t>prediction</w:t>
+      </w:r>
+      <w:r>
+        <w:rPr>
+          <w:b w:val="0"/>
+        </w:rPr>
+        <w:t>s, actual results and a reasoned revision together. On paper, label your result as a trace rather than an execution.</w:t>
       </w:r>
     </w:p>
     <w:p>
@@ -1705,8 +3161,37 @@
       </w:r>
     </w:p>
     <w:p>
-      <w:r>
-        <w:t>Use Download completed work in the hosted lesson to export your answers, reflections, practice feedback and code-run evidence. Open the HTML copy to read or print it. Drafts stay in this browser when storage is available; clear drafts on a shared device.</w:t>
+      <w:pPr>
+        <w:spacing w:line="336" w:lineRule="auto" w:after="180"/>
+      </w:pPr>
+      <w:r>
+        <w:rPr>
+          <w:b w:val="0"/>
+        </w:rPr>
+        <w:t xml:space="preserve">Use Download completed work in the hosted lesson to export your answers, reflections, practice feedback and code-run </w:t>
+      </w:r>
+      <w:r>
+        <w:rPr>
+          <w:b/>
+        </w:rPr>
+        <w:t>evidence</w:t>
+      </w:r>
+      <w:r>
+        <w:rPr>
+          <w:b w:val="0"/>
+        </w:rPr>
+        <w:t>. Open the HTML copy to read or print it.</w:t>
+      </w:r>
+    </w:p>
+    <w:p>
+      <w:pPr>
+        <w:spacing w:line="336" w:lineRule="auto" w:after="180"/>
+      </w:pPr>
+      <w:r>
+        <w:rPr>
+          <w:b w:val="0"/>
+        </w:rPr>
+        <w:t>Drafts stay in this browser when storage is available; clear drafts on a shared device.</w:t>
       </w:r>
     </w:p>
     <w:p>
@@ -1720,6 +3205,912 @@
     <w:p>
       <w:r>
         <w:t>________________________________________________________________</w:t>
+      </w:r>
+    </w:p>
+    <w:p>
+      <w:r>
+        <w:t>________________________________________________________________</w:t>
+      </w:r>
+    </w:p>
+    <w:p>
+      <w:r>
+        <w:t>________________________________________________________________</w:t>
+      </w:r>
+    </w:p>
+    <w:p>
+      <w:r>
+        <w:t>________________________________________________________________</w:t>
+      </w:r>
+    </w:p>
+    <w:p>
+      <w:r>
+        <w:t>________________________________________________________________</w:t>
+      </w:r>
+    </w:p>
+    <w:p>
+      <w:pPr>
+        <w:pStyle w:val="Heading1"/>
+      </w:pPr>
+      <w:r>
+        <w:t>21. Visual concept journey</w:t>
+      </w:r>
+    </w:p>
+    <w:p>
+      <w:r>
+        <w:t>Explain each Nearest Neighbors picture from its labels, then record a relevant limit.</w:t>
+      </w:r>
+    </w:p>
+    <w:p>
+      <w:pPr>
+        <w:pStyle w:val="Heading3"/>
+      </w:pPr>
+      <w:r>
+        <w:t>01. Nearest Neighbors: the case</w:t>
+      </w:r>
+    </w:p>
+    <w:p>
+      <w:r>
+        <w:drawing>
+          <wp:inline xmlns:a="http://schemas.openxmlformats.org/drawingml/2006/main" xmlns:pic="http://schemas.openxmlformats.org/drawingml/2006/picture">
+            <wp:extent cx="5486400" cy="3142488"/>
+            <wp:docPr id="3" name="Picture 3" descr="Let a nearest-neighbour picture show each distance before voting. Supplied facts: Training: A length 2 healthy; B length8 spotted; C length11 spotted. Query length5 cm. Distance is absolute difference; ties use alphabetically earlier ID. All inputs and outcomes in this worked example are invented classroom data; no real model run is claimed."/>
+            <wp:cNvGraphicFramePr>
+              <a:graphicFrameLocks noChangeAspect="1"/>
+            </wp:cNvGraphicFramePr>
+            <a:graphic>
+              <a:graphicData uri="http://schemas.openxmlformats.org/drawingml/2006/picture">
+                <pic:pic>
+                  <pic:nvPicPr>
+                    <pic:cNvPr id="0" name="academy-story-ai-4-12-01.png"/>
+                    <pic:cNvPicPr/>
+                  </pic:nvPicPr>
+                  <pic:blipFill>
+                    <a:blip r:embed="rId11"/>
+                    <a:stretch>
+                      <a:fillRect/>
+                    </a:stretch>
+                  </pic:blipFill>
+                  <pic:spPr>
+                    <a:xfrm>
+                      <a:off x="0" y="0"/>
+                      <a:ext cx="5486400" cy="3142488"/>
+                    </a:xfrm>
+                    <a:prstGeom prst="rect"/>
+                  </pic:spPr>
+                </pic:pic>
+              </a:graphicData>
+            </a:graphic>
+          </wp:inline>
+        </w:drawing>
+      </w:r>
+    </w:p>
+    <w:p>
+      <w:pPr>
+        <w:spacing w:line="336" w:lineRule="auto" w:after="180"/>
+      </w:pPr>
+      <w:r>
+        <w:rPr>
+          <w:b w:val="0"/>
+        </w:rPr>
+        <w:t>Let a nearest-</w:t>
+      </w:r>
+      <w:r>
+        <w:rPr>
+          <w:b/>
+        </w:rPr>
+        <w:t>neighbour</w:t>
+      </w:r>
+      <w:r>
+        <w:rPr>
+          <w:b w:val="0"/>
+        </w:rPr>
+        <w:t xml:space="preserve"> picture show each </w:t>
+      </w:r>
+      <w:r>
+        <w:rPr>
+          <w:b/>
+        </w:rPr>
+        <w:t>distance</w:t>
+      </w:r>
+      <w:r>
+        <w:rPr>
+          <w:b w:val="0"/>
+        </w:rPr>
+        <w:t xml:space="preserve"> before voting. Supplied facts: </w:t>
+      </w:r>
+      <w:r>
+        <w:rPr>
+          <w:b/>
+        </w:rPr>
+        <w:t>Training</w:t>
+      </w:r>
+      <w:r>
+        <w:rPr>
+          <w:b w:val="0"/>
+        </w:rPr>
+        <w:t>: A length 2 healthy; B length8 spotted; C length11 spotted. Query length5 cm.</w:t>
+      </w:r>
+    </w:p>
+    <w:p>
+      <w:pPr>
+        <w:spacing w:line="336" w:lineRule="auto" w:after="180"/>
+      </w:pPr>
+      <w:r>
+        <w:rPr>
+          <w:b/>
+        </w:rPr>
+        <w:t>Distance</w:t>
+      </w:r>
+      <w:r>
+        <w:rPr>
+          <w:b w:val="0"/>
+        </w:rPr>
+        <w:t xml:space="preserve"> is absolute difference; ties use alphabetically earlier ID. All </w:t>
+      </w:r>
+      <w:r>
+        <w:rPr>
+          <w:b/>
+        </w:rPr>
+        <w:t>input</w:t>
+      </w:r>
+      <w:r>
+        <w:rPr>
+          <w:b w:val="0"/>
+        </w:rPr>
+        <w:t>s and outcomes in this worked example are invented classroom data; no real model run is claimed.</w:t>
+      </w:r>
+    </w:p>
+    <w:p>
+      <w:pPr>
+        <w:spacing w:line="336" w:lineRule="auto" w:after="180"/>
+        <w:shd w:fill="F5F1FB"/>
+      </w:pPr>
+      <w:r>
+        <w:rPr>
+          <w:b w:val="0"/>
+        </w:rPr>
+        <w:t>Point to the given fact that matters most. Explain why it matters.</w:t>
+      </w:r>
+    </w:p>
+    <w:p>
+      <w:pPr>
+        <w:pStyle w:val="Heading3"/>
+      </w:pPr>
+      <w:r>
+        <w:t>My picture explanation, deciding evidence and one limit</w:t>
+      </w:r>
+    </w:p>
+    <w:p>
+      <w:r>
+        <w:t>________________________________________________________________</w:t>
+      </w:r>
+    </w:p>
+    <w:p>
+      <w:r>
+        <w:t>________________________________________________________________</w:t>
+      </w:r>
+    </w:p>
+    <w:p>
+      <w:r>
+        <w:t>________________________________________________________________</w:t>
+      </w:r>
+    </w:p>
+    <w:p>
+      <w:r>
+        <w:t>________________________________________________________________</w:t>
+      </w:r>
+    </w:p>
+    <w:p>
+      <w:pPr>
+        <w:pStyle w:val="Heading3"/>
+      </w:pPr>
+      <w:r>
+        <w:t>02. Follow the deciding steps</w:t>
+      </w:r>
+    </w:p>
+    <w:p>
+      <w:r>
+        <w:drawing>
+          <wp:inline xmlns:a="http://schemas.openxmlformats.org/drawingml/2006/main" xmlns:pic="http://schemas.openxmlformats.org/drawingml/2006/picture">
+            <wp:extent cx="5486400" cy="3182112"/>
+            <wp:docPr id="4" name="Picture 4" descr="Measure distances: To A: |5-2|=3; B: |5-8|=3; C: |5-11|=6 cm. → Apply k=1 rule: A and B tie nearest; declared ID tie-break chooses A, predicting healthy. → Compare k=3: All three vote: two spotted and one healthy, so k=3 predicts spotted."/>
+            <wp:cNvGraphicFramePr>
+              <a:graphicFrameLocks noChangeAspect="1"/>
+            </wp:cNvGraphicFramePr>
+            <a:graphic>
+              <a:graphicData uri="http://schemas.openxmlformats.org/drawingml/2006/picture">
+                <pic:pic>
+                  <pic:nvPicPr>
+                    <pic:cNvPr id="0" name="academy-story-ai-4-12-02.png"/>
+                    <pic:cNvPicPr/>
+                  </pic:nvPicPr>
+                  <pic:blipFill>
+                    <a:blip r:embed="rId12"/>
+                    <a:stretch>
+                      <a:fillRect/>
+                    </a:stretch>
+                  </pic:blipFill>
+                  <pic:spPr>
+                    <a:xfrm>
+                      <a:off x="0" y="0"/>
+                      <a:ext cx="5486400" cy="3182112"/>
+                    </a:xfrm>
+                    <a:prstGeom prst="rect"/>
+                  </pic:spPr>
+                </pic:pic>
+              </a:graphicData>
+            </a:graphic>
+          </wp:inline>
+        </w:drawing>
+      </w:r>
+    </w:p>
+    <w:p>
+      <w:pPr>
+        <w:spacing w:line="336" w:lineRule="auto" w:after="180"/>
+      </w:pPr>
+      <w:r>
+        <w:rPr>
+          <w:b w:val="0"/>
+        </w:rPr>
+        <w:t xml:space="preserve">Measure </w:t>
+      </w:r>
+      <w:r>
+        <w:rPr>
+          <w:b/>
+        </w:rPr>
+        <w:t>distance</w:t>
+      </w:r>
+      <w:r>
+        <w:rPr>
+          <w:b w:val="0"/>
+        </w:rPr>
+        <w:t xml:space="preserve">s: To A: |5-2|=3; B: |5-8|=3; C: |5-11|=6 cm. → Apply k=1 rule: A and B tie nearest; declared ID tie-break chooses A, predicting healthy. → Compare k=3: All three </w:t>
+      </w:r>
+      <w:r>
+        <w:rPr>
+          <w:b/>
+        </w:rPr>
+        <w:t>vote</w:t>
+      </w:r>
+      <w:r>
+        <w:rPr>
+          <w:b w:val="0"/>
+        </w:rPr>
+        <w:t>: two spotted and one healthy, so k=3 predicts spotted.</w:t>
+      </w:r>
+    </w:p>
+    <w:p>
+      <w:pPr>
+        <w:spacing w:line="336" w:lineRule="auto" w:after="180"/>
+        <w:shd w:fill="F5F1FB"/>
+      </w:pPr>
+      <w:r>
+        <w:rPr>
+          <w:b w:val="0"/>
+        </w:rPr>
+        <w:t xml:space="preserve">Point to each numbered stage and explain which recorded </w:t>
+      </w:r>
+      <w:r>
+        <w:rPr>
+          <w:b/>
+        </w:rPr>
+        <w:t>input</w:t>
+      </w:r>
+      <w:r>
+        <w:rPr>
+          <w:b w:val="0"/>
+        </w:rPr>
+        <w:t xml:space="preserve"> it uses.</w:t>
+      </w:r>
+    </w:p>
+    <w:p>
+      <w:pPr>
+        <w:pStyle w:val="Heading3"/>
+      </w:pPr>
+      <w:r>
+        <w:t>My picture explanation, deciding evidence and one limit</w:t>
+      </w:r>
+    </w:p>
+    <w:p>
+      <w:r>
+        <w:t>________________________________________________________________</w:t>
+      </w:r>
+    </w:p>
+    <w:p>
+      <w:r>
+        <w:t>________________________________________________________________</w:t>
+      </w:r>
+    </w:p>
+    <w:p>
+      <w:r>
+        <w:t>________________________________________________________________</w:t>
+      </w:r>
+    </w:p>
+    <w:p>
+      <w:r>
+        <w:t>________________________________________________________________</w:t>
+      </w:r>
+    </w:p>
+    <w:p>
+      <w:pPr>
+        <w:pStyle w:val="Heading3"/>
+      </w:pPr>
+      <w:r>
+        <w:t>03. One-dimensional neighbours shown along length axis</w:t>
+      </w:r>
+    </w:p>
+    <w:p>
+      <w:r>
+        <w:drawing>
+          <wp:inline xmlns:a="http://schemas.openxmlformats.org/drawingml/2006/main" xmlns:pic="http://schemas.openxmlformats.org/drawingml/2006/picture">
+            <wp:extent cx="5486400" cy="3938016"/>
+            <wp:docPr id="5" name="Picture 5" descr="One-dimensional neighbours shown along length axis. A healthy: (2, 0). B spotted: (8, 0). C spotted: (11, 0). Query query: (5, 0). Axes: length (cm); fixed display row, y=0. Distance: Absolute length difference; ties use alphabetically earlier ID."/>
+            <wp:cNvGraphicFramePr>
+              <a:graphicFrameLocks noChangeAspect="1"/>
+            </wp:cNvGraphicFramePr>
+            <a:graphic>
+              <a:graphicData uri="http://schemas.openxmlformats.org/drawingml/2006/picture">
+                <pic:pic>
+                  <pic:nvPicPr>
+                    <pic:cNvPr id="0" name="academy-story-ai-4-12-03.png"/>
+                    <pic:cNvPicPr/>
+                  </pic:nvPicPr>
+                  <pic:blipFill>
+                    <a:blip r:embed="rId13"/>
+                    <a:stretch>
+                      <a:fillRect/>
+                    </a:stretch>
+                  </pic:blipFill>
+                  <pic:spPr>
+                    <a:xfrm>
+                      <a:off x="0" y="0"/>
+                      <a:ext cx="5486400" cy="3938016"/>
+                    </a:xfrm>
+                    <a:prstGeom prst="rect"/>
+                  </pic:spPr>
+                </pic:pic>
+              </a:graphicData>
+            </a:graphic>
+          </wp:inline>
+        </w:drawing>
+      </w:r>
+    </w:p>
+    <w:p>
+      <w:pPr>
+        <w:spacing w:line="336" w:lineRule="auto" w:after="180"/>
+      </w:pPr>
+      <w:r>
+        <w:rPr>
+          <w:b w:val="0"/>
+        </w:rPr>
+        <w:t xml:space="preserve">One-dimensional </w:t>
+      </w:r>
+      <w:r>
+        <w:rPr>
+          <w:b/>
+        </w:rPr>
+        <w:t>neighbour</w:t>
+      </w:r>
+      <w:r>
+        <w:rPr>
+          <w:b w:val="0"/>
+        </w:rPr>
+        <w:t>s shown along length axis. A healthy: (2, 0). B spotted: (8, 0). C spotted: (11, 0). Query query: (5, 0). Axes: length (cm); fixed display row, y=0.</w:t>
+      </w:r>
+    </w:p>
+    <w:p>
+      <w:pPr>
+        <w:spacing w:line="336" w:lineRule="auto" w:after="180"/>
+      </w:pPr>
+      <w:r>
+        <w:rPr>
+          <w:b/>
+        </w:rPr>
+        <w:t>Distance</w:t>
+      </w:r>
+      <w:r>
+        <w:rPr>
+          <w:b w:val="0"/>
+        </w:rPr>
+        <w:t>: Absolute length difference; ties use alphabetically earlier ID.</w:t>
+      </w:r>
+    </w:p>
+    <w:p>
+      <w:pPr>
+        <w:spacing w:line="336" w:lineRule="auto" w:after="180"/>
+        <w:shd w:fill="F5F1FB"/>
+      </w:pPr>
+      <w:r>
+        <w:rPr>
+          <w:b w:val="0"/>
+        </w:rPr>
+        <w:t>Read the labels and values. Explain the relationship the model shows.</w:t>
+      </w:r>
+    </w:p>
+    <w:p>
+      <w:pPr>
+        <w:pStyle w:val="Heading3"/>
+      </w:pPr>
+      <w:r>
+        <w:t>My picture explanation, deciding evidence and one limit</w:t>
+      </w:r>
+    </w:p>
+    <w:p>
+      <w:r>
+        <w:t>________________________________________________________________</w:t>
+      </w:r>
+    </w:p>
+    <w:p>
+      <w:r>
+        <w:t>________________________________________________________________</w:t>
+      </w:r>
+    </w:p>
+    <w:p>
+      <w:r>
+        <w:t>________________________________________________________________</w:t>
+      </w:r>
+    </w:p>
+    <w:p>
+      <w:r>
+        <w:t>________________________________________________________________</w:t>
+      </w:r>
+    </w:p>
+    <w:p>
+      <w:pPr>
+        <w:pStyle w:val="Heading3"/>
+      </w:pPr>
+      <w:r>
+        <w:t>04. Change one thing. Trace what follows.</w:t>
+      </w:r>
+    </w:p>
+    <w:p>
+      <w:r>
+        <w:drawing>
+          <wp:inline xmlns:a="http://schemas.openxmlformats.org/drawingml/2006/main" xmlns:pic="http://schemas.openxmlformats.org/drawingml/2006/picture">
+            <wp:extent cx="5486400" cy="3026664"/>
+            <wp:docPr id="6" name="Picture 6" descr="Original case: All three vote: two spotted and one healthy, so k=3 predicts spotted. Changed condition: Move the query to length7 cm. Expected result: k=1 predicts spotted from B, distance1; k=3 remains spotted. Reason: Distances become 5, 1, 4 cm, so the nearest tie disappears."/>
+            <wp:cNvGraphicFramePr>
+              <a:graphicFrameLocks noChangeAspect="1"/>
+            </wp:cNvGraphicFramePr>
+            <a:graphic>
+              <a:graphicData uri="http://schemas.openxmlformats.org/drawingml/2006/picture">
+                <pic:pic>
+                  <pic:nvPicPr>
+                    <pic:cNvPr id="0" name="academy-story-ai-4-12-04.png"/>
+                    <pic:cNvPicPr/>
+                  </pic:nvPicPr>
+                  <pic:blipFill>
+                    <a:blip r:embed="rId14"/>
+                    <a:stretch>
+                      <a:fillRect/>
+                    </a:stretch>
+                  </pic:blipFill>
+                  <pic:spPr>
+                    <a:xfrm>
+                      <a:off x="0" y="0"/>
+                      <a:ext cx="5486400" cy="3026664"/>
+                    </a:xfrm>
+                    <a:prstGeom prst="rect"/>
+                  </pic:spPr>
+                </pic:pic>
+              </a:graphicData>
+            </a:graphic>
+          </wp:inline>
+        </w:drawing>
+      </w:r>
+    </w:p>
+    <w:p>
+      <w:pPr>
+        <w:spacing w:line="336" w:lineRule="auto" w:after="180"/>
+      </w:pPr>
+      <w:r>
+        <w:rPr>
+          <w:b w:val="0"/>
+        </w:rPr>
+        <w:t xml:space="preserve">Original case: All three </w:t>
+      </w:r>
+      <w:r>
+        <w:rPr>
+          <w:b/>
+        </w:rPr>
+        <w:t>vote</w:t>
+      </w:r>
+      <w:r>
+        <w:rPr>
+          <w:b w:val="0"/>
+        </w:rPr>
+        <w:t xml:space="preserve">: two spotted and one healthy, so k=3 predicts spotted. Changed condition: Move the query to length7 cm. Expected result: k=1 predicts spotted from B, </w:t>
+      </w:r>
+      <w:r>
+        <w:rPr>
+          <w:b/>
+        </w:rPr>
+        <w:t>distance</w:t>
+      </w:r>
+      <w:r>
+        <w:rPr>
+          <w:b w:val="0"/>
+        </w:rPr>
+        <w:t>1; k=3 remains spotted.</w:t>
+      </w:r>
+    </w:p>
+    <w:p>
+      <w:pPr>
+        <w:spacing w:line="336" w:lineRule="auto" w:after="180"/>
+      </w:pPr>
+      <w:r>
+        <w:rPr>
+          <w:b w:val="0"/>
+        </w:rPr>
+        <w:t xml:space="preserve">Reason: </w:t>
+      </w:r>
+      <w:r>
+        <w:rPr>
+          <w:b/>
+        </w:rPr>
+        <w:t>Distance</w:t>
+      </w:r>
+      <w:r>
+        <w:rPr>
+          <w:b w:val="0"/>
+        </w:rPr>
+        <w:t>s become 5, 1, 4 cm, so the nearest tie disappears.</w:t>
+      </w:r>
+    </w:p>
+    <w:p>
+      <w:pPr>
+        <w:spacing w:line="336" w:lineRule="auto" w:after="180"/>
+        <w:shd w:fill="F5F1FB"/>
+      </w:pPr>
+      <w:r>
+        <w:rPr>
+          <w:b w:val="0"/>
+        </w:rPr>
+        <w:t>Predict before checking the worked changed-case result. Name what changed and what the supplied facts allow you to conclude.</w:t>
+      </w:r>
+    </w:p>
+    <w:p>
+      <w:pPr>
+        <w:pStyle w:val="Heading3"/>
+      </w:pPr>
+      <w:r>
+        <w:t>My picture explanation, deciding evidence and one limit</w:t>
+      </w:r>
+    </w:p>
+    <w:p>
+      <w:r>
+        <w:t>________________________________________________________________</w:t>
+      </w:r>
+    </w:p>
+    <w:p>
+      <w:r>
+        <w:t>________________________________________________________________</w:t>
+      </w:r>
+    </w:p>
+    <w:p>
+      <w:r>
+        <w:t>________________________________________________________________</w:t>
+      </w:r>
+    </w:p>
+    <w:p>
+      <w:r>
+        <w:t>________________________________________________________________</w:t>
+      </w:r>
+    </w:p>
+    <w:p>
+      <w:pPr>
+        <w:pStyle w:val="Heading3"/>
+      </w:pPr>
+      <w:r>
+        <w:t>05. Connect the explanation to its limit</w:t>
+      </w:r>
+    </w:p>
+    <w:p>
+      <w:r>
+        <w:drawing>
+          <wp:inline xmlns:a="http://schemas.openxmlformats.org/drawingml/2006/main" xmlns:pic="http://schemas.openxmlformats.org/drawingml/2006/picture">
+            <wp:extent cx="5486400" cy="2834640"/>
+            <wp:docPr id="7" name="Picture 7" descr="Read the picture in order. All three vote: two spotted and one healthy, so k=3 predicts spotted. The arrows show which recorded input or intermediate result each decision uses. Explain the deciding step aloud before checking the changed case; pointing to the final answer alone does not show how it follows. Limit: Length alone is a toy feature, not a disease diagnosis. Distance choices and feature scaling can change neighbours."/>
+            <wp:cNvGraphicFramePr>
+              <a:graphicFrameLocks noChangeAspect="1"/>
+            </wp:cNvGraphicFramePr>
+            <a:graphic>
+              <a:graphicData uri="http://schemas.openxmlformats.org/drawingml/2006/picture">
+                <pic:pic>
+                  <pic:nvPicPr>
+                    <pic:cNvPr id="0" name="academy-story-ai-4-12-05.png"/>
+                    <pic:cNvPicPr/>
+                  </pic:nvPicPr>
+                  <pic:blipFill>
+                    <a:blip r:embed="rId15"/>
+                    <a:stretch>
+                      <a:fillRect/>
+                    </a:stretch>
+                  </pic:blipFill>
+                  <pic:spPr>
+                    <a:xfrm>
+                      <a:off x="0" y="0"/>
+                      <a:ext cx="5486400" cy="2834640"/>
+                    </a:xfrm>
+                    <a:prstGeom prst="rect"/>
+                  </pic:spPr>
+                </pic:pic>
+              </a:graphicData>
+            </a:graphic>
+          </wp:inline>
+        </w:drawing>
+      </w:r>
+    </w:p>
+    <w:p>
+      <w:pPr>
+        <w:spacing w:line="336" w:lineRule="auto" w:after="180"/>
+      </w:pPr>
+      <w:r>
+        <w:rPr>
+          <w:b w:val="0"/>
+        </w:rPr>
+        <w:t xml:space="preserve">Read the picture in order. All three </w:t>
+      </w:r>
+      <w:r>
+        <w:rPr>
+          <w:b/>
+        </w:rPr>
+        <w:t>vote</w:t>
+      </w:r>
+      <w:r>
+        <w:rPr>
+          <w:b w:val="0"/>
+        </w:rPr>
+        <w:t xml:space="preserve">: two spotted and one healthy, so k=3 predicts spotted. The arrows show which recorded </w:t>
+      </w:r>
+      <w:r>
+        <w:rPr>
+          <w:b/>
+        </w:rPr>
+        <w:t>input</w:t>
+      </w:r>
+      <w:r>
+        <w:rPr>
+          <w:b w:val="0"/>
+        </w:rPr>
+        <w:t xml:space="preserve"> or intermediate result each decision uses.</w:t>
+      </w:r>
+    </w:p>
+    <w:p>
+      <w:pPr>
+        <w:spacing w:line="336" w:lineRule="auto" w:after="180"/>
+      </w:pPr>
+      <w:r>
+        <w:rPr>
+          <w:b w:val="0"/>
+        </w:rPr>
+        <w:t>Explain the deciding step aloud before checking the changed case; pointing to the final answer alone does not show how it follows. Limit: Length alone is a toy feature, not a disease diagnosis.</w:t>
+      </w:r>
+    </w:p>
+    <w:p>
+      <w:pPr>
+        <w:spacing w:line="336" w:lineRule="auto" w:after="180"/>
+      </w:pPr>
+      <w:r>
+        <w:rPr>
+          <w:b/>
+        </w:rPr>
+        <w:t>Distance</w:t>
+      </w:r>
+      <w:r>
+        <w:rPr>
+          <w:b w:val="0"/>
+        </w:rPr>
+        <w:t xml:space="preserve"> choices and feature </w:t>
+      </w:r>
+      <w:r>
+        <w:rPr>
+          <w:b/>
+        </w:rPr>
+        <w:t>scaling</w:t>
+      </w:r>
+      <w:r>
+        <w:rPr>
+          <w:b w:val="0"/>
+        </w:rPr>
+        <w:t xml:space="preserve"> can change </w:t>
+      </w:r>
+      <w:r>
+        <w:rPr>
+          <w:b/>
+        </w:rPr>
+        <w:t>neighbour</w:t>
+      </w:r>
+      <w:r>
+        <w:rPr>
+          <w:b w:val="0"/>
+        </w:rPr>
+        <w:t>s.</w:t>
+      </w:r>
+    </w:p>
+    <w:p>
+      <w:pPr>
+        <w:spacing w:line="336" w:lineRule="auto" w:after="180"/>
+        <w:shd w:fill="F5F1FB"/>
+      </w:pPr>
+      <w:r>
+        <w:rPr>
+          <w:b w:val="0"/>
+        </w:rPr>
+        <w:t>Explain the case, then point to a limit on the claim.</w:t>
+      </w:r>
+    </w:p>
+    <w:p>
+      <w:pPr>
+        <w:pStyle w:val="Heading3"/>
+      </w:pPr>
+      <w:r>
+        <w:t>My picture explanation, deciding evidence and one limit</w:t>
+      </w:r>
+    </w:p>
+    <w:p>
+      <w:r>
+        <w:t>________________________________________________________________</w:t>
+      </w:r>
+    </w:p>
+    <w:p>
+      <w:r>
+        <w:t>________________________________________________________________</w:t>
+      </w:r>
+    </w:p>
+    <w:p>
+      <w:r>
+        <w:t>________________________________________________________________</w:t>
+      </w:r>
+    </w:p>
+    <w:p>
+      <w:r>
+        <w:t>________________________________________________________________</w:t>
+      </w:r>
+    </w:p>
+    <w:p>
+      <w:pPr>
+        <w:pStyle w:val="Heading3"/>
+      </w:pPr>
+      <w:r>
+        <w:t>06. Make the idea visible in your project</w:t>
+      </w:r>
+    </w:p>
+    <w:p>
+      <w:r>
+        <w:drawing>
+          <wp:inline xmlns:a="http://schemas.openxmlformats.org/drawingml/2006/main" xmlns:pic="http://schemas.openxmlformats.org/drawingml/2006/picture">
+            <wp:extent cx="5486400" cy="3681984"/>
+            <wp:docPr id="8" name="Picture 8" descr="For your Responsible Plant Classifier, save the input, procedure, observed result and limitation of this check. Label this worked example as practice; use a different, previously unreviewed case when checking independent understanding. Draw your input, deciding step, result and limit. Supported question: Why is the k=1 outcome at length5 not uniquely determined without a tie rule? Point to the relevant step in the picture, then write the changed result and the rule or evidence that supports it."/>
+            <wp:cNvGraphicFramePr>
+              <a:graphicFrameLocks noChangeAspect="1"/>
+            </wp:cNvGraphicFramePr>
+            <a:graphic>
+              <a:graphicData uri="http://schemas.openxmlformats.org/drawingml/2006/picture">
+                <pic:pic>
+                  <pic:nvPicPr>
+                    <pic:cNvPr id="0" name="academy-story-ai-4-12-06.png"/>
+                    <pic:cNvPicPr/>
+                  </pic:nvPicPr>
+                  <pic:blipFill>
+                    <a:blip r:embed="rId16"/>
+                    <a:stretch>
+                      <a:fillRect/>
+                    </a:stretch>
+                  </pic:blipFill>
+                  <pic:spPr>
+                    <a:xfrm>
+                      <a:off x="0" y="0"/>
+                      <a:ext cx="5486400" cy="3681984"/>
+                    </a:xfrm>
+                    <a:prstGeom prst="rect"/>
+                  </pic:spPr>
+                </pic:pic>
+              </a:graphicData>
+            </a:graphic>
+          </wp:inline>
+        </w:drawing>
+      </w:r>
+    </w:p>
+    <w:p>
+      <w:pPr>
+        <w:spacing w:line="336" w:lineRule="auto" w:after="180"/>
+      </w:pPr>
+      <w:r>
+        <w:rPr>
+          <w:b w:val="0"/>
+        </w:rPr>
+        <w:t xml:space="preserve">For your Responsible Plant Classifier, save the </w:t>
+      </w:r>
+      <w:r>
+        <w:rPr>
+          <w:b/>
+        </w:rPr>
+        <w:t>input</w:t>
+      </w:r>
+      <w:r>
+        <w:rPr>
+          <w:b w:val="0"/>
+        </w:rPr>
+        <w:t>, procedure, observed result and limitation of this check.</w:t>
+      </w:r>
+    </w:p>
+    <w:p>
+      <w:pPr>
+        <w:spacing w:line="336" w:lineRule="auto" w:after="180"/>
+      </w:pPr>
+      <w:r>
+        <w:rPr>
+          <w:b w:val="0"/>
+        </w:rPr>
+        <w:t xml:space="preserve">Label this worked example as practice; use a different, previously unreviewed case when checking independent understanding. Draw your </w:t>
+      </w:r>
+      <w:r>
+        <w:rPr>
+          <w:b/>
+        </w:rPr>
+        <w:t>input</w:t>
+      </w:r>
+      <w:r>
+        <w:rPr>
+          <w:b w:val="0"/>
+        </w:rPr>
+        <w:t>, deciding step, result and limit.</w:t>
+      </w:r>
+    </w:p>
+    <w:p>
+      <w:pPr>
+        <w:spacing w:line="336" w:lineRule="auto" w:after="180"/>
+      </w:pPr>
+      <w:r>
+        <w:rPr>
+          <w:b w:val="0"/>
+        </w:rPr>
+        <w:t xml:space="preserve">Supported question: Why is the k=1 outcome at length5 not uniquely determined without a tie rule? Point to the relevant step in the picture, then write the changed result and the rule or </w:t>
+      </w:r>
+      <w:r>
+        <w:rPr>
+          <w:b/>
+        </w:rPr>
+        <w:t>evidence</w:t>
+      </w:r>
+      <w:r>
+        <w:rPr>
+          <w:b w:val="0"/>
+        </w:rPr>
+        <w:t xml:space="preserve"> that supports it.</w:t>
+      </w:r>
+    </w:p>
+    <w:p>
+      <w:pPr>
+        <w:spacing w:line="336" w:lineRule="auto" w:after="180"/>
+        <w:shd w:fill="F5F1FB"/>
+      </w:pPr>
+      <w:r>
+        <w:rPr>
+          <w:b w:val="0"/>
+        </w:rPr>
+        <w:t xml:space="preserve">Draw your project trace and justify the deciding step using </w:t>
+      </w:r>
+      <w:r>
+        <w:rPr>
+          <w:b/>
+        </w:rPr>
+        <w:t>evidence</w:t>
+      </w:r>
+      <w:r>
+        <w:rPr>
+          <w:b w:val="0"/>
+        </w:rPr>
+        <w:t>.</w:t>
+      </w:r>
+    </w:p>
+    <w:p>
+      <w:pPr>
+        <w:pStyle w:val="Heading3"/>
+      </w:pPr>
+      <w:r>
+        <w:t>My picture explanation, deciding evidence and one limit</w:t>
       </w:r>
     </w:p>
     <w:p>

--- a/downloads/workbook/ai-4-week-12.docx
+++ b/downloads/workbook/ai-4-week-12.docx
@@ -1447,6 +1447,26 @@
     </w:p>
     <w:p>
       <w:pPr>
+        <w:pStyle w:val="Heading3"/>
+      </w:pPr>
+      <w:r>
+        <w:t>Where to find the supplied example</w:t>
+      </w:r>
+    </w:p>
+    <w:p>
+      <w:pPr>
+        <w:spacing w:line="336" w:lineRule="auto" w:after="180"/>
+        <w:shd w:fill="F1F6F8"/>
+      </w:pPr>
+      <w:r>
+        <w:rPr>
+          <w:b w:val="0"/>
+        </w:rPr>
+        <w:t>Reference for this exercise: open this week’s student lesson, “Nearest Neighbors”, at “See how it works” and “Follow a worked example”. Use the original worked values or code named in the question; the later pictorial case is a separate example. Keep this reference beside your workbook while practising.</w:t>
+      </w:r>
+    </w:p>
+    <w:p>
+      <w:pPr>
         <w:spacing w:line="336" w:lineRule="auto" w:after="180"/>
       </w:pPr>
       <w:r>
@@ -1517,6 +1537,26 @@
     <w:p>
       <w:r>
         <w:t>Attempt before feedback. If this repeats the selected independent case, reuse that first attempt; otherwise keep a separate record. Find neighbours independently. Apply the supplied Nearest Neighbors facts and keep your reasoning.</w:t>
+      </w:r>
+    </w:p>
+    <w:p>
+      <w:pPr>
+        <w:pStyle w:val="Heading3"/>
+      </w:pPr>
+      <w:r>
+        <w:t>Rules supplied for this independent case</w:t>
+      </w:r>
+    </w:p>
+    <w:p>
+      <w:pPr>
+        <w:spacing w:line="336" w:lineRule="auto" w:after="180"/>
+        <w:shd w:fill="F1F6F8"/>
+      </w:pPr>
+      <w:r>
+        <w:rPr>
+          <w:b w:val="0"/>
+        </w:rPr>
+        <w:t>Rules: use absolute difference in centimetres. Rank neighbours by distance, then alphabetical ID, and use the majority among the selected k training labels. Fit the constant baseline to the training-majority label; a majority tie would choose clear. Do not add validation rows to the neighbour pool.</w:t>
       </w:r>
     </w:p>
     <w:p>

--- a/downloads/workbook/ai-4-week-12.docx
+++ b/downloads/workbook/ai-4-week-12.docx
@@ -25,22 +25,45 @@
         <w:pStyle w:val="Heading1"/>
       </w:pPr>
       <w:r>
-        <w:t>01. Recall and choose your starting point</w:t>
-      </w:r>
-    </w:p>
-    <w:p>
-      <w:r>
-        <w:t>Record your starting explanation for Nearest Neighbors before opening notes. Show any later correction separately.</w:t>
-      </w:r>
-    </w:p>
-    <w:p>
-      <w:pPr>
-        <w:spacing w:line="336" w:lineRule="auto" w:after="180"/>
-      </w:pPr>
-      <w:r>
-        <w:rPr>
-          <w:b w:val="0"/>
-        </w:rPr>
+        <w:t>One coherent neighbour-ranking record.</w:t>
+      </w:r>
+    </w:p>
+    <w:p>
+      <w:r>
+        <w:t>Trace distances and tie rules, compare k values and judge bounded validation evidence.</w:t>
+      </w:r>
+    </w:p>
+    <w:p>
+      <w:r>
+        <w:t>W1–W3/W5 → selected three-point task → project method record → fresh changed-case return.</w:t>
+      </w:r>
+    </w:p>
+    <w:p>
+      <w:pPr>
+        <w:pStyle w:val="Heading1"/>
+      </w:pPr>
+      <w:r>
+        <w:t>01. Recall · Retrieve before notes</w:t>
+      </w:r>
+    </w:p>
+    <w:p>
+      <w:r>
+        <w:t>Keep this task’s complete inputs, stated rule and support record together.</w:t>
+      </w:r>
+    </w:p>
+    <w:p>
+      <w:pPr>
+        <w:pStyle w:val="Heading2"/>
+      </w:pPr>
+      <w:r>
+        <w:t>Task and evidence record</w:t>
+      </w:r>
+    </w:p>
+    <w:p>
+      <w:pPr>
+        <w:pStyle w:val="ListBullet"/>
+      </w:pPr>
+      <w:r>
         <w:t>Try the recall before opening notes. Then use a different colour or a labelled second line to correct your explanation.</w:t>
       </w:r>
     </w:p>
@@ -54,12 +77,9 @@
     </w:p>
     <w:p>
       <w:pPr>
-        <w:spacing w:line="336" w:lineRule="auto" w:after="180"/>
-      </w:pPr>
-      <w:r>
-        <w:rPr>
-          <w:b w:val="0"/>
-        </w:rPr>
+        <w:pStyle w:val="ListBullet"/>
+      </w:pPr>
+      <w:r>
         <w:t>Without opening the old lesson, explain one key idea from Decision Trees. Give an example and a mistake that the idea helps you avoid.</w:t>
       </w:r>
     </w:p>
@@ -96,12 +116,9 @@
     </w:p>
     <w:p>
       <w:pPr>
-        <w:spacing w:line="336" w:lineRule="auto" w:after="180"/>
-      </w:pPr>
-      <w:r>
-        <w:rPr>
-          <w:b w:val="0"/>
-        </w:rPr>
+        <w:pStyle w:val="ListBullet"/>
+      </w:pPr>
+      <w:r>
         <w:t>Without opening the old lesson, explain one key idea from Dataset Cards. Give an example and a mistake that the idea helps you avoid.</w:t>
       </w:r>
     </w:p>
@@ -138,12 +155,9 @@
     </w:p>
     <w:p>
       <w:pPr>
-        <w:spacing w:line="336" w:lineRule="auto" w:after="180"/>
-      </w:pPr>
-      <w:r>
-        <w:rPr>
-          <w:b w:val="0"/>
-        </w:rPr>
+        <w:pStyle w:val="ListBullet"/>
+      </w:pPr>
+      <w:r>
         <w:t>Without opening the old lesson, explain one key idea from Label Quality. Give an example and a mistake that the idea helps you avoid.</w:t>
       </w:r>
     </w:p>
@@ -175,159 +189,44 @@
         <w:pStyle w:val="Heading1"/>
       </w:pPr>
       <w:r>
-        <w:t>02. Practise with fading help</w:t>
-      </w:r>
-    </w:p>
-    <w:p>
-      <w:r>
-        <w:t>Complete the supported Nearest Neighbors trace and record the first step you can explain without help.</w:t>
-      </w:r>
-    </w:p>
-    <w:p>
-      <w:pPr>
-        <w:spacing w:line="336" w:lineRule="auto" w:after="180"/>
-      </w:pPr>
-      <w:r>
-        <w:rPr>
-          <w:b w:val="0"/>
-        </w:rPr>
-        <w:t xml:space="preserve">Use W2: Apply </w:t>
-      </w:r>
-      <w:r>
-        <w:rPr>
-          <w:b/>
-        </w:rPr>
-        <w:t>neighbour</w:t>
-      </w:r>
-      <w:r>
-        <w:rPr>
-          <w:b w:val="0"/>
-        </w:rPr>
-        <w:t xml:space="preserve"> and tie rules for Nearest </w:t>
-      </w:r>
-      <w:r>
-        <w:rPr>
-          <w:b/>
-        </w:rPr>
-        <w:t>neighbour</w:t>
-      </w:r>
-      <w:r>
-        <w:rPr>
-          <w:b w:val="0"/>
-        </w:rPr>
-        <w:t xml:space="preserve">s and </w:t>
-      </w:r>
-      <w:r>
-        <w:rPr>
-          <w:b/>
-        </w:rPr>
-        <w:t>distance</w:t>
-      </w:r>
-      <w:r>
-        <w:rPr>
-          <w:b w:val="0"/>
-        </w:rPr>
-        <w:t>s. Record the answer once; the lesson and workbook refer to the same attempt.</w:t>
-      </w:r>
-    </w:p>
-    <w:tbl>
-      <w:tblPr>
-        <w:tblStyle w:val="LightShading-Accent1"/>
-        <w:tblW w:type="auto" w:w="0"/>
-        <w:tblLook w:firstColumn="1" w:firstRow="1" w:lastColumn="0" w:lastRow="0" w:noHBand="0" w:noVBand="1" w:val="04A0"/>
-      </w:tblPr>
-      <w:tblGrid>
-        <w:gridCol w:w="2556"/>
-        <w:gridCol w:w="2556"/>
-        <w:gridCol w:w="2556"/>
-        <w:gridCol w:w="2556"/>
-      </w:tblGrid>
-      <w:tr>
-        <w:trPr>
-          <w:tblHeader/>
-        </w:trPr>
-        <w:tc>
-          <w:tcPr>
-            <w:tcW w:type="dxa" w:w="2556"/>
-          </w:tcPr>
-          <w:p>
-            <w:r>
-              <w:t>Given inputs</w:t>
-            </w:r>
-          </w:p>
-        </w:tc>
-        <w:tc>
-          <w:tcPr>
-            <w:tcW w:type="dxa" w:w="2556"/>
-          </w:tcPr>
-          <w:p>
-            <w:r>
-              <w:t>Procedure I chose</w:t>
-            </w:r>
-          </w:p>
-        </w:tc>
-        <w:tc>
-          <w:tcPr>
-            <w:tcW w:type="dxa" w:w="2556"/>
-          </w:tcPr>
-          <w:p>
-            <w:r>
-              <w:t>Middle steps</w:t>
-            </w:r>
-          </w:p>
-        </w:tc>
-        <w:tc>
-          <w:tcPr>
-            <w:tcW w:type="dxa" w:w="2556"/>
-          </w:tcPr>
-          <w:p>
-            <w:r>
-              <w:t>Result and check</w:t>
-            </w:r>
-          </w:p>
-        </w:tc>
-      </w:tr>
-      <w:tr>
-        <w:tc>
-          <w:tcPr>
-            <w:tcW w:type="dxa" w:w="2556"/>
-          </w:tcPr>
-          <w:p>
-            <w:r/>
-          </w:p>
-        </w:tc>
-        <w:tc>
-          <w:tcPr>
-            <w:tcW w:type="dxa" w:w="2556"/>
-          </w:tcPr>
-          <w:p>
-            <w:r/>
-          </w:p>
-        </w:tc>
-        <w:tc>
-          <w:tcPr>
-            <w:tcW w:type="dxa" w:w="2556"/>
-          </w:tcPr>
-          <w:p>
-            <w:r/>
-          </w:p>
-        </w:tc>
-        <w:tc>
-          <w:tcPr>
-            <w:tcW w:type="dxa" w:w="2556"/>
-          </w:tcPr>
-          <w:p>
-            <w:r/>
-          </w:p>
-        </w:tc>
-      </w:tr>
-    </w:tbl>
+        <w:t>12. W1 · Explain the mechanism</w:t>
+      </w:r>
+    </w:p>
+    <w:p>
+      <w:r>
+        <w:t>Keep this task’s complete inputs, stated rule and support record together.</w:t>
+      </w:r>
+    </w:p>
+    <w:p>
+      <w:pPr>
+        <w:pStyle w:val="Heading2"/>
+      </w:pPr>
+      <w:r>
+        <w:t>Task and evidence record</w:t>
+      </w:r>
+    </w:p>
+    <w:p>
+      <w:pPr>
+        <w:pStyle w:val="ListBullet"/>
+      </w:pPr>
+      <w:r>
+        <w:t>Main training A2 blocked,B4 clear,C8 clear,D10 blocked,E12 clear. Distance absolute difference; equal distances alphabetical ID; k=3 one vote each. Query3 distances1,1,5,7,9 → A/B/C clear; k=1 A blocked. Validation query/reference3blocked,9blocked,11clear gives nearest A/B/C,C/D/E,D/E/C and clear for all:1/3, same as training-majority clear baseline. Picture instead A2healthy,B8spotted,C11spotted,query5:3,3,6 and k=1healthy/k=3spotted; query7 gives5,1,4 and k=1spotted. Independent uses different A1healthy,B5spotted,C9healthy,query7.</w:t>
+      </w:r>
+    </w:p>
+    <w:p>
+      <w:pPr>
+        <w:pStyle w:val="ListBullet"/>
+      </w:pPr>
+      <w:r>
+        <w:t>For query 3 cm, calculate distances to all five training rows. Explain why A and B tie even though their labels differ.</w:t>
+      </w:r>
+    </w:p>
     <w:p>
       <w:pPr>
         <w:pStyle w:val="Heading3"/>
       </w:pPr>
       <w:r>
-        <w:t>The step I completed without help, and the hint I needed</w:t>
+        <w:t>My reasoning and evidence</w:t>
       </w:r>
     </w:p>
     <w:p>
@@ -346,74 +245,55 @@
       </w:r>
     </w:p>
     <w:p>
+      <w:r>
+        <w:t>________________________________________________________________</w:t>
+      </w:r>
+    </w:p>
+    <w:p>
+      <w:r>
+        <w:t>________________________________________________________________</w:t>
+      </w:r>
+    </w:p>
+    <w:p>
+      <w:r>
+        <w:t>________________________________________________________________</w:t>
+      </w:r>
+    </w:p>
+    <w:p>
       <w:pPr>
         <w:pStyle w:val="Heading1"/>
       </w:pPr>
       <w:r>
-        <w:t>03. Individual reasoning check</w:t>
-      </w:r>
-    </w:p>
-    <w:p>
-      <w:r>
-        <w:t>Check the proposed Nearest Neighbors explanation against the supplied facts before discussing it.</w:t>
-      </w:r>
-    </w:p>
-    <w:p>
-      <w:pPr>
-        <w:spacing w:line="336" w:lineRule="auto" w:after="180"/>
-      </w:pPr>
-      <w:r>
-        <w:rPr>
-          <w:b w:val="0"/>
-        </w:rPr>
-        <w:t xml:space="preserve">Use the worked case for Nearest </w:t>
-      </w:r>
-      <w:r>
-        <w:rPr>
-          <w:b/>
-        </w:rPr>
-        <w:t>neighbour</w:t>
-      </w:r>
-      <w:r>
-        <w:rPr>
-          <w:b w:val="0"/>
-        </w:rPr>
-        <w:t xml:space="preserve">s and </w:t>
-      </w:r>
-      <w:r>
-        <w:rPr>
-          <w:b/>
-        </w:rPr>
-        <w:t>distance</w:t>
-      </w:r>
-      <w:r>
-        <w:rPr>
-          <w:b w:val="0"/>
-        </w:rPr>
-        <w:t xml:space="preserve">s. Proposed explanation: “A negative difference is a negative </w:t>
-      </w:r>
-      <w:r>
-        <w:rPr>
-          <w:b/>
-        </w:rPr>
-        <w:t>distance</w:t>
-      </w:r>
-      <w:r>
-        <w:rPr>
-          <w:b w:val="0"/>
-        </w:rPr>
-        <w:t>”. Decide whether this explanation is supported.</w:t>
-      </w:r>
-    </w:p>
-    <w:p>
-      <w:pPr>
-        <w:spacing w:line="336" w:lineRule="auto" w:after="180"/>
-      </w:pPr>
-      <w:r>
-        <w:rPr>
-          <w:b w:val="0"/>
-        </w:rPr>
-        <w:t>Point to the step or supplied fact that decides; explain your repair if needed.</w:t>
+        <w:t>13. W2 · Trace the current experiment</w:t>
+      </w:r>
+    </w:p>
+    <w:p>
+      <w:r>
+        <w:t>Keep this task’s complete inputs, stated rule and support record together.</w:t>
+      </w:r>
+    </w:p>
+    <w:p>
+      <w:pPr>
+        <w:pStyle w:val="Heading2"/>
+      </w:pPr>
+      <w:r>
+        <w:t>Task and evidence record</w:t>
+      </w:r>
+    </w:p>
+    <w:p>
+      <w:pPr>
+        <w:pStyle w:val="ListBullet"/>
+      </w:pPr>
+      <w:r>
+        <w:t>Main training A2 blocked,B4 clear,C8 clear,D10 blocked,E12 clear. Distance absolute difference; equal distances alphabetical ID; k=3 one vote each. Query3 distances1,1,5,7,9 → A/B/C clear; k=1 A blocked. Validation query/reference3blocked,9blocked,11clear gives nearest A/B/C,C/D/E,D/E/C and clear for all:1/3, same as training-majority clear baseline. Picture instead A2healthy,B8spotted,C11spotted,query5:3,3,6 and k=1healthy/k=3spotted; query7 gives5,1,4 and k=1spotted. Independent uses different A1healthy,B5spotted,C9healthy,query7.</w:t>
+      </w:r>
+    </w:p>
+    <w:p>
+      <w:pPr>
+        <w:pStyle w:val="ListBullet"/>
+      </w:pPr>
+      <w:r>
+        <w:t>For query 3, list the selected IDs and predictions for k=1 and k=3 using alphabetical ID order on equal distances. Explain what changes and what remains the same.</w:t>
       </w:r>
     </w:p>
     <w:p>
@@ -421,7 +301,7 @@
         <w:pStyle w:val="Heading3"/>
       </w:pPr>
       <w:r>
-        <w:t>My explanation before partner discussion</w:t>
+        <w:t>My reasoning and evidence</w:t>
       </w:r>
     </w:p>
     <w:p>
@@ -445,16 +325,58 @@
       </w:r>
     </w:p>
     <w:p>
+      <w:r>
+        <w:t>________________________________________________________________</w:t>
+      </w:r>
+    </w:p>
+    <w:p>
+      <w:r>
+        <w:t>________________________________________________________________</w:t>
+      </w:r>
+    </w:p>
+    <w:p>
       <w:pPr>
         <w:pStyle w:val="Heading1"/>
       </w:pPr>
       <w:r>
-        <w:t>04. Independent transfer case</w:t>
-      </w:r>
-    </w:p>
-    <w:p>
-      <w:r>
-        <w:t>Write one first attempt at the reserved independent case before feedback. Repeated copies of that case refer to the same recorded attempt.</w:t>
+        <w:t>14. W3 · Repair the reasoning</w:t>
+      </w:r>
+    </w:p>
+    <w:p>
+      <w:r>
+        <w:t>Keep this task’s complete inputs, stated rule and support record together.</w:t>
+      </w:r>
+    </w:p>
+    <w:p>
+      <w:pPr>
+        <w:pStyle w:val="Heading2"/>
+      </w:pPr>
+      <w:r>
+        <w:t>Task and evidence record</w:t>
+      </w:r>
+    </w:p>
+    <w:p>
+      <w:pPr>
+        <w:pStyle w:val="ListBullet"/>
+      </w:pPr>
+      <w:r>
+        <w:t>Main training A2 blocked,B4 clear,C8 clear,D10 blocked,E12 clear. Distance absolute difference; equal distances alphabetical ID; k=3 one vote each. Query3 distances1,1,5,7,9 → A/B/C clear; k=1 A blocked. Validation query/reference3blocked,9blocked,11clear gives nearest A/B/C,C/D/E,D/E/C and clear for all:1/3, same as training-majority clear baseline. Picture instead A2healthy,B8spotted,C11spotted,query5:3,3,6 and k=1healthy/k=3spotted; query7 gives5,1,4 and k=1spotted. Independent uses different A1healthy,B5spotted,C9healthy,query7.</w:t>
+      </w:r>
+    </w:p>
+    <w:p>
+      <w:pPr>
+        <w:pStyle w:val="ListBullet"/>
+      </w:pPr>
+      <w:r>
+        <w:t>Reference for this exercise: open this week’s student lesson, “Nearest Neighbors”, at “See how it works” and “Follow a worked example”. Use the original worked values or code named in the question; the later pictorial case is a separate example. Keep this reference beside your workbook while practising.</w:t>
+      </w:r>
+    </w:p>
+    <w:p>
+      <w:pPr>
+        <w:pStyle w:val="ListBullet"/>
+      </w:pPr>
+      <w:r>
+        <w:t>Why must the three validation reference labels not enter the neighbour pool? Give the fixed k=3 score and baseline score on the worked validation examples.</w:t>
       </w:r>
     </w:p>
     <w:p>
@@ -462,48 +384,157 @@
         <w:pStyle w:val="Heading3"/>
       </w:pPr>
       <w:r>
+        <w:t>My reasoning and evidence</w:t>
+      </w:r>
+    </w:p>
+    <w:p>
+      <w:r>
+        <w:t>________________________________________________________________</w:t>
+      </w:r>
+    </w:p>
+    <w:p>
+      <w:r>
+        <w:t>________________________________________________________________</w:t>
+      </w:r>
+    </w:p>
+    <w:p>
+      <w:r>
+        <w:t>________________________________________________________________</w:t>
+      </w:r>
+    </w:p>
+    <w:p>
+      <w:r>
+        <w:t>________________________________________________________________</w:t>
+      </w:r>
+    </w:p>
+    <w:p>
+      <w:r>
+        <w:t>________________________________________________________________</w:t>
+      </w:r>
+    </w:p>
+    <w:p>
+      <w:r>
+        <w:t>________________________________________________________________</w:t>
+      </w:r>
+    </w:p>
+    <w:p>
+      <w:pPr>
+        <w:pStyle w:val="Heading1"/>
+      </w:pPr>
+      <w:r>
+        <w:t>16. W5 · Plan the next check</w:t>
+      </w:r>
+    </w:p>
+    <w:p>
+      <w:r>
+        <w:t>Keep this task’s complete inputs, stated rule and support record together.</w:t>
+      </w:r>
+    </w:p>
+    <w:p>
+      <w:pPr>
+        <w:pStyle w:val="Heading2"/>
+      </w:pPr>
+      <w:r>
+        <w:t>Task and evidence record</w:t>
+      </w:r>
+    </w:p>
+    <w:p>
+      <w:pPr>
+        <w:pStyle w:val="ListBullet"/>
+      </w:pPr>
+      <w:r>
+        <w:t>Main training A2 blocked,B4 clear,C8 clear,D10 blocked,E12 clear. Distance absolute difference; equal distances alphabetical ID; k=3 one vote each. Query3 distances1,1,5,7,9 → A/B/C clear; k=1 A blocked. Validation query/reference3blocked,9blocked,11clear gives nearest A/B/C,C/D/E,D/E/C and clear for all:1/3, same as training-majority clear baseline. Picture instead A2healthy,B8spotted,C11spotted,query5:3,3,6 and k=1healthy/k=3spotted; query7 gives5,1,4 and k=1spotted. Independent uses different A1healthy,B5spotted,C9healthy,query7.</w:t>
+      </w:r>
+    </w:p>
+    <w:p>
+      <w:pPr>
+        <w:pStyle w:val="ListBullet"/>
+      </w:pPr>
+      <w:r>
+        <w:t>Two of three neighbours vote clear. Does that prove a two-thirds chance of a correct prediction? Does an exact feature match guarantee a correct label? Explain both limits.</w:t>
+      </w:r>
+    </w:p>
+    <w:p>
+      <w:pPr>
+        <w:pStyle w:val="Heading3"/>
+      </w:pPr>
+      <w:r>
+        <w:t>My reasoning and evidence</w:t>
+      </w:r>
+    </w:p>
+    <w:p>
+      <w:r>
+        <w:t>________________________________________________________________</w:t>
+      </w:r>
+    </w:p>
+    <w:p>
+      <w:r>
+        <w:t>________________________________________________________________</w:t>
+      </w:r>
+    </w:p>
+    <w:p>
+      <w:r>
+        <w:t>________________________________________________________________</w:t>
+      </w:r>
+    </w:p>
+    <w:p>
+      <w:r>
+        <w:t>________________________________________________________________</w:t>
+      </w:r>
+    </w:p>
+    <w:p>
+      <w:r>
+        <w:t>________________________________________________________________</w:t>
+      </w:r>
+    </w:p>
+    <w:p>
+      <w:r>
+        <w:t>________________________________________________________________</w:t>
+      </w:r>
+    </w:p>
+    <w:p>
+      <w:pPr>
+        <w:pStyle w:val="Heading1"/>
+      </w:pPr>
+      <w:r>
+        <w:t>04. Try alone · Selected experiment task</w:t>
+      </w:r>
+    </w:p>
+    <w:p>
+      <w:r>
+        <w:t>Keep this task’s complete inputs, stated rule and support record together.</w:t>
+      </w:r>
+    </w:p>
+    <w:p>
+      <w:pPr>
+        <w:pStyle w:val="Heading2"/>
+      </w:pPr>
+      <w:r>
+        <w:t>Task and evidence record</w:t>
+      </w:r>
+    </w:p>
+    <w:p>
+      <w:pPr>
+        <w:pStyle w:val="ListBullet"/>
+      </w:pPr>
+      <w:r>
+        <w:t>Use only this selected task’s A/B/C training points and query7. Rank by absolute length difference, then alphabetical ID on equal distance; select one or all three as requested. No reference label for the query is supplied, so report method predictions rather than accuracy or proof of health. Do not import the picture’s point labels or the main five-row corridor pool.</w:t>
+      </w:r>
+    </w:p>
+    <w:p>
+      <w:pPr>
+        <w:pStyle w:val="Heading3"/>
+      </w:pPr>
+      <w:r>
         <w:t>Independent case: Changed independent case</w:t>
       </w:r>
     </w:p>
     <w:p>
       <w:pPr>
-        <w:spacing w:line="336" w:lineRule="auto" w:after="180"/>
-      </w:pPr>
-      <w:r>
-        <w:rPr>
-          <w:b/>
-        </w:rPr>
-        <w:t>Training</w:t>
-      </w:r>
-      <w:r>
-        <w:rPr>
-          <w:b w:val="0"/>
-        </w:rPr>
-        <w:t xml:space="preserve"> points: A length1 healthy, B length5 spotted, C length9 healthy. Query length7. Use absolute </w:t>
-      </w:r>
-      <w:r>
-        <w:rPr>
-          <w:b/>
-        </w:rPr>
-        <w:t>distance</w:t>
-      </w:r>
-      <w:r>
-        <w:rPr>
-          <w:b w:val="0"/>
-        </w:rPr>
-        <w:t>; for a nearest-</w:t>
-      </w:r>
-      <w:r>
-        <w:rPr>
-          <w:b/>
-        </w:rPr>
-        <w:t>neighbor</w:t>
-      </w:r>
-      <w:r>
-        <w:rPr>
-          <w:b w:val="0"/>
-        </w:rPr>
-        <w:t xml:space="preserve"> tie choose the alphabetically earlier ID. Compare k=1 and k=3.</w:t>
+        <w:pStyle w:val="ListBullet"/>
+      </w:pPr>
+      <w:r>
+        <w:t>Training points: A length1 healthy, B length5 spotted, C length9 healthy. Query length7. Use absolute distance; for a nearest-neighbor tie choose the alphabetically earlier ID. Compare k=1 and k=3.</w:t>
       </w:r>
     </w:p>
     <w:p>
@@ -551,12 +582,9 @@
     </w:p>
     <w:p>
       <w:pPr>
-        <w:spacing w:line="336" w:lineRule="auto" w:after="180"/>
-      </w:pPr>
-      <w:r>
-        <w:rPr>
-          <w:b w:val="0"/>
-        </w:rPr>
+        <w:pStyle w:val="ListBullet"/>
+      </w:pPr>
+      <w:r>
         <w:t>Attempt this case before feedback. Record any help. Earlier examples below are further practice; a case already practised with feedback cannot establish fresh transfer.</w:t>
       </w:r>
     </w:p>
@@ -565,53 +593,69 @@
         <w:pStyle w:val="Heading1"/>
       </w:pPr>
       <w:r>
-        <w:t>05. Your learning target</w:t>
-      </w:r>
-    </w:p>
-    <w:p>
-      <w:r>
-        <w:t>Connect the Nearest Neighbors target to a trace and a justified conclusion.</w:t>
-      </w:r>
-    </w:p>
-    <w:p>
-      <w:pPr>
-        <w:spacing w:line="336" w:lineRule="auto" w:after="180"/>
-      </w:pPr>
-      <w:r>
-        <w:rPr>
-          <w:b/>
-        </w:rPr>
-        <w:t>Training</w:t>
-      </w:r>
-      <w:r>
-        <w:rPr>
-          <w:b w:val="0"/>
-        </w:rPr>
-        <w:t xml:space="preserve"> lengths 2(H),6(S),10(H); query=8. Compute </w:t>
-      </w:r>
-      <w:r>
-        <w:rPr>
-          <w:b/>
-        </w:rPr>
-        <w:t>distance</w:t>
-      </w:r>
-      <w:r>
-        <w:rPr>
-          <w:b w:val="0"/>
-        </w:rPr>
-        <w:t xml:space="preserve">s. Explain the tie and why combining length in mm with width in cm changes a two-feature </w:t>
-      </w:r>
-      <w:r>
-        <w:rPr>
-          <w:b/>
-        </w:rPr>
-        <w:t>distance</w:t>
-      </w:r>
-      <w:r>
-        <w:rPr>
-          <w:b w:val="0"/>
-        </w:rPr>
-        <w:t>.</w:t>
+        <w:t>09. Project · Keep the experiment evidence</w:t>
+      </w:r>
+    </w:p>
+    <w:p>
+      <w:r>
+        <w:t>Keep this task’s complete inputs, stated rule and support record together.</w:t>
+      </w:r>
+    </w:p>
+    <w:p>
+      <w:pPr>
+        <w:pStyle w:val="Heading2"/>
+      </w:pPr>
+      <w:r>
+        <w:t>Task and evidence record</w:t>
+      </w:r>
+    </w:p>
+    <w:p>
+      <w:pPr>
+        <w:pStyle w:val="ListBullet"/>
+      </w:pPr>
+      <w:r>
+        <w:t>Implement a transparent k-NN paper prototype for the Plant Classifier and record the chosen features, scaling, distance, and k.</w:t>
+      </w:r>
+    </w:p>
+    <w:p>
+      <w:pPr>
+        <w:pStyle w:val="ListBullet"/>
+      </w:pPr>
+      <w:r>
+        <w:t>The project change and evidence I will keep</w:t>
+      </w:r>
+    </w:p>
+    <w:p>
+      <w:pPr>
+        <w:pStyle w:val="Heading3"/>
+      </w:pPr>
+      <w:r>
+        <w:t>Write or draw your reasoning and evidence.</w:t>
+      </w:r>
+    </w:p>
+    <w:p>
+      <w:r>
+        <w:t>________________________________________________________________</w:t>
+      </w:r>
+    </w:p>
+    <w:p>
+      <w:r>
+        <w:t>________________________________________________________________</w:t>
+      </w:r>
+    </w:p>
+    <w:p>
+      <w:r>
+        <w:t>________________________________________________________________</w:t>
+      </w:r>
+    </w:p>
+    <w:p>
+      <w:r>
+        <w:t>________________________________________________________________</w:t>
+      </w:r>
+    </w:p>
+    <w:p>
+      <w:r>
+        <w:t>________________________________________________________________</w:t>
       </w:r>
     </w:p>
     <w:p>
@@ -619,1185 +663,20 @@
         <w:pStyle w:val="Heading1"/>
       </w:pPr>
       <w:r>
-        <w:t>06. Solve the given case</w:t>
-      </w:r>
-    </w:p>
-    <w:p>
-      <w:r>
-        <w:t>Solve the supplied Nearest Neighbors case and show the deciding evidence.</w:t>
-      </w:r>
-    </w:p>
-    <w:p>
-      <w:pPr>
-        <w:spacing w:line="336" w:lineRule="auto" w:after="180"/>
-      </w:pPr>
-      <w:r>
-        <w:rPr>
-          <w:b w:val="0"/>
-        </w:rPr>
-        <w:t xml:space="preserve">One-dimensional </w:t>
-      </w:r>
-      <w:r>
-        <w:rPr>
-          <w:b/>
-        </w:rPr>
-        <w:t>training</w:t>
-      </w:r>
-      <w:r>
-        <w:rPr>
-          <w:b w:val="0"/>
-        </w:rPr>
-        <w:t xml:space="preserve"> points: 2 healthy, 4 healthy, 8 spotted. Query=6; absolute </w:t>
-      </w:r>
-      <w:r>
-        <w:rPr>
-          <w:b/>
-        </w:rPr>
-        <w:t>distance</w:t>
-      </w:r>
-      <w:r>
-        <w:rPr>
-          <w:b w:val="0"/>
-        </w:rPr>
-        <w:t>.</w:t>
-      </w:r>
-    </w:p>
-    <w:p>
-      <w:pPr>
-        <w:spacing w:line="336" w:lineRule="auto" w:after="180"/>
-      </w:pPr>
-      <w:r>
-        <w:rPr>
-          <w:b w:val="0"/>
-        </w:rPr>
-        <w:t xml:space="preserve">Find k=1 </w:t>
-      </w:r>
-      <w:r>
-        <w:rPr>
-          <w:b/>
-        </w:rPr>
-        <w:t>neighbour</w:t>
-      </w:r>
-      <w:r>
-        <w:rPr>
-          <w:b w:val="0"/>
-        </w:rPr>
-        <w:t>s and handle ties.</w:t>
-      </w:r>
-    </w:p>
-    <w:p>
-      <w:pPr>
-        <w:spacing w:line="336" w:lineRule="auto" w:after="180"/>
-      </w:pPr>
-      <w:r>
-        <w:rPr>
-          <w:b w:val="0"/>
-        </w:rPr>
-        <w:t xml:space="preserve">Show your trace, calculation or </w:t>
-      </w:r>
-      <w:r>
-        <w:rPr>
-          <w:b/>
-        </w:rPr>
-        <w:t>evidence</w:t>
-      </w:r>
-    </w:p>
-    <w:p>
-      <w:pPr>
-        <w:pStyle w:val="Heading3"/>
-      </w:pPr>
-      <w:r>
-        <w:t>Write or draw your reasoning and evidence.</w:t>
-      </w:r>
-    </w:p>
-    <w:p>
-      <w:r>
-        <w:t>________________________________________________________________</w:t>
-      </w:r>
-    </w:p>
-    <w:p>
-      <w:r>
-        <w:t>________________________________________________________________</w:t>
-      </w:r>
-    </w:p>
-    <w:p>
-      <w:r>
-        <w:t>________________________________________________________________</w:t>
-      </w:r>
-    </w:p>
-    <w:p>
-      <w:r>
-        <w:t>________________________________________________________________</w:t>
-      </w:r>
-    </w:p>
-    <w:p>
-      <w:r>
-        <w:t>________________________________________________________________</w:t>
-      </w:r>
-    </w:p>
-    <w:p>
-      <w:pPr>
-        <w:pStyle w:val="Heading1"/>
-      </w:pPr>
-      <w:r>
-        <w:t>07. Check a changed case</w:t>
-      </w:r>
-    </w:p>
-    <w:p>
-      <w:r>
-        <w:t>Apply the procedure to the changed case and record why the conclusion follows.</w:t>
-      </w:r>
-    </w:p>
-    <w:p>
-      <w:pPr>
-        <w:spacing w:line="336" w:lineRule="auto" w:after="180"/>
-      </w:pPr>
-      <w:r>
-        <w:rPr>
-          <w:b w:val="0"/>
-        </w:rPr>
-        <w:t>For one feature, labeled points are 2:fern and 8:grass. A new point is 6. Under one-nearest-</w:t>
-      </w:r>
-      <w:r>
-        <w:rPr>
-          <w:b/>
-        </w:rPr>
-        <w:t>neighbor</w:t>
-      </w:r>
-      <w:r>
-        <w:rPr>
-          <w:b w:val="0"/>
-        </w:rPr>
-        <w:t xml:space="preserve"> with absolute </w:t>
-      </w:r>
-      <w:r>
-        <w:rPr>
-          <w:b/>
-        </w:rPr>
-        <w:t>distance</w:t>
-      </w:r>
-      <w:r>
-        <w:rPr>
-          <w:b w:val="0"/>
-        </w:rPr>
-        <w:t>, predict its label.</w:t>
-      </w:r>
-    </w:p>
-    <w:p>
-      <w:pPr>
-        <w:spacing w:line="336" w:lineRule="auto" w:after="180"/>
-      </w:pPr>
-      <w:r>
-        <w:rPr>
-          <w:b w:val="0"/>
-        </w:rPr>
-        <w:t>My independent answer and reason</w:t>
-      </w:r>
-    </w:p>
-    <w:p>
-      <w:pPr>
-        <w:pStyle w:val="Heading3"/>
-      </w:pPr>
-      <w:r>
-        <w:t>Write or draw your reasoning and evidence.</w:t>
-      </w:r>
-    </w:p>
-    <w:p>
-      <w:r>
-        <w:t>________________________________________________________________</w:t>
-      </w:r>
-    </w:p>
-    <w:p>
-      <w:r>
-        <w:t>________________________________________________________________</w:t>
-      </w:r>
-    </w:p>
-    <w:p>
-      <w:r>
-        <w:t>________________________________________________________________</w:t>
-      </w:r>
-    </w:p>
-    <w:p>
-      <w:r>
-        <w:t>________________________________________________________________</w:t>
-      </w:r>
-    </w:p>
-    <w:p>
-      <w:r>
-        <w:t>________________________________________________________________</w:t>
-      </w:r>
-    </w:p>
-    <w:p>
-      <w:pPr>
-        <w:pStyle w:val="Heading3"/>
-      </w:pPr>
-      <w:r>
-        <w:t>Week 12 Test and reflect</w:t>
-      </w:r>
-    </w:p>
-    <w:p>
-      <w:pPr>
-        <w:pStyle w:val="Heading1"/>
-      </w:pPr>
-      <w:r>
-        <w:t>08. Design a revealing test</w:t>
-      </w:r>
-    </w:p>
-    <w:p>
-      <w:r>
-        <w:t>Specify a changed input, expected result and observation separately.</w:t>
-      </w:r>
-    </w:p>
-    <w:p>
-      <w:pPr>
-        <w:spacing w:line="336" w:lineRule="auto" w:after="180"/>
-      </w:pPr>
-      <w:r>
-        <w:rPr>
-          <w:b w:val="0"/>
-        </w:rPr>
-        <w:t xml:space="preserve">Create a changed </w:t>
-      </w:r>
-      <w:r>
-        <w:rPr>
-          <w:b/>
-        </w:rPr>
-        <w:t>input</w:t>
-      </w:r>
-      <w:r>
-        <w:rPr>
-          <w:b w:val="0"/>
-        </w:rPr>
-        <w:t>, boundary case or missing-information case. Write the expected answer or safe response before testing.</w:t>
-      </w:r>
-    </w:p>
-    <w:tbl>
-      <w:tblPr>
-        <w:tblStyle w:val="LightShading-Accent1"/>
-        <w:tblW w:type="auto" w:w="0"/>
-        <w:tblLook w:firstColumn="1" w:firstRow="1" w:lastColumn="0" w:lastRow="0" w:noHBand="0" w:noVBand="1" w:val="04A0"/>
-      </w:tblPr>
-      <w:tblGrid>
-        <w:gridCol w:w="5112"/>
-        <w:gridCol w:w="5112"/>
-      </w:tblGrid>
-      <w:tr>
-        <w:trPr>
-          <w:tblHeader/>
-        </w:trPr>
-        <w:tc>
-          <w:tcPr>
-            <w:tcW w:type="dxa" w:w="5112"/>
-          </w:tcPr>
-          <w:p>
-            <w:r>
-              <w:t>Test record</w:t>
-            </w:r>
-          </w:p>
-        </w:tc>
-        <w:tc>
-          <w:tcPr>
-            <w:tcW w:type="dxa" w:w="5112"/>
-          </w:tcPr>
-          <w:p>
-            <w:r>
-              <w:t>My evidence</w:t>
-            </w:r>
-          </w:p>
-        </w:tc>
-      </w:tr>
-      <w:tr>
-        <w:tc>
-          <w:tcPr>
-            <w:tcW w:type="dxa" w:w="5112"/>
-          </w:tcPr>
-          <w:p>
-            <w:r>
-              <w:t>Changed input or condition</w:t>
-            </w:r>
-          </w:p>
-        </w:tc>
-        <w:tc>
-          <w:tcPr>
-            <w:tcW w:type="dxa" w:w="5112"/>
-          </w:tcPr>
-          <w:p>
-            <w:r/>
-          </w:p>
-        </w:tc>
-      </w:tr>
-      <w:tr>
-        <w:tc>
-          <w:tcPr>
-            <w:tcW w:type="dxa" w:w="5112"/>
-          </w:tcPr>
-          <w:p>
-            <w:r>
-              <w:t>Expected answer or fallback</w:t>
-            </w:r>
-          </w:p>
-        </w:tc>
-        <w:tc>
-          <w:tcPr>
-            <w:tcW w:type="dxa" w:w="5112"/>
-          </w:tcPr>
-          <w:p>
-            <w:r/>
-          </w:p>
-        </w:tc>
-      </w:tr>
-      <w:tr>
-        <w:tc>
-          <w:tcPr>
-            <w:tcW w:type="dxa" w:w="5112"/>
-          </w:tcPr>
-          <w:p>
-            <w:r>
-              <w:t>Observed result</w:t>
-            </w:r>
-          </w:p>
-        </w:tc>
-        <w:tc>
-          <w:tcPr>
-            <w:tcW w:type="dxa" w:w="5112"/>
-          </w:tcPr>
-          <w:p>
-            <w:r/>
-          </w:p>
-        </w:tc>
-      </w:tr>
-      <w:tr>
-        <w:tc>
-          <w:tcPr>
-            <w:tcW w:type="dxa" w:w="5112"/>
-          </w:tcPr>
-          <w:p>
-            <w:r>
-              <w:t>Why the result occurred</w:t>
-            </w:r>
-          </w:p>
-        </w:tc>
-        <w:tc>
-          <w:tcPr>
-            <w:tcW w:type="dxa" w:w="5112"/>
-          </w:tcPr>
-          <w:p>
-            <w:r/>
-          </w:p>
-        </w:tc>
-      </w:tr>
-    </w:tbl>
-    <w:p>
-      <w:pPr>
-        <w:pStyle w:val="Heading1"/>
-      </w:pPr>
-      <w:r>
-        <w:t>09. Project checkpoint</w:t>
-      </w:r>
-    </w:p>
-    <w:p>
-      <w:r>
-        <w:t>Justify what Nearest Neighbors adds to Responsible Plant Classifier and keep the evidence.</w:t>
-      </w:r>
-    </w:p>
-    <w:p>
-      <w:pPr>
-        <w:spacing w:line="336" w:lineRule="auto" w:after="180"/>
-      </w:pPr>
-      <w:r>
-        <w:rPr>
-          <w:b w:val="0"/>
-        </w:rPr>
-        <w:t xml:space="preserve">Implement a transparent k-NN paper prototype for the Plant Classifier and record the chosen features, </w:t>
-      </w:r>
-      <w:r>
-        <w:rPr>
-          <w:b/>
-        </w:rPr>
-        <w:t>scaling</w:t>
-      </w:r>
-      <w:r>
-        <w:rPr>
-          <w:b w:val="0"/>
-        </w:rPr>
-        <w:t xml:space="preserve">, </w:t>
-      </w:r>
-      <w:r>
-        <w:rPr>
-          <w:b/>
-        </w:rPr>
-        <w:t>distance</w:t>
-      </w:r>
-      <w:r>
-        <w:rPr>
-          <w:b w:val="0"/>
-        </w:rPr>
-        <w:t>, and k.</w:t>
-      </w:r>
-    </w:p>
-    <w:p>
-      <w:pPr>
-        <w:spacing w:line="336" w:lineRule="auto" w:after="180"/>
-      </w:pPr>
-      <w:r>
-        <w:rPr>
-          <w:b w:val="0"/>
-        </w:rPr>
-        <w:t xml:space="preserve">The project change and </w:t>
-      </w:r>
-      <w:r>
-        <w:rPr>
-          <w:b/>
-        </w:rPr>
-        <w:t>evidence</w:t>
-      </w:r>
-      <w:r>
-        <w:rPr>
-          <w:b w:val="0"/>
-        </w:rPr>
-        <w:t xml:space="preserve"> I will keep</w:t>
-      </w:r>
-    </w:p>
-    <w:p>
-      <w:pPr>
-        <w:pStyle w:val="Heading3"/>
-      </w:pPr>
-      <w:r>
-        <w:t>Write or draw your reasoning and evidence.</w:t>
-      </w:r>
-    </w:p>
-    <w:p>
-      <w:r>
-        <w:t>________________________________________________________________</w:t>
-      </w:r>
-    </w:p>
-    <w:p>
-      <w:r>
-        <w:t>________________________________________________________________</w:t>
-      </w:r>
-    </w:p>
-    <w:p>
-      <w:r>
-        <w:t>________________________________________________________________</w:t>
-      </w:r>
-    </w:p>
-    <w:p>
-      <w:r>
-        <w:t>________________________________________________________________</w:t>
-      </w:r>
-    </w:p>
-    <w:p>
-      <w:r>
-        <w:t>________________________________________________________________</w:t>
-      </w:r>
-    </w:p>
-    <w:p>
-      <w:pPr>
-        <w:pStyle w:val="Heading1"/>
-      </w:pPr>
-      <w:r>
-        <w:t>10. Self check</w:t>
-      </w:r>
-    </w:p>
-    <w:p>
-      <w:r>
-        <w:t>Judge explanation, evidence, transfer and limits separately; attach the work behind your judgement.</w:t>
-      </w:r>
-    </w:p>
-    <w:p>
-      <w:pPr>
-        <w:pStyle w:val="ListBullet"/>
-      </w:pPr>
-      <w:r>
-        <w:t>I can explain the mechanism.</w:t>
-      </w:r>
-    </w:p>
-    <w:p>
-      <w:pPr>
-        <w:pStyle w:val="ListBullet"/>
-      </w:pPr>
-      <w:r>
-        <w:t>I can show evidence.</w:t>
-      </w:r>
-    </w:p>
-    <w:p>
-      <w:pPr>
-        <w:pStyle w:val="ListBullet"/>
-      </w:pPr>
-      <w:r>
-        <w:t>I can handle a changed case.</w:t>
-      </w:r>
-    </w:p>
-    <w:p>
-      <w:pPr>
-        <w:pStyle w:val="ListBullet"/>
-      </w:pPr>
-      <w:r>
-        <w:t>I can name a limit.</w:t>
-      </w:r>
-    </w:p>
-    <w:p>
-      <w:r>
-        <w:t>Mark each as not yet, with help or independently, and attach supporting work.</w:t>
-      </w:r>
-    </w:p>
-    <w:p>
-      <w:pPr>
-        <w:spacing w:line="336" w:lineRule="auto" w:after="180"/>
-      </w:pPr>
-      <w:r>
-        <w:rPr>
-          <w:b w:val="0"/>
-        </w:rPr>
-        <w:t>Teacher review ____________________  Next step ____________________</w:t>
-      </w:r>
-    </w:p>
-    <w:p>
-      <w:pPr>
-        <w:pStyle w:val="Heading1"/>
-      </w:pPr>
-      <w:r>
-        <w:t>11. Transfer practice from the original programme</w:t>
-      </w:r>
-    </w:p>
-    <w:p>
-      <w:r>
-        <w:t>Use this earlier case as transfer practice. A case already discussed with feedback is not fresh assessment evidence.</w:t>
-      </w:r>
-    </w:p>
-    <w:p>
-      <w:pPr>
-        <w:spacing w:line="336" w:lineRule="auto" w:after="180"/>
-      </w:pPr>
-      <w:r>
-        <w:rPr>
-          <w:b/>
-        </w:rPr>
-        <w:t>Training</w:t>
-      </w:r>
-      <w:r>
-        <w:rPr>
-          <w:b w:val="0"/>
-        </w:rPr>
-        <w:t xml:space="preserve"> lengths 2(H),6(S),10(H); query=8. Compute </w:t>
-      </w:r>
-      <w:r>
-        <w:rPr>
-          <w:b/>
-        </w:rPr>
-        <w:t>distance</w:t>
-      </w:r>
-      <w:r>
-        <w:rPr>
-          <w:b w:val="0"/>
-        </w:rPr>
-        <w:t xml:space="preserve">s. Explain the tie and why combining length in mm with width in cm changes a two-feature </w:t>
-      </w:r>
-      <w:r>
-        <w:rPr>
-          <w:b/>
-        </w:rPr>
-        <w:t>distance</w:t>
-      </w:r>
-      <w:r>
-        <w:rPr>
-          <w:b w:val="0"/>
-        </w:rPr>
-        <w:t>.</w:t>
-      </w:r>
-    </w:p>
-    <w:p>
-      <w:pPr>
-        <w:pStyle w:val="Heading3"/>
-      </w:pPr>
-      <w:r>
-        <w:t>My independently reasoned answer</w:t>
-      </w:r>
-    </w:p>
-    <w:p>
-      <w:r>
-        <w:t>________________________________________________________________</w:t>
-      </w:r>
-    </w:p>
-    <w:p>
-      <w:r>
-        <w:t>________________________________________________________________</w:t>
-      </w:r>
-    </w:p>
-    <w:p>
-      <w:r>
-        <w:t>________________________________________________________________</w:t>
-      </w:r>
-    </w:p>
-    <w:p>
-      <w:r>
-        <w:t>________________________________________________________________</w:t>
-      </w:r>
-    </w:p>
-    <w:p>
-      <w:r>
-        <w:t>________________________________________________________________</w:t>
-      </w:r>
-    </w:p>
-    <w:p>
-      <w:r>
-        <w:t>________________________________________________________________</w:t>
-      </w:r>
-    </w:p>
-    <w:p>
-      <w:r>
-        <w:t>________________________________________________________________</w:t>
-      </w:r>
-    </w:p>
-    <w:p>
-      <w:pPr>
-        <w:spacing w:line="336" w:lineRule="auto" w:after="180"/>
-      </w:pPr>
-      <w:r>
-        <w:rPr>
-          <w:b w:val="0"/>
-        </w:rPr>
-        <w:t>Record support used: none, hint or teacher explanation.</w:t>
-      </w:r>
-    </w:p>
-    <w:p>
-      <w:pPr>
-        <w:pStyle w:val="Heading1"/>
-      </w:pPr>
-      <w:r>
-        <w:t>12. W1 Calculate feature distances</w:t>
-      </w:r>
-    </w:p>
-    <w:p>
-      <w:r>
-        <w:t>Calculate feature distances. Apply the supplied Nearest Neighbors facts and keep your reasoning.</w:t>
-      </w:r>
-    </w:p>
-    <w:p>
-      <w:pPr>
-        <w:spacing w:line="336" w:lineRule="auto" w:after="180"/>
-      </w:pPr>
-      <w:r>
-        <w:rPr>
-          <w:b w:val="0"/>
-        </w:rPr>
-        <w:t xml:space="preserve">For query 3 cm, calculate </w:t>
-      </w:r>
-      <w:r>
-        <w:rPr>
-          <w:b/>
-        </w:rPr>
-        <w:t>distance</w:t>
-      </w:r>
-      <w:r>
-        <w:rPr>
-          <w:b w:val="0"/>
-        </w:rPr>
-        <w:t xml:space="preserve">s to all five </w:t>
-      </w:r>
-      <w:r>
-        <w:rPr>
-          <w:b/>
-        </w:rPr>
-        <w:t>training</w:t>
-      </w:r>
-      <w:r>
-        <w:rPr>
-          <w:b w:val="0"/>
-        </w:rPr>
-        <w:t xml:space="preserve"> rows. Explain why A and B tie even though their labels differ.</w:t>
-      </w:r>
-    </w:p>
-    <w:p>
-      <w:pPr>
-        <w:pStyle w:val="Heading3"/>
-      </w:pPr>
-      <w:r>
-        <w:t>My reasoning and evidence</w:t>
-      </w:r>
-    </w:p>
-    <w:p>
-      <w:r>
-        <w:t>________________________________________________________________</w:t>
-      </w:r>
-    </w:p>
-    <w:p>
-      <w:r>
-        <w:t>________________________________________________________________</w:t>
-      </w:r>
-    </w:p>
-    <w:p>
-      <w:r>
-        <w:t>________________________________________________________________</w:t>
-      </w:r>
-    </w:p>
-    <w:p>
-      <w:r>
-        <w:t>________________________________________________________________</w:t>
-      </w:r>
-    </w:p>
-    <w:p>
-      <w:r>
-        <w:t>________________________________________________________________</w:t>
-      </w:r>
-    </w:p>
-    <w:p>
-      <w:r>
-        <w:t>________________________________________________________________</w:t>
-      </w:r>
-    </w:p>
-    <w:p>
-      <w:pPr>
-        <w:pStyle w:val="Heading1"/>
-      </w:pPr>
-      <w:r>
-        <w:t>13. W2 Apply neighbour and tie rules</w:t>
-      </w:r>
-    </w:p>
-    <w:p>
-      <w:r>
-        <w:t>Apply neighbour and tie rules. Apply the supplied Nearest Neighbors facts and keep your reasoning.</w:t>
-      </w:r>
-    </w:p>
-    <w:p>
-      <w:pPr>
-        <w:spacing w:line="336" w:lineRule="auto" w:after="180"/>
-      </w:pPr>
-      <w:r>
-        <w:rPr>
-          <w:b w:val="0"/>
-        </w:rPr>
-        <w:t xml:space="preserve">For query 3, list the selected IDs and </w:t>
-      </w:r>
-      <w:r>
-        <w:rPr>
-          <w:b/>
-        </w:rPr>
-        <w:t>prediction</w:t>
-      </w:r>
-      <w:r>
-        <w:rPr>
-          <w:b w:val="0"/>
-        </w:rPr>
-        <w:t xml:space="preserve">s for k=1 and k=3 using alphabetical ID order on equal </w:t>
-      </w:r>
-      <w:r>
-        <w:rPr>
-          <w:b/>
-        </w:rPr>
-        <w:t>distance</w:t>
-      </w:r>
-      <w:r>
-        <w:rPr>
-          <w:b w:val="0"/>
-        </w:rPr>
-        <w:t>s. Explain what changes and what remains the same.</w:t>
-      </w:r>
-    </w:p>
-    <w:p>
-      <w:pPr>
-        <w:pStyle w:val="Heading3"/>
-      </w:pPr>
-      <w:r>
-        <w:t>My reasoning and evidence</w:t>
-      </w:r>
-    </w:p>
-    <w:p>
-      <w:r>
-        <w:t>________________________________________________________________</w:t>
-      </w:r>
-    </w:p>
-    <w:p>
-      <w:r>
-        <w:t>________________________________________________________________</w:t>
-      </w:r>
-    </w:p>
-    <w:p>
-      <w:r>
-        <w:t>________________________________________________________________</w:t>
-      </w:r>
-    </w:p>
-    <w:p>
-      <w:r>
-        <w:t>________________________________________________________________</w:t>
-      </w:r>
-    </w:p>
-    <w:p>
-      <w:r>
-        <w:t>________________________________________________________________</w:t>
-      </w:r>
-    </w:p>
-    <w:p>
-      <w:r>
-        <w:t>________________________________________________________________</w:t>
-      </w:r>
-    </w:p>
-    <w:p>
-      <w:pPr>
-        <w:pStyle w:val="Heading1"/>
-      </w:pPr>
-      <w:r>
-        <w:t>14. W3 Keep evaluation examples separate</w:t>
-      </w:r>
-    </w:p>
-    <w:p>
-      <w:r>
-        <w:t>Keep evaluation examples separate. Apply the supplied Nearest Neighbors facts and keep your reasoning.</w:t>
-      </w:r>
-    </w:p>
-    <w:p>
-      <w:pPr>
-        <w:pStyle w:val="Heading3"/>
-      </w:pPr>
-      <w:r>
-        <w:t>Where to find the supplied example</w:t>
-      </w:r>
-    </w:p>
-    <w:p>
-      <w:pPr>
-        <w:spacing w:line="336" w:lineRule="auto" w:after="180"/>
-        <w:shd w:fill="F1F6F8"/>
-      </w:pPr>
-      <w:r>
-        <w:rPr>
-          <w:b w:val="0"/>
-        </w:rPr>
-        <w:t>Reference for this exercise: open this week’s student lesson, “Nearest Neighbors”, at “See how it works” and “Follow a worked example”. Use the original worked values or code named in the question; the later pictorial case is a separate example. Keep this reference beside your workbook while practising.</w:t>
-      </w:r>
-    </w:p>
-    <w:p>
-      <w:pPr>
-        <w:spacing w:line="336" w:lineRule="auto" w:after="180"/>
-      </w:pPr>
-      <w:r>
-        <w:rPr>
-          <w:b w:val="0"/>
-        </w:rPr>
-        <w:t xml:space="preserve">Why must the three validation reference labels not enter the </w:t>
-      </w:r>
-      <w:r>
-        <w:rPr>
-          <w:b/>
-        </w:rPr>
-        <w:t>neighbour</w:t>
-      </w:r>
-      <w:r>
-        <w:rPr>
-          <w:b w:val="0"/>
-        </w:rPr>
-        <w:t xml:space="preserve"> pool? Give the fixed k=3 score and baseline score on the worked validation examples.</w:t>
-      </w:r>
-    </w:p>
-    <w:p>
-      <w:pPr>
-        <w:pStyle w:val="Heading3"/>
-      </w:pPr>
-      <w:r>
-        <w:t>My reasoning and evidence</w:t>
-      </w:r>
-    </w:p>
-    <w:p>
-      <w:r>
-        <w:t>________________________________________________________________</w:t>
-      </w:r>
-    </w:p>
-    <w:p>
-      <w:r>
-        <w:t>________________________________________________________________</w:t>
-      </w:r>
-    </w:p>
-    <w:p>
-      <w:r>
-        <w:t>________________________________________________________________</w:t>
-      </w:r>
-    </w:p>
-    <w:p>
-      <w:r>
-        <w:t>________________________________________________________________</w:t>
-      </w:r>
-    </w:p>
-    <w:p>
-      <w:r>
-        <w:t>________________________________________________________________</w:t>
-      </w:r>
-    </w:p>
-    <w:p>
-      <w:r>
-        <w:t>________________________________________________________________</w:t>
-      </w:r>
-    </w:p>
-    <w:p>
-      <w:pPr>
-        <w:pStyle w:val="Heading1"/>
-      </w:pPr>
-      <w:r>
-        <w:t>15. W4 Find neighbours independently</w:t>
-      </w:r>
-    </w:p>
-    <w:p>
-      <w:r>
-        <w:t>Attempt before feedback. If this repeats the selected independent case, reuse that first attempt; otherwise keep a separate record. Find neighbours independently. Apply the supplied Nearest Neighbors facts and keep your reasoning.</w:t>
-      </w:r>
-    </w:p>
-    <w:p>
-      <w:pPr>
-        <w:pStyle w:val="Heading3"/>
-      </w:pPr>
-      <w:r>
-        <w:t>Rules supplied for this independent case</w:t>
-      </w:r>
-    </w:p>
-    <w:p>
-      <w:pPr>
-        <w:spacing w:line="336" w:lineRule="auto" w:after="180"/>
-        <w:shd w:fill="F1F6F8"/>
-      </w:pPr>
-      <w:r>
-        <w:rPr>
-          <w:b w:val="0"/>
-        </w:rPr>
-        <w:t>Rules: use absolute difference in centimetres. Rank neighbours by distance, then alphabetical ID, and use the majority among the selected k training labels. Fit the constant baseline to the training-majority label; a majority tie would choose clear. Do not add validation rows to the neighbour pool.</w:t>
-      </w:r>
-    </w:p>
-    <w:p>
-      <w:pPr>
-        <w:spacing w:line="336" w:lineRule="auto" w:after="180"/>
-      </w:pPr>
-      <w:r>
-        <w:rPr>
-          <w:b w:val="0"/>
-        </w:rPr>
-        <w:t xml:space="preserve">New </w:t>
-      </w:r>
-      <w:r>
-        <w:rPr>
-          <w:b/>
-        </w:rPr>
-        <w:t>training</w:t>
-      </w:r>
-      <w:r>
-        <w:rPr>
-          <w:b w:val="0"/>
-        </w:rPr>
-        <w:t xml:space="preserve"> rows are P at 1 cm clear, Q at 5 blocked, R at 7 blocked, S at 11 clear, T at 13 blocked. For query 6, give all </w:t>
-      </w:r>
-      <w:r>
-        <w:rPr>
-          <w:b/>
-        </w:rPr>
-        <w:t>distance</w:t>
-      </w:r>
-      <w:r>
-        <w:rPr>
-          <w:b w:val="0"/>
-        </w:rPr>
-        <w:t xml:space="preserve">s, order the IDs by </w:t>
-      </w:r>
-      <w:r>
-        <w:rPr>
-          <w:b/>
-        </w:rPr>
-        <w:t>distance</w:t>
-      </w:r>
-      <w:r>
-        <w:rPr>
-          <w:b w:val="0"/>
-        </w:rPr>
-        <w:t xml:space="preserve"> then alphabetically, and predict with k=1 and k=3.</w:t>
-      </w:r>
-    </w:p>
-    <w:p>
-      <w:pPr>
-        <w:spacing w:line="336" w:lineRule="auto" w:after="180"/>
-      </w:pPr>
-      <w:r>
-        <w:rPr>
-          <w:b w:val="0"/>
-        </w:rPr>
-        <w:t xml:space="preserve">Using the same </w:t>
-      </w:r>
-      <w:r>
-        <w:rPr>
-          <w:b/>
-        </w:rPr>
-        <w:t>training</w:t>
-      </w:r>
-      <w:r>
-        <w:rPr>
-          <w:b w:val="0"/>
-        </w:rPr>
-        <w:t xml:space="preserve"> pool and k=3, score validation (6,blocked),(10,clear),(12,blocked). Compare the </w:t>
-      </w:r>
-      <w:r>
-        <w:rPr>
-          <w:b/>
-        </w:rPr>
-        <w:t>training</w:t>
-      </w:r>
-      <w:r>
-        <w:rPr>
-          <w:b w:val="0"/>
-        </w:rPr>
-        <w:t>-majority baseline.</w:t>
-      </w:r>
-    </w:p>
-    <w:p>
-      <w:pPr>
-        <w:pStyle w:val="Heading3"/>
-      </w:pPr>
-      <w:r>
-        <w:t>My reasoning and evidence</w:t>
-      </w:r>
-    </w:p>
-    <w:p>
-      <w:r>
-        <w:t>________________________________________________________________</w:t>
-      </w:r>
-    </w:p>
-    <w:p>
-      <w:r>
-        <w:t>________________________________________________________________</w:t>
-      </w:r>
-    </w:p>
-    <w:p>
-      <w:r>
-        <w:t>________________________________________________________________</w:t>
-      </w:r>
-    </w:p>
-    <w:p>
-      <w:r>
-        <w:t>________________________________________________________________</w:t>
-      </w:r>
-    </w:p>
-    <w:p>
-      <w:r>
-        <w:t>________________________________________________________________</w:t>
-      </w:r>
-    </w:p>
-    <w:p>
-      <w:r>
-        <w:t>________________________________________________________________</w:t>
-      </w:r>
-    </w:p>
-    <w:p>
-      <w:r>
-        <w:t>________________________________________________________________</w:t>
-      </w:r>
-    </w:p>
-    <w:p>
-      <w:r>
-        <w:t>________________________________________________________________</w:t>
-      </w:r>
-    </w:p>
-    <w:p>
-      <w:pPr>
-        <w:pStyle w:val="Heading1"/>
-      </w:pPr>
-      <w:r>
-        <w:t>16. W5 Interpret a vote and a match</w:t>
-      </w:r>
-    </w:p>
-    <w:p>
-      <w:r>
-        <w:t>Interpret a vote and a match. Apply the supplied Nearest Neighbors facts and keep your reasoning.</w:t>
-      </w:r>
-    </w:p>
-    <w:p>
-      <w:pPr>
-        <w:spacing w:line="336" w:lineRule="auto" w:after="180"/>
-      </w:pPr>
-      <w:r>
-        <w:rPr>
-          <w:b w:val="0"/>
-        </w:rPr>
-        <w:t xml:space="preserve">Two of three </w:t>
-      </w:r>
-      <w:r>
-        <w:rPr>
-          <w:b/>
-        </w:rPr>
-        <w:t>neighbour</w:t>
-      </w:r>
-      <w:r>
-        <w:rPr>
-          <w:b w:val="0"/>
-        </w:rPr>
-        <w:t xml:space="preserve">s </w:t>
-      </w:r>
-      <w:r>
-        <w:rPr>
-          <w:b/>
-        </w:rPr>
-        <w:t>vote</w:t>
-      </w:r>
-      <w:r>
-        <w:rPr>
-          <w:b w:val="0"/>
-        </w:rPr>
-        <w:t xml:space="preserve"> clear. Does that prove a two-thirds chance of a correct </w:t>
-      </w:r>
-      <w:r>
-        <w:rPr>
-          <w:b/>
-        </w:rPr>
-        <w:t>prediction</w:t>
-      </w:r>
-      <w:r>
-        <w:rPr>
-          <w:b w:val="0"/>
-        </w:rPr>
-        <w:t>? Does an exact feature match guarantee a correct label? Explain both limits.</w:t>
-      </w:r>
-    </w:p>
-    <w:p>
-      <w:pPr>
-        <w:pStyle w:val="Heading3"/>
-      </w:pPr>
-      <w:r>
-        <w:t>My reasoning and evidence</w:t>
-      </w:r>
-    </w:p>
-    <w:p>
-      <w:r>
-        <w:t>________________________________________________________________</w:t>
-      </w:r>
-    </w:p>
-    <w:p>
-      <w:r>
-        <w:t>________________________________________________________________</w:t>
-      </w:r>
-    </w:p>
-    <w:p>
-      <w:r>
-        <w:t>________________________________________________________________</w:t>
-      </w:r>
-    </w:p>
-    <w:p>
-      <w:r>
-        <w:t>________________________________________________________________</w:t>
-      </w:r>
-    </w:p>
-    <w:p>
-      <w:r>
-        <w:t>________________________________________________________________</w:t>
-      </w:r>
-    </w:p>
-    <w:p>
-      <w:r>
-        <w:t>________________________________________________________________</w:t>
-      </w:r>
-    </w:p>
-    <w:p>
-      <w:pPr>
-        <w:pStyle w:val="Heading1"/>
-      </w:pPr>
-      <w:r>
-        <w:t>17. Feedback, return check and learning record</w:t>
-      </w:r>
-    </w:p>
-    <w:p>
-      <w:r>
-        <w:t>Record the first repaired step and a different case to revisit after a delay.</w:t>
+        <w:t>17. Feedback · Repair and return</w:t>
+      </w:r>
+    </w:p>
+    <w:p>
+      <w:r>
+        <w:t>Keep this task’s complete inputs, stated rule and support record together.</w:t>
+      </w:r>
+    </w:p>
+    <w:p>
+      <w:pPr>
+        <w:pStyle w:val="Heading2"/>
+      </w:pPr>
+      <w:r>
+        <w:t>Task and evidence record</w:t>
       </w:r>
     </w:p>
     <w:tbl>
@@ -1938,12 +817,9 @@
     </w:tbl>
     <w:p>
       <w:pPr>
-        <w:spacing w:line="336" w:lineRule="auto" w:after="180"/>
-      </w:pPr>
-      <w:r>
-        <w:rPr>
-          <w:b w:val="0"/>
-        </w:rPr>
+        <w:pStyle w:val="ListBullet"/>
+      </w:pPr>
+      <w:r>
         <w:t>Revisit this idea with your teacher after a delay. Familiarity is different from explaining and using it on a changed case.</w:t>
       </w:r>
     </w:p>
@@ -1952,99 +828,785 @@
         <w:pStyle w:val="Heading1"/>
       </w:pPr>
       <w:r>
-        <w:t>18. Pictorial case practice: Nearest Neighbors</w:t>
-      </w:r>
-    </w:p>
-    <w:p>
-      <w:r>
-        <w:t>Let a nearest-neighbour picture show each distance before voting. Explain the labelled step before checking the changed condition.</w:t>
-      </w:r>
-    </w:p>
-    <w:p>
-      <w:pPr>
-        <w:spacing w:line="336" w:lineRule="auto" w:after="180"/>
-      </w:pPr>
-      <w:r>
-        <w:rPr>
-          <w:b w:val="0"/>
-        </w:rPr>
-        <w:t>Let a nearest-</w:t>
-      </w:r>
-      <w:r>
-        <w:rPr>
-          <w:b/>
-        </w:rPr>
-        <w:t>neighbour</w:t>
-      </w:r>
-      <w:r>
-        <w:rPr>
-          <w:b w:val="0"/>
-        </w:rPr>
-        <w:t xml:space="preserve"> picture show each </w:t>
-      </w:r>
-      <w:r>
-        <w:rPr>
-          <w:b/>
-        </w:rPr>
-        <w:t>distance</w:t>
-      </w:r>
-      <w:r>
-        <w:rPr>
-          <w:b w:val="0"/>
-        </w:rPr>
-        <w:t xml:space="preserve"> before voting.</w:t>
-      </w:r>
-    </w:p>
-    <w:p>
-      <w:pPr>
-        <w:spacing w:line="336" w:lineRule="auto" w:after="180"/>
-      </w:pPr>
-      <w:r>
-        <w:rPr>
-          <w:b/>
-        </w:rPr>
-        <w:t>Training</w:t>
-      </w:r>
-      <w:r>
-        <w:rPr>
-          <w:b w:val="0"/>
-        </w:rPr>
-        <w:t xml:space="preserve">: A length 2 healthy; B length8 spotted; C length11 spotted. Query length5 cm. </w:t>
-      </w:r>
-      <w:r>
-        <w:rPr>
-          <w:b/>
-        </w:rPr>
-        <w:t>Distance</w:t>
-      </w:r>
-      <w:r>
-        <w:rPr>
-          <w:b w:val="0"/>
-        </w:rPr>
-        <w:t xml:space="preserve"> is absolute difference; ties use alphabetically earlier ID.</w:t>
-      </w:r>
-    </w:p>
-    <w:p>
-      <w:pPr>
-        <w:spacing w:line="336" w:lineRule="auto" w:after="180"/>
-      </w:pPr>
-      <w:r>
-        <w:rPr>
-          <w:b w:val="0"/>
-        </w:rPr>
-        <w:t xml:space="preserve">All </w:t>
-      </w:r>
-      <w:r>
-        <w:rPr>
-          <w:b/>
-        </w:rPr>
-        <w:t>input</w:t>
-      </w:r>
-      <w:r>
-        <w:rPr>
-          <w:b w:val="0"/>
-        </w:rPr>
-        <w:t>s and outcomes in this worked example are invented classroom data; no real model run is claimed.</w:t>
+        <w:t>10. Finish · Judge your evidence</w:t>
+      </w:r>
+    </w:p>
+    <w:p>
+      <w:r>
+        <w:t>Keep this task’s complete inputs, stated rule and support record together.</w:t>
+      </w:r>
+    </w:p>
+    <w:p>
+      <w:pPr>
+        <w:pStyle w:val="Heading2"/>
+      </w:pPr>
+      <w:r>
+        <w:t>Task and evidence record</w:t>
+      </w:r>
+    </w:p>
+    <w:p>
+      <w:pPr>
+        <w:pStyle w:val="ListBullet"/>
+      </w:pPr>
+      <w:r>
+        <w:t>I can explain the mechanism. I can show evidence. I can handle a changed case. I can name a limit. Mark each as not yet, with help or independently, and attach supporting work.</w:t>
+      </w:r>
+    </w:p>
+    <w:p>
+      <w:pPr>
+        <w:pStyle w:val="ListBullet"/>
+      </w:pPr>
+      <w:r>
+        <w:t>Teacher review ____________________  Next step ____________________</w:t>
+      </w:r>
+    </w:p>
+    <w:p>
+      <w:pPr>
+        <w:pStyle w:val="Heading1"/>
+      </w:pPr>
+      <w:r>
+        <w:t>Reference bank and extra practice</w:t>
+      </w:r>
+    </w:p>
+    <w:p>
+      <w:pPr>
+        <w:pStyle w:val="Heading1"/>
+      </w:pPr>
+      <w:r>
+        <w:t>02. Reference · Supported W2 record</w:t>
+      </w:r>
+    </w:p>
+    <w:p>
+      <w:r>
+        <w:t>Keep this task’s complete inputs, stated rule and support record together.</w:t>
+      </w:r>
+    </w:p>
+    <w:p>
+      <w:pPr>
+        <w:pStyle w:val="Heading2"/>
+      </w:pPr>
+      <w:r>
+        <w:t>Task and evidence record</w:t>
+      </w:r>
+    </w:p>
+    <w:p>
+      <w:pPr>
+        <w:pStyle w:val="ListBullet"/>
+      </w:pPr>
+      <w:r>
+        <w:t>Use W2: Apply neighbour and tie rules for Nearest neighbours and distances. Record the answer once; the lesson and workbook refer to the same attempt.</w:t>
+      </w:r>
+    </w:p>
+    <w:tbl>
+      <w:tblPr>
+        <w:tblStyle w:val="LightShading-Accent1"/>
+        <w:tblW w:type="auto" w:w="0"/>
+        <w:tblLook w:firstColumn="1" w:firstRow="1" w:lastColumn="0" w:lastRow="0" w:noHBand="0" w:noVBand="1" w:val="04A0"/>
+      </w:tblPr>
+      <w:tblGrid>
+        <w:gridCol w:w="2556"/>
+        <w:gridCol w:w="2556"/>
+        <w:gridCol w:w="2556"/>
+        <w:gridCol w:w="2556"/>
+      </w:tblGrid>
+      <w:tr>
+        <w:trPr>
+          <w:tblHeader/>
+        </w:trPr>
+        <w:tc>
+          <w:tcPr>
+            <w:tcW w:type="dxa" w:w="2556"/>
+          </w:tcPr>
+          <w:p>
+            <w:r>
+              <w:t>Given inputs</w:t>
+            </w:r>
+          </w:p>
+        </w:tc>
+        <w:tc>
+          <w:tcPr>
+            <w:tcW w:type="dxa" w:w="2556"/>
+          </w:tcPr>
+          <w:p>
+            <w:r>
+              <w:t>Procedure I chose</w:t>
+            </w:r>
+          </w:p>
+        </w:tc>
+        <w:tc>
+          <w:tcPr>
+            <w:tcW w:type="dxa" w:w="2556"/>
+          </w:tcPr>
+          <w:p>
+            <w:r>
+              <w:t>Middle steps</w:t>
+            </w:r>
+          </w:p>
+        </w:tc>
+        <w:tc>
+          <w:tcPr>
+            <w:tcW w:type="dxa" w:w="2556"/>
+          </w:tcPr>
+          <w:p>
+            <w:r>
+              <w:t>Result and check</w:t>
+            </w:r>
+          </w:p>
+        </w:tc>
+      </w:tr>
+      <w:tr>
+        <w:tc>
+          <w:tcPr>
+            <w:tcW w:type="dxa" w:w="2556"/>
+          </w:tcPr>
+          <w:p>
+            <w:r/>
+          </w:p>
+        </w:tc>
+        <w:tc>
+          <w:tcPr>
+            <w:tcW w:type="dxa" w:w="2556"/>
+          </w:tcPr>
+          <w:p>
+            <w:r/>
+          </w:p>
+        </w:tc>
+        <w:tc>
+          <w:tcPr>
+            <w:tcW w:type="dxa" w:w="2556"/>
+          </w:tcPr>
+          <w:p>
+            <w:r/>
+          </w:p>
+        </w:tc>
+        <w:tc>
+          <w:tcPr>
+            <w:tcW w:type="dxa" w:w="2556"/>
+          </w:tcPr>
+          <w:p>
+            <w:r/>
+          </w:p>
+        </w:tc>
+      </w:tr>
+    </w:tbl>
+    <w:p>
+      <w:pPr>
+        <w:pStyle w:val="Heading3"/>
+      </w:pPr>
+      <w:r>
+        <w:t>The step I completed without help, and the hint I needed</w:t>
+      </w:r>
+    </w:p>
+    <w:p>
+      <w:r>
+        <w:t>________________________________________________________________</w:t>
+      </w:r>
+    </w:p>
+    <w:p>
+      <w:r>
+        <w:t>________________________________________________________________</w:t>
+      </w:r>
+    </w:p>
+    <w:p>
+      <w:r>
+        <w:t>________________________________________________________________</w:t>
+      </w:r>
+    </w:p>
+    <w:p>
+      <w:pPr>
+        <w:pStyle w:val="Heading1"/>
+      </w:pPr>
+      <w:r>
+        <w:t>03. Extra practice · Individual reasoning check</w:t>
+      </w:r>
+    </w:p>
+    <w:p>
+      <w:r>
+        <w:t>Keep this task’s complete inputs, stated rule and support record together.</w:t>
+      </w:r>
+    </w:p>
+    <w:p>
+      <w:pPr>
+        <w:pStyle w:val="Heading2"/>
+      </w:pPr>
+      <w:r>
+        <w:t>Task and evidence record</w:t>
+      </w:r>
+    </w:p>
+    <w:p>
+      <w:pPr>
+        <w:pStyle w:val="ListBullet"/>
+      </w:pPr>
+      <w:r>
+        <w:t>Use the worked case for Nearest neighbours and distances. Proposed explanation: “A negative difference is a negative distance”. Decide whether this explanation is supported. Point to the step or supplied fact that decides; explain your repair if needed.</w:t>
+      </w:r>
+    </w:p>
+    <w:p>
+      <w:pPr>
+        <w:pStyle w:val="Heading3"/>
+      </w:pPr>
+      <w:r>
+        <w:t>My explanation before partner discussion</w:t>
+      </w:r>
+    </w:p>
+    <w:p>
+      <w:r>
+        <w:t>________________________________________________________________</w:t>
+      </w:r>
+    </w:p>
+    <w:p>
+      <w:r>
+        <w:t>________________________________________________________________</w:t>
+      </w:r>
+    </w:p>
+    <w:p>
+      <w:r>
+        <w:t>________________________________________________________________</w:t>
+      </w:r>
+    </w:p>
+    <w:p>
+      <w:r>
+        <w:t>________________________________________________________________</w:t>
+      </w:r>
+    </w:p>
+    <w:p>
+      <w:pPr>
+        <w:pStyle w:val="Heading1"/>
+      </w:pPr>
+      <w:r>
+        <w:t>05. Reference · Earlier learning target</w:t>
+      </w:r>
+    </w:p>
+    <w:p>
+      <w:r>
+        <w:t>Keep this task’s complete inputs, stated rule and support record together.</w:t>
+      </w:r>
+    </w:p>
+    <w:p>
+      <w:pPr>
+        <w:pStyle w:val="Heading2"/>
+      </w:pPr>
+      <w:r>
+        <w:t>Task and evidence record</w:t>
+      </w:r>
+    </w:p>
+    <w:p>
+      <w:pPr>
+        <w:pStyle w:val="ListBullet"/>
+      </w:pPr>
+      <w:r>
+        <w:t>Training lengths 2(H),6(S),10(H); query=8. Compute distances. Explain the tie and why combining length in mm with width in cm changes a two-feature distance.</w:t>
+      </w:r>
+    </w:p>
+    <w:p>
+      <w:pPr>
+        <w:pStyle w:val="Heading1"/>
+      </w:pPr>
+      <w:r>
+        <w:t>06. Extra practice · Earlier complete case</w:t>
+      </w:r>
+    </w:p>
+    <w:p>
+      <w:r>
+        <w:t>Keep this task’s complete inputs, stated rule and support record together.</w:t>
+      </w:r>
+    </w:p>
+    <w:p>
+      <w:pPr>
+        <w:pStyle w:val="Heading2"/>
+      </w:pPr>
+      <w:r>
+        <w:t>Task and evidence record</w:t>
+      </w:r>
+    </w:p>
+    <w:p>
+      <w:pPr>
+        <w:pStyle w:val="ListBullet"/>
+      </w:pPr>
+      <w:r>
+        <w:t>One-dimensional training points: 2 healthy, 4 healthy, 8 spotted. Query=6; absolute distance.</w:t>
+      </w:r>
+    </w:p>
+    <w:p>
+      <w:pPr>
+        <w:pStyle w:val="ListBullet"/>
+      </w:pPr>
+      <w:r>
+        <w:t>Find k=1 neighbours and handle ties.</w:t>
+      </w:r>
+    </w:p>
+    <w:p>
+      <w:pPr>
+        <w:pStyle w:val="ListBullet"/>
+      </w:pPr>
+      <w:r>
+        <w:t>Show your trace, calculation or evidence</w:t>
+      </w:r>
+    </w:p>
+    <w:p>
+      <w:pPr>
+        <w:pStyle w:val="Heading3"/>
+      </w:pPr>
+      <w:r>
+        <w:t>Write or draw your reasoning and evidence.</w:t>
+      </w:r>
+    </w:p>
+    <w:p>
+      <w:r>
+        <w:t>________________________________________________________________</w:t>
+      </w:r>
+    </w:p>
+    <w:p>
+      <w:r>
+        <w:t>________________________________________________________________</w:t>
+      </w:r>
+    </w:p>
+    <w:p>
+      <w:r>
+        <w:t>________________________________________________________________</w:t>
+      </w:r>
+    </w:p>
+    <w:p>
+      <w:r>
+        <w:t>________________________________________________________________</w:t>
+      </w:r>
+    </w:p>
+    <w:p>
+      <w:r>
+        <w:t>________________________________________________________________</w:t>
+      </w:r>
+    </w:p>
+    <w:p>
+      <w:pPr>
+        <w:pStyle w:val="Heading1"/>
+      </w:pPr>
+      <w:r>
+        <w:t>07. Extra practice · Changed case</w:t>
+      </w:r>
+    </w:p>
+    <w:p>
+      <w:r>
+        <w:t>Keep this task’s complete inputs, stated rule and support record together.</w:t>
+      </w:r>
+    </w:p>
+    <w:p>
+      <w:pPr>
+        <w:pStyle w:val="Heading2"/>
+      </w:pPr>
+      <w:r>
+        <w:t>Task and evidence record</w:t>
+      </w:r>
+    </w:p>
+    <w:p>
+      <w:pPr>
+        <w:pStyle w:val="ListBullet"/>
+      </w:pPr>
+      <w:r>
+        <w:t>For one feature, labeled points are 2:fern and 8:grass. A new point is 6. Under one-nearest-neighbor with absolute distance, predict its label.</w:t>
+      </w:r>
+    </w:p>
+    <w:p>
+      <w:pPr>
+        <w:pStyle w:val="ListBullet"/>
+      </w:pPr>
+      <w:r>
+        <w:t>My independent answer and reason</w:t>
+      </w:r>
+    </w:p>
+    <w:p>
+      <w:pPr>
+        <w:pStyle w:val="Heading3"/>
+      </w:pPr>
+      <w:r>
+        <w:t>Write or draw your reasoning and evidence.</w:t>
+      </w:r>
+    </w:p>
+    <w:p>
+      <w:r>
+        <w:t>________________________________________________________________</w:t>
+      </w:r>
+    </w:p>
+    <w:p>
+      <w:r>
+        <w:t>________________________________________________________________</w:t>
+      </w:r>
+    </w:p>
+    <w:p>
+      <w:r>
+        <w:t>________________________________________________________________</w:t>
+      </w:r>
+    </w:p>
+    <w:p>
+      <w:r>
+        <w:t>________________________________________________________________</w:t>
+      </w:r>
+    </w:p>
+    <w:p>
+      <w:r>
+        <w:t>________________________________________________________________</w:t>
+      </w:r>
+    </w:p>
+    <w:p>
+      <w:pPr>
+        <w:pStyle w:val="Heading3"/>
+      </w:pPr>
+      <w:r>
+        <w:t>Week 12 Test and reflect</w:t>
+      </w:r>
+    </w:p>
+    <w:p>
+      <w:pPr>
+        <w:pStyle w:val="Heading1"/>
+      </w:pPr>
+      <w:r>
+        <w:t>08. Extra practice · Design a revealing test</w:t>
+      </w:r>
+    </w:p>
+    <w:p>
+      <w:r>
+        <w:t>Keep this task’s complete inputs, stated rule and support record together.</w:t>
+      </w:r>
+    </w:p>
+    <w:p>
+      <w:pPr>
+        <w:pStyle w:val="Heading2"/>
+      </w:pPr>
+      <w:r>
+        <w:t>Task and evidence record</w:t>
+      </w:r>
+    </w:p>
+    <w:p>
+      <w:pPr>
+        <w:pStyle w:val="ListBullet"/>
+      </w:pPr>
+      <w:r>
+        <w:t>Create a changed input, boundary case or missing-information case. Write the expected answer or safe response before testing.</w:t>
+      </w:r>
+    </w:p>
+    <w:tbl>
+      <w:tblPr>
+        <w:tblStyle w:val="LightShading-Accent1"/>
+        <w:tblW w:type="auto" w:w="0"/>
+        <w:tblLook w:firstColumn="1" w:firstRow="1" w:lastColumn="0" w:lastRow="0" w:noHBand="0" w:noVBand="1" w:val="04A0"/>
+      </w:tblPr>
+      <w:tblGrid>
+        <w:gridCol w:w="5112"/>
+        <w:gridCol w:w="5112"/>
+      </w:tblGrid>
+      <w:tr>
+        <w:trPr>
+          <w:tblHeader/>
+        </w:trPr>
+        <w:tc>
+          <w:tcPr>
+            <w:tcW w:type="dxa" w:w="5112"/>
+          </w:tcPr>
+          <w:p>
+            <w:r>
+              <w:t>Test record</w:t>
+            </w:r>
+          </w:p>
+        </w:tc>
+        <w:tc>
+          <w:tcPr>
+            <w:tcW w:type="dxa" w:w="5112"/>
+          </w:tcPr>
+          <w:p>
+            <w:r>
+              <w:t>My evidence</w:t>
+            </w:r>
+          </w:p>
+        </w:tc>
+      </w:tr>
+      <w:tr>
+        <w:tc>
+          <w:tcPr>
+            <w:tcW w:type="dxa" w:w="5112"/>
+          </w:tcPr>
+          <w:p>
+            <w:r>
+              <w:t>Changed input or condition</w:t>
+            </w:r>
+          </w:p>
+        </w:tc>
+        <w:tc>
+          <w:tcPr>
+            <w:tcW w:type="dxa" w:w="5112"/>
+          </w:tcPr>
+          <w:p>
+            <w:r/>
+          </w:p>
+        </w:tc>
+      </w:tr>
+      <w:tr>
+        <w:tc>
+          <w:tcPr>
+            <w:tcW w:type="dxa" w:w="5112"/>
+          </w:tcPr>
+          <w:p>
+            <w:r>
+              <w:t>Expected answer or fallback</w:t>
+            </w:r>
+          </w:p>
+        </w:tc>
+        <w:tc>
+          <w:tcPr>
+            <w:tcW w:type="dxa" w:w="5112"/>
+          </w:tcPr>
+          <w:p>
+            <w:r/>
+          </w:p>
+        </w:tc>
+      </w:tr>
+      <w:tr>
+        <w:tc>
+          <w:tcPr>
+            <w:tcW w:type="dxa" w:w="5112"/>
+          </w:tcPr>
+          <w:p>
+            <w:r>
+              <w:t>Observed result</w:t>
+            </w:r>
+          </w:p>
+        </w:tc>
+        <w:tc>
+          <w:tcPr>
+            <w:tcW w:type="dxa" w:w="5112"/>
+          </w:tcPr>
+          <w:p>
+            <w:r/>
+          </w:p>
+        </w:tc>
+      </w:tr>
+      <w:tr>
+        <w:tc>
+          <w:tcPr>
+            <w:tcW w:type="dxa" w:w="5112"/>
+          </w:tcPr>
+          <w:p>
+            <w:r>
+              <w:t>Why the result occurred</w:t>
+            </w:r>
+          </w:p>
+        </w:tc>
+        <w:tc>
+          <w:tcPr>
+            <w:tcW w:type="dxa" w:w="5112"/>
+          </w:tcPr>
+          <w:p>
+            <w:r/>
+          </w:p>
+        </w:tc>
+      </w:tr>
+    </w:tbl>
+    <w:p>
+      <w:pPr>
+        <w:pStyle w:val="Heading1"/>
+      </w:pPr>
+      <w:r>
+        <w:t>11. Extra practice · Earlier transfer</w:t>
+      </w:r>
+    </w:p>
+    <w:p>
+      <w:r>
+        <w:t>Keep this task’s complete inputs, stated rule and support record together.</w:t>
+      </w:r>
+    </w:p>
+    <w:p>
+      <w:pPr>
+        <w:pStyle w:val="Heading2"/>
+      </w:pPr>
+      <w:r>
+        <w:t>Task and evidence record</w:t>
+      </w:r>
+    </w:p>
+    <w:p>
+      <w:pPr>
+        <w:pStyle w:val="ListBullet"/>
+      </w:pPr>
+      <w:r>
+        <w:t>Training lengths 2(H),6(S),10(H); query=8. Compute distances. Explain the tie and why combining length in mm with width in cm changes a two-feature distance.</w:t>
+      </w:r>
+    </w:p>
+    <w:p>
+      <w:pPr>
+        <w:pStyle w:val="Heading3"/>
+      </w:pPr>
+      <w:r>
+        <w:t>My independently reasoned answer</w:t>
+      </w:r>
+    </w:p>
+    <w:p>
+      <w:r>
+        <w:t>________________________________________________________________</w:t>
+      </w:r>
+    </w:p>
+    <w:p>
+      <w:r>
+        <w:t>________________________________________________________________</w:t>
+      </w:r>
+    </w:p>
+    <w:p>
+      <w:r>
+        <w:t>________________________________________________________________</w:t>
+      </w:r>
+    </w:p>
+    <w:p>
+      <w:r>
+        <w:t>________________________________________________________________</w:t>
+      </w:r>
+    </w:p>
+    <w:p>
+      <w:r>
+        <w:t>________________________________________________________________</w:t>
+      </w:r>
+    </w:p>
+    <w:p>
+      <w:r>
+        <w:t>________________________________________________________________</w:t>
+      </w:r>
+    </w:p>
+    <w:p>
+      <w:r>
+        <w:t>________________________________________________________________</w:t>
+      </w:r>
+    </w:p>
+    <w:p>
+      <w:pPr>
+        <w:pStyle w:val="ListBullet"/>
+      </w:pPr>
+      <w:r>
+        <w:t>Record support used: none, hint or teacher explanation.</w:t>
+      </w:r>
+    </w:p>
+    <w:p>
+      <w:pPr>
+        <w:pStyle w:val="Heading1"/>
+      </w:pPr>
+      <w:r>
+        <w:t>15. Reference · Earlier W4 record</w:t>
+      </w:r>
+    </w:p>
+    <w:p>
+      <w:r>
+        <w:t>Keep this task’s complete inputs, stated rule and support record together.</w:t>
+      </w:r>
+    </w:p>
+    <w:p>
+      <w:pPr>
+        <w:pStyle w:val="Heading2"/>
+      </w:pPr>
+      <w:r>
+        <w:t>Task and evidence record</w:t>
+      </w:r>
+    </w:p>
+    <w:p>
+      <w:pPr>
+        <w:pStyle w:val="ListBullet"/>
+      </w:pPr>
+      <w:r>
+        <w:t>Rules: use absolute difference in centimetres. Rank neighbours by distance, then alphabetical ID, and use the majority among the selected k training labels. Fit the constant baseline to the training-majority label; a majority tie would choose clear. Do not add validation rows to the neighbour pool.</w:t>
+      </w:r>
+    </w:p>
+    <w:p>
+      <w:pPr>
+        <w:pStyle w:val="ListBullet"/>
+      </w:pPr>
+      <w:r>
+        <w:t>New training rows are P at 1 cm clear, Q at 5 blocked, R at 7 blocked, S at 11 clear, T at 13 blocked. For query 6, give all distances, order the IDs by distance then alphabetically, and predict with k=1 and k=3. Using the same training pool and k=3, score validation (6,blocked),(10,clear),(12,blocked). Compare the training-majority baseline.</w:t>
+      </w:r>
+    </w:p>
+    <w:p>
+      <w:pPr>
+        <w:pStyle w:val="Heading3"/>
+      </w:pPr>
+      <w:r>
+        <w:t>My reasoning and evidence</w:t>
+      </w:r>
+    </w:p>
+    <w:p>
+      <w:r>
+        <w:t>________________________________________________________________</w:t>
+      </w:r>
+    </w:p>
+    <w:p>
+      <w:r>
+        <w:t>________________________________________________________________</w:t>
+      </w:r>
+    </w:p>
+    <w:p>
+      <w:r>
+        <w:t>________________________________________________________________</w:t>
+      </w:r>
+    </w:p>
+    <w:p>
+      <w:r>
+        <w:t>________________________________________________________________</w:t>
+      </w:r>
+    </w:p>
+    <w:p>
+      <w:r>
+        <w:t>________________________________________________________________</w:t>
+      </w:r>
+    </w:p>
+    <w:p>
+      <w:r>
+        <w:t>________________________________________________________________</w:t>
+      </w:r>
+    </w:p>
+    <w:p>
+      <w:r>
+        <w:t>________________________________________________________________</w:t>
+      </w:r>
+    </w:p>
+    <w:p>
+      <w:r>
+        <w:t>________________________________________________________________</w:t>
+      </w:r>
+    </w:p>
+    <w:p>
+      <w:pPr>
+        <w:pStyle w:val="Heading1"/>
+      </w:pPr>
+      <w:r>
+        <w:t>18. Extra practice · Pictured case</w:t>
+      </w:r>
+    </w:p>
+    <w:p>
+      <w:r>
+        <w:t>Keep this task’s complete inputs, stated rule and support record together.</w:t>
+      </w:r>
+    </w:p>
+    <w:p>
+      <w:pPr>
+        <w:pStyle w:val="Heading2"/>
+      </w:pPr>
+      <w:r>
+        <w:t>Task and evidence record</w:t>
+      </w:r>
+    </w:p>
+    <w:p>
+      <w:pPr>
+        <w:pStyle w:val="ListBullet"/>
+      </w:pPr>
+      <w:r>
+        <w:t>Let a nearest-neighbour picture show each distance before voting.</w:t>
+      </w:r>
+    </w:p>
+    <w:p>
+      <w:pPr>
+        <w:pStyle w:val="ListBullet"/>
+      </w:pPr>
+      <w:r>
+        <w:t>Training: A length 2 healthy; B length8 spotted; C length11 spotted. Query length5 cm. Distance is absolute difference; ties use alphabetically earlier ID.</w:t>
+      </w:r>
+    </w:p>
+    <w:p>
+      <w:pPr>
+        <w:pStyle w:val="ListBullet"/>
+      </w:pPr>
+      <w:r>
+        <w:t>All inputs and outcomes in this worked example are invented classroom data; no real model run is claimed.</w:t>
       </w:r>
     </w:p>
     <w:p>
@@ -2121,25 +1683,10 @@
     </w:p>
     <w:p>
       <w:pPr>
-        <w:spacing w:line="336" w:lineRule="auto" w:after="180"/>
-      </w:pPr>
-      <w:r>
-        <w:rPr>
-          <w:b w:val="0"/>
-        </w:rPr>
-        <w:t xml:space="preserve">Why is the k=1 outcome at length5 not uniquely determined without a tie rule? Point to the relevant step in the picture, then write the changed result and the rule or </w:t>
-      </w:r>
-      <w:r>
-        <w:rPr>
-          <w:b/>
-        </w:rPr>
-        <w:t>evidence</w:t>
-      </w:r>
-      <w:r>
-        <w:rPr>
-          <w:b w:val="0"/>
-        </w:rPr>
-        <w:t xml:space="preserve"> that supports it.</w:t>
+        <w:pStyle w:val="ListBullet"/>
+      </w:pPr>
+      <w:r>
+        <w:t>Why is the k=1 outcome at length5 not uniquely determined without a tie rule? Point to the relevant step in the picture, then write the changed result and the rule or evidence that supports it.</w:t>
       </w:r>
     </w:p>
     <w:p>
@@ -2182,68 +1729,18 @@
     </w:p>
     <w:p>
       <w:pPr>
-        <w:pStyle w:val="Heading3"/>
-      </w:pPr>
-      <w:r>
-        <w:t>Record the help used</w:t>
-      </w:r>
-    </w:p>
-    <w:p>
-      <w:pPr>
-        <w:spacing w:line="336" w:lineRule="auto" w:after="180"/>
-        <w:shd w:fill="F1F6F8"/>
-      </w:pPr>
-      <w:r>
-        <w:rPr>
-          <w:b w:val="0"/>
-        </w:rPr>
-        <w:t xml:space="preserve">Support used: alone / hint / worked example. This record is practice </w:t>
-      </w:r>
-      <w:r>
-        <w:rPr>
-          <w:b/>
-        </w:rPr>
-        <w:t>evidence</w:t>
-      </w:r>
-      <w:r>
-        <w:rPr>
-          <w:b w:val="0"/>
-        </w:rPr>
-        <w:t>.</w:t>
-      </w:r>
-    </w:p>
-    <w:p>
-      <w:pPr>
-        <w:spacing w:line="336" w:lineRule="auto" w:after="180"/>
-      </w:pPr>
-      <w:r>
-        <w:rPr>
-          <w:b w:val="0"/>
-        </w:rPr>
-        <w:t xml:space="preserve">Project connection: For your Responsible Plant Classifier, save the </w:t>
-      </w:r>
-      <w:r>
-        <w:rPr>
-          <w:b/>
-        </w:rPr>
-        <w:t>input</w:t>
-      </w:r>
-      <w:r>
-        <w:rPr>
-          <w:b w:val="0"/>
-        </w:rPr>
-        <w:t>, procedure, observed result and limitation of this check.</w:t>
-      </w:r>
-    </w:p>
-    <w:p>
-      <w:pPr>
-        <w:spacing w:line="336" w:lineRule="auto" w:after="180"/>
-      </w:pPr>
-      <w:r>
-        <w:rPr>
-          <w:b w:val="0"/>
-        </w:rPr>
-        <w:t>Label this worked example as practice; use a different, previously unreviewed case when checking independent understanding.</w:t>
+        <w:pStyle w:val="ListBullet"/>
+      </w:pPr>
+      <w:r>
+        <w:t>Support used: alone / hint / worked example. This record is practice evidence.</w:t>
+      </w:r>
+    </w:p>
+    <w:p>
+      <w:pPr>
+        <w:pStyle w:val="ListBullet"/>
+      </w:pPr>
+      <w:r>
+        <w:t>Project connection: For your Responsible Plant Classifier, save the input, procedure, observed result and limitation of this check. Label this worked example as practice; use a different, previously unreviewed case when checking independent understanding.</w:t>
       </w:r>
     </w:p>
     <w:p>
@@ -2251,92 +1748,44 @@
         <w:pStyle w:val="Heading1"/>
       </w:pPr>
       <w:r>
-        <w:t>19. Project portfolio milestone</w:t>
-      </w:r>
-    </w:p>
-    <w:p>
-      <w:r>
-        <w:t>Keep this week’s input, deciding step, result and limit together in the Responsible Plant Classifier record.</w:t>
-      </w:r>
-    </w:p>
-    <w:p>
-      <w:pPr>
-        <w:spacing w:line="336" w:lineRule="auto" w:after="180"/>
-      </w:pPr>
-      <w:r>
-        <w:rPr>
-          <w:b w:val="0"/>
-        </w:rPr>
+        <w:t>19. Reference · Project portfolio milestone</w:t>
+      </w:r>
+    </w:p>
+    <w:p>
+      <w:r>
+        <w:t>Keep this task’s complete inputs, stated rule and support record together.</w:t>
+      </w:r>
+    </w:p>
+    <w:p>
+      <w:pPr>
+        <w:pStyle w:val="Heading2"/>
+      </w:pPr>
+      <w:r>
+        <w:t>Task and evidence record</w:t>
+      </w:r>
+    </w:p>
+    <w:p>
+      <w:pPr>
+        <w:pStyle w:val="ListBullet"/>
+      </w:pPr>
+      <w:r>
         <w:t>Project: Responsible Plant Classifier</w:t>
       </w:r>
     </w:p>
     <w:p>
       <w:pPr>
-        <w:spacing w:line="336" w:lineRule="auto" w:after="180"/>
-      </w:pPr>
-      <w:r>
-        <w:rPr>
-          <w:b w:val="0"/>
-        </w:rPr>
-        <w:t xml:space="preserve">Current milestone: Make a transparent first version. Keep a trace of how one </w:t>
-      </w:r>
-      <w:r>
-        <w:rPr>
-          <w:b/>
-        </w:rPr>
-        <w:t>input</w:t>
-      </w:r>
-      <w:r>
-        <w:rPr>
-          <w:b w:val="0"/>
-        </w:rPr>
-        <w:t xml:space="preserve"> becomes an </w:t>
-      </w:r>
-      <w:r>
-        <w:rPr>
-          <w:b/>
-        </w:rPr>
-        <w:t>output</w:t>
-      </w:r>
-      <w:r>
-        <w:rPr>
-          <w:b w:val="0"/>
-        </w:rPr>
-        <w:t>; explain the rule or learned component.</w:t>
-      </w:r>
-    </w:p>
-    <w:p>
-      <w:pPr>
-        <w:spacing w:line="336" w:lineRule="auto" w:after="180"/>
-      </w:pPr>
-      <w:r>
-        <w:rPr>
-          <w:b w:val="0"/>
-        </w:rPr>
-        <w:t xml:space="preserve">For your Responsible Plant Classifier, save the </w:t>
-      </w:r>
-      <w:r>
-        <w:rPr>
-          <w:b/>
-        </w:rPr>
-        <w:t>input</w:t>
-      </w:r>
-      <w:r>
-        <w:rPr>
-          <w:b w:val="0"/>
-        </w:rPr>
-        <w:t>, procedure, observed result and limitation of this check.</w:t>
-      </w:r>
-    </w:p>
-    <w:p>
-      <w:pPr>
-        <w:spacing w:line="336" w:lineRule="auto" w:after="180"/>
-      </w:pPr>
-      <w:r>
-        <w:rPr>
-          <w:b w:val="0"/>
-        </w:rPr>
-        <w:t>Label this worked example as practice; use a different, previously unreviewed case when checking independent understanding.</w:t>
+        <w:pStyle w:val="ListBullet"/>
+      </w:pPr>
+      <w:r>
+        <w:t>Current milestone: Make a transparent first version. Keep a trace of how one input becomes an output; explain the rule or learned component.</w:t>
+      </w:r>
+    </w:p>
+    <w:p>
+      <w:pPr>
+        <w:pStyle w:val="ListBullet"/>
+      </w:pPr>
+      <w:r>
+        <w:t>For your Responsible Plant Classifier, save the input, procedure, observed result and limitation of this check. Label this worked example as practice; use a different, previously unreviewed case when checking independent understanding.</w:t>
       </w:r>
     </w:p>
     <w:tbl>
@@ -2493,12 +1942,621 @@
         <w:pStyle w:val="Heading1"/>
       </w:pPr>
       <w:r>
-        <w:t>20. Supported practice and learning evidence</w:t>
-      </w:r>
-    </w:p>
-    <w:p>
-      <w:r>
-        <w:t>Try the supported questions before comparing with hints and feedback. Record what you repaired and the evidence you retained.</w:t>
+        <w:t>20. Extra practice · Predict, check and repair</w:t>
+      </w:r>
+    </w:p>
+    <w:p>
+      <w:r>
+        <w:t>Keep supported feedback separate from the reserved independent case.</w:t>
+      </w:r>
+    </w:p>
+    <w:p>
+      <w:pPr>
+        <w:pStyle w:val="Heading2"/>
+      </w:pPr>
+      <w:r>
+        <w:t>First supported question and hint</w:t>
+      </w:r>
+    </w:p>
+    <w:p>
+      <w:pPr>
+        <w:pStyle w:val="ListBullet"/>
+      </w:pPr>
+      <w:r>
+        <w:t>Let a nearest-neighbour picture show each distance before voting.</w:t>
+      </w:r>
+    </w:p>
+    <w:p>
+      <w:pPr>
+        <w:pStyle w:val="Heading3"/>
+      </w:pPr>
+      <w:r>
+        <w:t>Practice 1: explain the deciding evidence</w:t>
+      </w:r>
+    </w:p>
+    <w:p>
+      <w:pPr>
+        <w:pStyle w:val="ListBullet"/>
+      </w:pPr>
+      <w:r>
+        <w:t>Which labelled step matches this detail? All three vote: two spotted and one healthy, so k=3 predicts spotted.</w:t>
+      </w:r>
+    </w:p>
+    <w:p>
+      <w:pPr>
+        <w:pStyle w:val="ListBullet"/>
+      </w:pPr>
+      <w:r>
+        <w:t>1. Measure distances</w:t>
+      </w:r>
+    </w:p>
+    <w:p>
+      <w:pPr>
+        <w:pStyle w:val="ListBullet"/>
+      </w:pPr>
+      <w:r>
+        <w:t>2. Compare k=3</w:t>
+      </w:r>
+    </w:p>
+    <w:p>
+      <w:pPr>
+        <w:pStyle w:val="ListBullet"/>
+      </w:pPr>
+      <w:r>
+        <w:t>3. Apply k=1 rule</w:t>
+      </w:r>
+    </w:p>
+    <w:p>
+      <w:pPr>
+        <w:pStyle w:val="Heading3"/>
+      </w:pPr>
+      <w:r>
+        <w:t>My selected conclusion, deciding fact and explanation</w:t>
+      </w:r>
+    </w:p>
+    <w:p>
+      <w:r>
+        <w:t>________________________________________________________________</w:t>
+      </w:r>
+    </w:p>
+    <w:p>
+      <w:r>
+        <w:t>________________________________________________________________</w:t>
+      </w:r>
+    </w:p>
+    <w:p>
+      <w:r>
+        <w:t>________________________________________________________________</w:t>
+      </w:r>
+    </w:p>
+    <w:p>
+      <w:r>
+        <w:t>________________________________________________________________</w:t>
+      </w:r>
+    </w:p>
+    <w:p>
+      <w:r>
+        <w:t>________________________________________________________________</w:t>
+      </w:r>
+    </w:p>
+    <w:p>
+      <w:pPr>
+        <w:pStyle w:val="ListBullet"/>
+      </w:pPr>
+      <w:r>
+        <w:t>Hint if needed: Read the steps in the pictorial case. Match the supplied detail to the stage that performs or records it.</w:t>
+      </w:r>
+    </w:p>
+    <w:p>
+      <w:pPr>
+        <w:pStyle w:val="Heading2"/>
+      </w:pPr>
+      <w:r>
+        <w:t>Check the first explanation · reference / check after trying</w:t>
+      </w:r>
+    </w:p>
+    <w:p>
+      <w:pPr>
+        <w:spacing w:line="336" w:lineRule="auto" w:after="180"/>
+      </w:pPr>
+      <w:r>
+        <w:rPr>
+          <w:b w:val="0"/>
+        </w:rPr>
+        <w:t xml:space="preserve">After your attempt, compare with the supported explanation: Compare k=3 All three </w:t>
+      </w:r>
+      <w:r>
+        <w:rPr>
+          <w:b/>
+        </w:rPr>
+        <w:t>vote</w:t>
+      </w:r>
+      <w:r>
+        <w:rPr>
+          <w:b w:val="0"/>
+        </w:rPr>
+        <w:t>: two spotted and one healthy, so k=3 predicts spotted. Read the picture in order.</w:t>
+      </w:r>
+    </w:p>
+    <w:p>
+      <w:pPr>
+        <w:spacing w:line="336" w:lineRule="auto" w:after="180"/>
+      </w:pPr>
+      <w:r>
+        <w:rPr>
+          <w:b w:val="0"/>
+        </w:rPr>
+        <w:t xml:space="preserve">All three </w:t>
+      </w:r>
+      <w:r>
+        <w:rPr>
+          <w:b/>
+        </w:rPr>
+        <w:t>vote</w:t>
+      </w:r>
+      <w:r>
+        <w:rPr>
+          <w:b w:val="0"/>
+        </w:rPr>
+        <w:t xml:space="preserve">: two spotted and one healthy, so k=3 predicts spotted. The arrows show which recorded </w:t>
+      </w:r>
+      <w:r>
+        <w:rPr>
+          <w:b/>
+        </w:rPr>
+        <w:t>input</w:t>
+      </w:r>
+      <w:r>
+        <w:rPr>
+          <w:b w:val="0"/>
+        </w:rPr>
+        <w:t xml:space="preserve"> or intermediate result each decision uses.</w:t>
+      </w:r>
+    </w:p>
+    <w:p>
+      <w:pPr>
+        <w:spacing w:line="336" w:lineRule="auto" w:after="180"/>
+      </w:pPr>
+      <w:r>
+        <w:rPr>
+          <w:b w:val="0"/>
+        </w:rPr>
+        <w:t>Explain the deciding step aloud before checking the changed case; pointing to the final answer alone does not show how it follows.</w:t>
+      </w:r>
+    </w:p>
+    <w:p>
+      <w:pPr>
+        <w:pStyle w:val="Heading2"/>
+      </w:pPr>
+      <w:r>
+        <w:t>Changed-case question and hint</w:t>
+      </w:r>
+    </w:p>
+    <w:p>
+      <w:pPr>
+        <w:pStyle w:val="Heading3"/>
+      </w:pPr>
+      <w:r>
+        <w:t>Practice 2: explain the deciding evidence</w:t>
+      </w:r>
+    </w:p>
+    <w:p>
+      <w:pPr>
+        <w:pStyle w:val="ListBullet"/>
+      </w:pPr>
+      <w:r>
+        <w:t>Changed-case practice: Move the query to length7 cm. Which conclusion is supported by the supplied facts?</w:t>
+      </w:r>
+    </w:p>
+    <w:p>
+      <w:pPr>
+        <w:pStyle w:val="ListBullet"/>
+      </w:pPr>
+      <w:r>
+        <w:t>1. This one example guarantees correct results for every future input.</w:t>
+      </w:r>
+    </w:p>
+    <w:p>
+      <w:pPr>
+        <w:pStyle w:val="ListBullet"/>
+      </w:pPr>
+      <w:r>
+        <w:t>2. k=1 predicts spotted from B, distance1; k=3 remains spotted.</w:t>
+      </w:r>
+    </w:p>
+    <w:p>
+      <w:pPr>
+        <w:pStyle w:val="ListBullet"/>
+      </w:pPr>
+      <w:r>
+        <w:t>3. We can decide the result without examining the changed input or the procedure.</w:t>
+      </w:r>
+    </w:p>
+    <w:p>
+      <w:pPr>
+        <w:pStyle w:val="Heading3"/>
+      </w:pPr>
+      <w:r>
+        <w:t>My selected conclusion, deciding fact and explanation</w:t>
+      </w:r>
+    </w:p>
+    <w:p>
+      <w:r>
+        <w:t>________________________________________________________________</w:t>
+      </w:r>
+    </w:p>
+    <w:p>
+      <w:r>
+        <w:t>________________________________________________________________</w:t>
+      </w:r>
+    </w:p>
+    <w:p>
+      <w:r>
+        <w:t>________________________________________________________________</w:t>
+      </w:r>
+    </w:p>
+    <w:p>
+      <w:r>
+        <w:t>________________________________________________________________</w:t>
+      </w:r>
+    </w:p>
+    <w:p>
+      <w:r>
+        <w:t>________________________________________________________________</w:t>
+      </w:r>
+    </w:p>
+    <w:p>
+      <w:pPr>
+        <w:pStyle w:val="ListBullet"/>
+      </w:pPr>
+      <w:r>
+        <w:t>Hint if needed: Use the changed condition and the deciding step in the pictorial trace. The answer must say what follows from those facts.</w:t>
+      </w:r>
+    </w:p>
+    <w:p>
+      <w:pPr>
+        <w:pStyle w:val="Heading2"/>
+      </w:pPr>
+      <w:r>
+        <w:t>Check the changed explanation · reference / check after trying</w:t>
+      </w:r>
+    </w:p>
+    <w:p>
+      <w:pPr>
+        <w:spacing w:line="336" w:lineRule="auto" w:after="180"/>
+      </w:pPr>
+      <w:r>
+        <w:rPr>
+          <w:b w:val="0"/>
+        </w:rPr>
+        <w:t xml:space="preserve">After your attempt, compare with the supported explanation: k=1 predicts spotted from B, </w:t>
+      </w:r>
+      <w:r>
+        <w:rPr>
+          <w:b/>
+        </w:rPr>
+        <w:t>distance</w:t>
+      </w:r>
+      <w:r>
+        <w:rPr>
+          <w:b w:val="0"/>
+        </w:rPr>
+        <w:t xml:space="preserve">1; k=3 remains spotted. </w:t>
+      </w:r>
+      <w:r>
+        <w:rPr>
+          <w:b/>
+        </w:rPr>
+        <w:t>Distance</w:t>
+      </w:r>
+      <w:r>
+        <w:rPr>
+          <w:b w:val="0"/>
+        </w:rPr>
+        <w:t>s become 5, 1, 4 cm, so the nearest tie disappears.</w:t>
+      </w:r>
+    </w:p>
+    <w:p>
+      <w:pPr>
+        <w:pStyle w:val="Heading2"/>
+      </w:pPr>
+      <w:r>
+        <w:t>Repair and keep the record</w:t>
+      </w:r>
+    </w:p>
+    <w:p>
+      <w:pPr>
+        <w:spacing w:line="336" w:lineRule="auto" w:after="180"/>
+      </w:pPr>
+      <w:r>
+        <w:rPr>
+          <w:b w:val="0"/>
+        </w:rPr>
+        <w:t xml:space="preserve">Review Decision Trees (ai-4/11). Goal: Fit a root question and leaf </w:t>
+      </w:r>
+      <w:r>
+        <w:rPr>
+          <w:b/>
+        </w:rPr>
+        <w:t>prediction</w:t>
+      </w:r>
+      <w:r>
+        <w:rPr>
+          <w:b w:val="0"/>
+        </w:rPr>
+        <w:t xml:space="preserve">s from </w:t>
+      </w:r>
+      <w:r>
+        <w:rPr>
+          <w:b/>
+        </w:rPr>
+        <w:t>training</w:t>
+      </w:r>
+      <w:r>
+        <w:rPr>
+          <w:b w:val="0"/>
+        </w:rPr>
+        <w:t xml:space="preserve"> examples. Short practice: Which </w:t>
+      </w:r>
+      <w:r>
+        <w:rPr>
+          <w:b/>
+        </w:rPr>
+        <w:t>input</w:t>
+      </w:r>
+      <w:r>
+        <w:rPr>
+          <w:b w:val="0"/>
+        </w:rPr>
+        <w:t xml:space="preserve"> distinguishes the original and changed tree?</w:t>
+      </w:r>
+    </w:p>
+    <w:p>
+      <w:pPr>
+        <w:spacing w:line="336" w:lineRule="auto" w:after="180"/>
+      </w:pPr>
+      <w:r>
+        <w:rPr>
+          <w:b w:val="0"/>
+        </w:rPr>
+        <w:t xml:space="preserve">Point to the relevant step in the picture, then write the changed result and the rule or </w:t>
+      </w:r>
+      <w:r>
+        <w:rPr>
+          <w:b/>
+        </w:rPr>
+        <w:t>evidence</w:t>
+      </w:r>
+      <w:r>
+        <w:rPr>
+          <w:b w:val="0"/>
+        </w:rPr>
+        <w:t xml:space="preserve"> that supports it.. Return to this week and explain what you changed.</w:t>
+      </w:r>
+    </w:p>
+    <w:p>
+      <w:pPr>
+        <w:spacing w:line="336" w:lineRule="auto" w:after="180"/>
+      </w:pPr>
+      <w:r>
+        <w:rPr>
+          <w:b w:val="0"/>
+        </w:rPr>
+        <w:t>Review Dataset Cards (ai-4/9). Goal: Inspect row meaning missing values and repeated records. Short practice: What two counts should the revised card show?</w:t>
+      </w:r>
+    </w:p>
+    <w:p>
+      <w:pPr>
+        <w:spacing w:line="336" w:lineRule="auto" w:after="180"/>
+      </w:pPr>
+      <w:r>
+        <w:rPr>
+          <w:b w:val="0"/>
+        </w:rPr>
+        <w:t xml:space="preserve">Point to the relevant step in the picture, then write the changed result and the rule or </w:t>
+      </w:r>
+      <w:r>
+        <w:rPr>
+          <w:b/>
+        </w:rPr>
+        <w:t>evidence</w:t>
+      </w:r>
+      <w:r>
+        <w:rPr>
+          <w:b w:val="0"/>
+        </w:rPr>
+        <w:t xml:space="preserve"> that supports it.. Return to this week and explain what you changed.</w:t>
+      </w:r>
+    </w:p>
+    <w:p>
+      <w:pPr>
+        <w:spacing w:line="336" w:lineRule="auto" w:after="180"/>
+      </w:pPr>
+      <w:r>
+        <w:rPr>
+          <w:b w:val="0"/>
+        </w:rPr>
+        <w:t xml:space="preserve">Review Label Quality (ai-4/6). Goal: Write an observable label rule with boundaries and a review option. Short practice: Why should two annotators not </w:t>
+      </w:r>
+      <w:r>
+        <w:rPr>
+          <w:b/>
+        </w:rPr>
+        <w:t>vote</w:t>
+      </w:r>
+      <w:r>
+        <w:rPr>
+          <w:b w:val="0"/>
+        </w:rPr>
+        <w:t xml:space="preserve"> away Z’s missing </w:t>
+      </w:r>
+      <w:r>
+        <w:rPr>
+          <w:b/>
+        </w:rPr>
+        <w:t>evidence</w:t>
+      </w:r>
+      <w:r>
+        <w:rPr>
+          <w:b w:val="0"/>
+        </w:rPr>
+        <w:t>?</w:t>
+      </w:r>
+    </w:p>
+    <w:p>
+      <w:pPr>
+        <w:spacing w:line="336" w:lineRule="auto" w:after="180"/>
+      </w:pPr>
+      <w:r>
+        <w:rPr>
+          <w:b w:val="0"/>
+        </w:rPr>
+        <w:t xml:space="preserve">Point to the relevant step in the picture, then write the changed result and the rule or </w:t>
+      </w:r>
+      <w:r>
+        <w:rPr>
+          <w:b/>
+        </w:rPr>
+        <w:t>evidence</w:t>
+      </w:r>
+      <w:r>
+        <w:rPr>
+          <w:b w:val="0"/>
+        </w:rPr>
+        <w:t xml:space="preserve"> that supports it.. Return to this week and explain what you changed.</w:t>
+      </w:r>
+    </w:p>
+    <w:p>
+      <w:pPr>
+        <w:spacing w:line="336" w:lineRule="auto" w:after="180"/>
+      </w:pPr>
+      <w:r>
+        <w:rPr>
+          <w:b w:val="0"/>
+        </w:rPr>
+        <w:t xml:space="preserve">The browser lab lets you edit the supported Python examples already included in this lesson. Predict first, run, inspect the actual </w:t>
+      </w:r>
+      <w:r>
+        <w:rPr>
+          <w:b/>
+        </w:rPr>
+        <w:t>output</w:t>
+      </w:r>
+      <w:r>
+        <w:rPr>
+          <w:b w:val="0"/>
+        </w:rPr>
+        <w:t xml:space="preserve"> or error, change one </w:t>
+      </w:r>
+      <w:r>
+        <w:rPr>
+          <w:b/>
+        </w:rPr>
+        <w:t>input</w:t>
+      </w:r>
+      <w:r>
+        <w:rPr>
+          <w:b w:val="0"/>
+        </w:rPr>
+        <w:t>, then run again.</w:t>
+      </w:r>
+    </w:p>
+    <w:p>
+      <w:pPr>
+        <w:spacing w:line="336" w:lineRule="auto" w:after="180"/>
+      </w:pPr>
+      <w:r>
+        <w:rPr>
+          <w:b w:val="0"/>
+        </w:rPr>
+        <w:t xml:space="preserve">Keep code, </w:t>
+      </w:r>
+      <w:r>
+        <w:rPr>
+          <w:b/>
+        </w:rPr>
+        <w:t>prediction</w:t>
+      </w:r>
+      <w:r>
+        <w:rPr>
+          <w:b w:val="0"/>
+        </w:rPr>
+        <w:t>s, actual results and a reasoned revision together. On paper, label your result as a trace rather than an execution.</w:t>
+      </w:r>
+    </w:p>
+    <w:p>
+      <w:pPr>
+        <w:spacing w:line="336" w:lineRule="auto" w:after="180"/>
+      </w:pPr>
+      <w:r>
+        <w:rPr>
+          <w:b w:val="0"/>
+        </w:rPr>
+        <w:t xml:space="preserve">Use Download completed work in the hosted lesson to export your answers, reflections, practice feedback and code-run </w:t>
+      </w:r>
+      <w:r>
+        <w:rPr>
+          <w:b/>
+        </w:rPr>
+        <w:t>evidence</w:t>
+      </w:r>
+      <w:r>
+        <w:rPr>
+          <w:b w:val="0"/>
+        </w:rPr>
+        <w:t>. Open the HTML copy to read or print it.</w:t>
+      </w:r>
+    </w:p>
+    <w:p>
+      <w:pPr>
+        <w:spacing w:line="336" w:lineRule="auto" w:after="180"/>
+      </w:pPr>
+      <w:r>
+        <w:rPr>
+          <w:b w:val="0"/>
+        </w:rPr>
+        <w:t>Drafts stay in this browser when storage is available; clear drafts on a shared device.</w:t>
+      </w:r>
+    </w:p>
+    <w:p>
+      <w:pPr>
+        <w:pStyle w:val="Heading3"/>
+      </w:pPr>
+      <w:r>
+        <w:t>What I repaired, the evidence I kept and the next test</w:t>
+      </w:r>
+    </w:p>
+    <w:p>
+      <w:r>
+        <w:t>________________________________________________________________</w:t>
+      </w:r>
+    </w:p>
+    <w:p>
+      <w:r>
+        <w:t>________________________________________________________________</w:t>
+      </w:r>
+    </w:p>
+    <w:p>
+      <w:r>
+        <w:t>________________________________________________________________</w:t>
+      </w:r>
+    </w:p>
+    <w:p>
+      <w:r>
+        <w:t>________________________________________________________________</w:t>
+      </w:r>
+    </w:p>
+    <w:p>
+      <w:r>
+        <w:t>________________________________________________________________</w:t>
+      </w:r>
+    </w:p>
+    <w:p>
+      <w:pPr>
+        <w:pStyle w:val="Heading2"/>
+      </w:pPr>
+      <w:r>
+        <w:t>Earlier wording, alternatives and picture transcripts · reference / check after trying</w:t>
       </w:r>
     </w:p>
     <w:p>
@@ -2514,116 +2572,10 @@
     </w:p>
     <w:p>
       <w:pPr>
-        <w:spacing w:line="336" w:lineRule="auto" w:after="180"/>
-      </w:pPr>
-      <w:r>
-        <w:rPr>
-          <w:b w:val="0"/>
-        </w:rPr>
-        <w:t>Let a nearest-</w:t>
-      </w:r>
-      <w:r>
-        <w:rPr>
-          <w:b/>
-        </w:rPr>
-        <w:t>neighbour</w:t>
-      </w:r>
-      <w:r>
-        <w:rPr>
-          <w:b w:val="0"/>
-        </w:rPr>
-        <w:t xml:space="preserve"> picture show each </w:t>
-      </w:r>
-      <w:r>
-        <w:rPr>
-          <w:b/>
-        </w:rPr>
-        <w:t>distance</w:t>
-      </w:r>
-      <w:r>
-        <w:rPr>
-          <w:b w:val="0"/>
-        </w:rPr>
-        <w:t xml:space="preserve"> before voting.</w:t>
-      </w:r>
-    </w:p>
-    <w:p>
-      <w:pPr>
         <w:pStyle w:val="Heading3"/>
       </w:pPr>
       <w:r>
-        <w:t>Practice 1: explain the deciding evidence</w:t>
-      </w:r>
-    </w:p>
-    <w:p>
-      <w:pPr>
-        <w:spacing w:line="336" w:lineRule="auto" w:after="180"/>
-      </w:pPr>
-      <w:r>
-        <w:rPr>
-          <w:b w:val="0"/>
-        </w:rPr>
-        <w:t xml:space="preserve">Which labelled step matches this detail? All three </w:t>
-      </w:r>
-      <w:r>
-        <w:rPr>
-          <w:b/>
-        </w:rPr>
-        <w:t>vote</w:t>
-      </w:r>
-      <w:r>
-        <w:rPr>
-          <w:b w:val="0"/>
-        </w:rPr>
-        <w:t>: two spotted and one healthy, so k=3 predicts spotted.</w:t>
-      </w:r>
-    </w:p>
-    <w:p>
-      <w:pPr>
-        <w:spacing w:line="336" w:lineRule="auto" w:after="180"/>
-        <w:shd w:fill="F4F9FC"/>
-      </w:pPr>
-      <w:r>
-        <w:rPr>
-          <w:b w:val="0"/>
-        </w:rPr>
-        <w:t xml:space="preserve">1. Measure </w:t>
-      </w:r>
-      <w:r>
-        <w:rPr>
-          <w:b/>
-        </w:rPr>
-        <w:t>distance</w:t>
-      </w:r>
-      <w:r>
-        <w:rPr>
-          <w:b w:val="0"/>
-        </w:rPr>
-        <w:t>s</w:t>
-      </w:r>
-    </w:p>
-    <w:p>
-      <w:pPr>
-        <w:spacing w:line="336" w:lineRule="auto" w:after="180"/>
-        <w:shd w:fill="F4F9FC"/>
-      </w:pPr>
-      <w:r>
-        <w:rPr>
-          <w:b w:val="0"/>
-        </w:rPr>
-        <w:t>2. Compare k=3</w:t>
-      </w:r>
-    </w:p>
-    <w:p>
-      <w:pPr>
-        <w:spacing w:line="336" w:lineRule="auto" w:after="180"/>
-        <w:shd w:fill="F4F9FC"/>
-      </w:pPr>
-      <w:r>
-        <w:rPr>
-          <w:b w:val="0"/>
-        </w:rPr>
-        <w:t>3. Apply k=1 rule</w:t>
+        <w:t>Repair a missing building block</w:t>
       </w:r>
     </w:p>
     <w:p>
@@ -2631,32 +2583,7 @@
         <w:pStyle w:val="Heading3"/>
       </w:pPr>
       <w:r>
-        <w:t>My selected conclusion, deciding fact and explanation</w:t>
-      </w:r>
-    </w:p>
-    <w:p>
-      <w:r>
-        <w:t>________________________________________________________________</w:t>
-      </w:r>
-    </w:p>
-    <w:p>
-      <w:r>
-        <w:t>________________________________________________________________</w:t>
-      </w:r>
-    </w:p>
-    <w:p>
-      <w:r>
-        <w:t>________________________________________________________________</w:t>
-      </w:r>
-    </w:p>
-    <w:p>
-      <w:r>
-        <w:t>________________________________________________________________</w:t>
-      </w:r>
-    </w:p>
-    <w:p>
-      <w:r>
-        <w:t>________________________________________________________________</w:t>
+        <w:t>Predict, run and debug</w:t>
       </w:r>
     </w:p>
     <w:p>
@@ -2664,625 +2591,25 @@
         <w:pStyle w:val="Heading3"/>
       </w:pPr>
       <w:r>
-        <w:t>Hint · try first</w:t>
-      </w:r>
-    </w:p>
-    <w:p>
-      <w:pPr>
-        <w:spacing w:line="336" w:lineRule="auto" w:after="180"/>
-        <w:shd w:fill="F1F6F8"/>
-      </w:pPr>
-      <w:r>
-        <w:rPr>
-          <w:b w:val="0"/>
-        </w:rPr>
-        <w:t>Hint if needed: Read the steps in the pictorial case. Match the supplied detail to the stage that performs or records it.</w:t>
-      </w:r>
-    </w:p>
-    <w:p>
-      <w:pPr>
-        <w:pStyle w:val="Heading3"/>
-      </w:pPr>
-      <w:r>
-        <w:t>Feedback · compare after trying</w:t>
-      </w:r>
-    </w:p>
-    <w:p>
-      <w:pPr>
-        <w:spacing w:line="336" w:lineRule="auto" w:after="180"/>
-        <w:shd w:fill="F1F6FC"/>
-      </w:pPr>
-      <w:r>
-        <w:rPr>
-          <w:b w:val="0"/>
-        </w:rPr>
-        <w:t xml:space="preserve">After your attempt, compare with the supported explanation: Compare k=3 All three </w:t>
-      </w:r>
-      <w:r>
-        <w:rPr>
-          <w:b/>
-        </w:rPr>
-        <w:t>vote</w:t>
-      </w:r>
-      <w:r>
-        <w:rPr>
-          <w:b w:val="0"/>
-        </w:rPr>
-        <w:t>: two spotted and one healthy, so k=3 predicts spotted. Read the picture in order.</w:t>
-      </w:r>
-    </w:p>
-    <w:p>
-      <w:pPr>
-        <w:spacing w:line="336" w:lineRule="auto" w:after="180"/>
-        <w:shd w:fill="F1F6FC"/>
-      </w:pPr>
-      <w:r>
-        <w:rPr>
-          <w:b w:val="0"/>
-        </w:rPr>
-        <w:t xml:space="preserve">All three </w:t>
-      </w:r>
-      <w:r>
-        <w:rPr>
-          <w:b/>
-        </w:rPr>
-        <w:t>vote</w:t>
-      </w:r>
-      <w:r>
-        <w:rPr>
-          <w:b w:val="0"/>
-        </w:rPr>
-        <w:t xml:space="preserve">: two spotted and one healthy, so k=3 predicts spotted. The arrows show which recorded </w:t>
-      </w:r>
-      <w:r>
-        <w:rPr>
-          <w:b/>
-        </w:rPr>
-        <w:t>input</w:t>
-      </w:r>
-      <w:r>
-        <w:rPr>
-          <w:b w:val="0"/>
-        </w:rPr>
-        <w:t xml:space="preserve"> or intermediate result each decision uses.</w:t>
-      </w:r>
-    </w:p>
-    <w:p>
-      <w:pPr>
-        <w:spacing w:line="336" w:lineRule="auto" w:after="180"/>
-        <w:shd w:fill="F1F6FC"/>
-      </w:pPr>
-      <w:r>
-        <w:rPr>
-          <w:b w:val="0"/>
-        </w:rPr>
-        <w:t>Explain the deciding step aloud before checking the changed case; pointing to the final answer alone does not show how it follows.</w:t>
-      </w:r>
-    </w:p>
-    <w:p>
-      <w:pPr>
-        <w:pStyle w:val="Heading3"/>
-      </w:pPr>
-      <w:r>
-        <w:t>Practice 2: explain the deciding evidence</w:t>
-      </w:r>
-    </w:p>
-    <w:p>
-      <w:pPr>
-        <w:pStyle w:val="Heading3"/>
-      </w:pPr>
-      <w:r>
-        <w:t>Changed case · predict first</w:t>
-      </w:r>
-    </w:p>
-    <w:p>
-      <w:pPr>
-        <w:spacing w:line="336" w:lineRule="auto" w:after="180"/>
-        <w:shd w:fill="F5F1FB"/>
-      </w:pPr>
-      <w:r>
-        <w:rPr>
-          <w:b w:val="0"/>
-        </w:rPr>
-        <w:t>Changed-case practice: Move the query to length7 cm. Which conclusion is supported by the supplied facts?</w:t>
-      </w:r>
-    </w:p>
-    <w:p>
-      <w:pPr>
-        <w:spacing w:line="336" w:lineRule="auto" w:after="180"/>
-        <w:shd w:fill="F4F9FC"/>
-      </w:pPr>
-      <w:r>
-        <w:rPr>
-          <w:b w:val="0"/>
-        </w:rPr>
-        <w:t xml:space="preserve">1. This one example guarantees correct results for every future </w:t>
-      </w:r>
-      <w:r>
-        <w:rPr>
-          <w:b/>
-        </w:rPr>
-        <w:t>input</w:t>
-      </w:r>
-      <w:r>
-        <w:rPr>
-          <w:b w:val="0"/>
-        </w:rPr>
-        <w:t>.</w:t>
-      </w:r>
-    </w:p>
-    <w:p>
-      <w:pPr>
-        <w:spacing w:line="336" w:lineRule="auto" w:after="180"/>
-        <w:shd w:fill="F4F9FC"/>
-      </w:pPr>
-      <w:r>
-        <w:rPr>
-          <w:b w:val="0"/>
-        </w:rPr>
-        <w:t xml:space="preserve">2. k=1 predicts spotted from B, </w:t>
-      </w:r>
-      <w:r>
-        <w:rPr>
-          <w:b/>
-        </w:rPr>
-        <w:t>distance</w:t>
-      </w:r>
-      <w:r>
-        <w:rPr>
-          <w:b w:val="0"/>
-        </w:rPr>
-        <w:t>1; k=3 remains spotted.</w:t>
-      </w:r>
-    </w:p>
-    <w:p>
-      <w:pPr>
-        <w:spacing w:line="336" w:lineRule="auto" w:after="180"/>
-        <w:shd w:fill="F4F9FC"/>
-      </w:pPr>
-      <w:r>
-        <w:rPr>
-          <w:b w:val="0"/>
-        </w:rPr>
-        <w:t xml:space="preserve">3. We can decide the result without examining the changed </w:t>
-      </w:r>
-      <w:r>
-        <w:rPr>
-          <w:b/>
-        </w:rPr>
-        <w:t>input</w:t>
-      </w:r>
-      <w:r>
-        <w:rPr>
-          <w:b w:val="0"/>
-        </w:rPr>
-        <w:t xml:space="preserve"> or the procedure.</w:t>
-      </w:r>
-    </w:p>
-    <w:p>
-      <w:pPr>
-        <w:pStyle w:val="Heading3"/>
-      </w:pPr>
-      <w:r>
-        <w:t>My selected conclusion, deciding fact and explanation</w:t>
-      </w:r>
-    </w:p>
-    <w:p>
-      <w:r>
-        <w:t>________________________________________________________________</w:t>
-      </w:r>
-    </w:p>
-    <w:p>
-      <w:r>
-        <w:t>________________________________________________________________</w:t>
-      </w:r>
-    </w:p>
-    <w:p>
-      <w:r>
-        <w:t>________________________________________________________________</w:t>
-      </w:r>
-    </w:p>
-    <w:p>
-      <w:r>
-        <w:t>________________________________________________________________</w:t>
-      </w:r>
-    </w:p>
-    <w:p>
-      <w:r>
-        <w:t>________________________________________________________________</w:t>
-      </w:r>
-    </w:p>
-    <w:p>
-      <w:pPr>
-        <w:pStyle w:val="Heading3"/>
-      </w:pPr>
-      <w:r>
-        <w:t>Hint · try first</w:t>
-      </w:r>
-    </w:p>
-    <w:p>
-      <w:pPr>
-        <w:spacing w:line="336" w:lineRule="auto" w:after="180"/>
-        <w:shd w:fill="F1F6F8"/>
-      </w:pPr>
-      <w:r>
-        <w:rPr>
-          <w:b w:val="0"/>
-        </w:rPr>
-        <w:t>Hint if needed: Use the changed condition and the deciding step in the pictorial trace. The answer must say what follows from those facts.</w:t>
-      </w:r>
-    </w:p>
-    <w:p>
-      <w:pPr>
-        <w:pStyle w:val="Heading3"/>
-      </w:pPr>
-      <w:r>
-        <w:t>Feedback · compare after trying</w:t>
-      </w:r>
-    </w:p>
-    <w:p>
-      <w:pPr>
-        <w:spacing w:line="336" w:lineRule="auto" w:after="180"/>
-        <w:shd w:fill="F1F6FC"/>
-      </w:pPr>
-      <w:r>
-        <w:rPr>
-          <w:b w:val="0"/>
-        </w:rPr>
-        <w:t xml:space="preserve">After your attempt, compare with the supported explanation: k=1 predicts spotted from B, </w:t>
-      </w:r>
-      <w:r>
-        <w:rPr>
-          <w:b/>
-        </w:rPr>
-        <w:t>distance</w:t>
-      </w:r>
-      <w:r>
-        <w:rPr>
-          <w:b w:val="0"/>
-        </w:rPr>
-        <w:t xml:space="preserve">1; k=3 remains spotted. </w:t>
-      </w:r>
-      <w:r>
-        <w:rPr>
-          <w:b/>
-        </w:rPr>
-        <w:t>Distance</w:t>
-      </w:r>
-      <w:r>
-        <w:rPr>
-          <w:b w:val="0"/>
-        </w:rPr>
-        <w:t>s become 5, 1, 4 cm, so the nearest tie disappears.</w:t>
-      </w:r>
-    </w:p>
-    <w:p>
-      <w:pPr>
-        <w:pStyle w:val="Heading3"/>
-      </w:pPr>
-      <w:r>
-        <w:t>Repair a missing building block</w:t>
-      </w:r>
-    </w:p>
-    <w:p>
-      <w:pPr>
-        <w:spacing w:line="336" w:lineRule="auto" w:after="180"/>
-      </w:pPr>
-      <w:r>
-        <w:rPr>
-          <w:b w:val="0"/>
-        </w:rPr>
-        <w:t xml:space="preserve">Review Decision Trees (ai-4/11). Goal: Fit a root question and leaf </w:t>
-      </w:r>
-      <w:r>
-        <w:rPr>
-          <w:b/>
-        </w:rPr>
-        <w:t>prediction</w:t>
-      </w:r>
-      <w:r>
-        <w:rPr>
-          <w:b w:val="0"/>
-        </w:rPr>
-        <w:t xml:space="preserve">s from </w:t>
-      </w:r>
-      <w:r>
-        <w:rPr>
-          <w:b/>
-        </w:rPr>
-        <w:t>training</w:t>
-      </w:r>
-      <w:r>
-        <w:rPr>
-          <w:b w:val="0"/>
-        </w:rPr>
-        <w:t xml:space="preserve"> examples. Short practice: Which </w:t>
-      </w:r>
-      <w:r>
-        <w:rPr>
-          <w:b/>
-        </w:rPr>
-        <w:t>input</w:t>
-      </w:r>
-      <w:r>
-        <w:rPr>
-          <w:b w:val="0"/>
-        </w:rPr>
-        <w:t xml:space="preserve"> distinguishes the original and changed tree?</w:t>
-      </w:r>
-    </w:p>
-    <w:p>
-      <w:pPr>
-        <w:spacing w:line="336" w:lineRule="auto" w:after="180"/>
-      </w:pPr>
-      <w:r>
-        <w:rPr>
-          <w:b w:val="0"/>
-        </w:rPr>
-        <w:t xml:space="preserve">Point to the relevant step in the picture, then write the changed result and the rule or </w:t>
-      </w:r>
-      <w:r>
-        <w:rPr>
-          <w:b/>
-        </w:rPr>
-        <w:t>evidence</w:t>
-      </w:r>
-      <w:r>
-        <w:rPr>
-          <w:b w:val="0"/>
-        </w:rPr>
-        <w:t xml:space="preserve"> that supports it.. Return to this week and explain what you changed.</w:t>
-      </w:r>
-    </w:p>
-    <w:p>
-      <w:pPr>
-        <w:spacing w:line="336" w:lineRule="auto" w:after="180"/>
-      </w:pPr>
-      <w:r>
-        <w:rPr>
-          <w:b w:val="0"/>
-        </w:rPr>
-        <w:t>Review Dataset Cards (ai-4/9). Goal: Inspect row meaning missing values and repeated records. Short practice: What two counts should the revised card show?</w:t>
-      </w:r>
-    </w:p>
-    <w:p>
-      <w:pPr>
-        <w:spacing w:line="336" w:lineRule="auto" w:after="180"/>
-      </w:pPr>
-      <w:r>
-        <w:rPr>
-          <w:b w:val="0"/>
-        </w:rPr>
-        <w:t xml:space="preserve">Point to the relevant step in the picture, then write the changed result and the rule or </w:t>
-      </w:r>
-      <w:r>
-        <w:rPr>
-          <w:b/>
-        </w:rPr>
-        <w:t>evidence</w:t>
-      </w:r>
-      <w:r>
-        <w:rPr>
-          <w:b w:val="0"/>
-        </w:rPr>
-        <w:t xml:space="preserve"> that supports it.. Return to this week and explain what you changed.</w:t>
-      </w:r>
-    </w:p>
-    <w:p>
-      <w:pPr>
-        <w:spacing w:line="336" w:lineRule="auto" w:after="180"/>
-      </w:pPr>
-      <w:r>
-        <w:rPr>
-          <w:b w:val="0"/>
-        </w:rPr>
-        <w:t xml:space="preserve">Review Label Quality (ai-4/6). Goal: Write an observable label rule with boundaries and a review option. Short practice: Why should two annotators not </w:t>
-      </w:r>
-      <w:r>
-        <w:rPr>
-          <w:b/>
-        </w:rPr>
-        <w:t>vote</w:t>
-      </w:r>
-      <w:r>
-        <w:rPr>
-          <w:b w:val="0"/>
-        </w:rPr>
-        <w:t xml:space="preserve"> away Z’s missing </w:t>
-      </w:r>
-      <w:r>
-        <w:rPr>
-          <w:b/>
-        </w:rPr>
-        <w:t>evidence</w:t>
-      </w:r>
-      <w:r>
-        <w:rPr>
-          <w:b w:val="0"/>
-        </w:rPr>
-        <w:t>?</w:t>
-      </w:r>
-    </w:p>
-    <w:p>
-      <w:pPr>
-        <w:spacing w:line="336" w:lineRule="auto" w:after="180"/>
-      </w:pPr>
-      <w:r>
-        <w:rPr>
-          <w:b w:val="0"/>
-        </w:rPr>
-        <w:t xml:space="preserve">Point to the relevant step in the picture, then write the changed result and the rule or </w:t>
-      </w:r>
-      <w:r>
-        <w:rPr>
-          <w:b/>
-        </w:rPr>
-        <w:t>evidence</w:t>
-      </w:r>
-      <w:r>
-        <w:rPr>
-          <w:b w:val="0"/>
-        </w:rPr>
-        <w:t xml:space="preserve"> that supports it.. Return to this week and explain what you changed.</w:t>
-      </w:r>
-    </w:p>
-    <w:p>
-      <w:pPr>
-        <w:pStyle w:val="Heading3"/>
-      </w:pPr>
-      <w:r>
-        <w:t>Predict, run and debug</w:t>
-      </w:r>
-    </w:p>
-    <w:p>
-      <w:pPr>
-        <w:spacing w:line="336" w:lineRule="auto" w:after="180"/>
-      </w:pPr>
-      <w:r>
-        <w:rPr>
-          <w:b w:val="0"/>
-        </w:rPr>
-        <w:t xml:space="preserve">The browser lab lets you edit the supported Python examples already included in this lesson. Predict first, run, inspect the actual </w:t>
-      </w:r>
-      <w:r>
-        <w:rPr>
-          <w:b/>
-        </w:rPr>
-        <w:t>output</w:t>
-      </w:r>
-      <w:r>
-        <w:rPr>
-          <w:b w:val="0"/>
-        </w:rPr>
-        <w:t xml:space="preserve"> or error, change one </w:t>
-      </w:r>
-      <w:r>
-        <w:rPr>
-          <w:b/>
-        </w:rPr>
-        <w:t>input</w:t>
-      </w:r>
-      <w:r>
-        <w:rPr>
-          <w:b w:val="0"/>
-        </w:rPr>
-        <w:t>, then run again.</w:t>
-      </w:r>
-    </w:p>
-    <w:p>
-      <w:pPr>
-        <w:spacing w:line="336" w:lineRule="auto" w:after="180"/>
-      </w:pPr>
-      <w:r>
-        <w:rPr>
-          <w:b w:val="0"/>
-        </w:rPr>
-        <w:t xml:space="preserve">Keep code, </w:t>
-      </w:r>
-      <w:r>
-        <w:rPr>
-          <w:b/>
-        </w:rPr>
-        <w:t>prediction</w:t>
-      </w:r>
-      <w:r>
-        <w:rPr>
-          <w:b w:val="0"/>
-        </w:rPr>
-        <w:t>s, actual results and a reasoned revision together. On paper, label your result as a trace rather than an execution.</w:t>
-      </w:r>
-    </w:p>
-    <w:p>
-      <w:pPr>
-        <w:pStyle w:val="Heading3"/>
-      </w:pPr>
-      <w:r>
         <w:t>Keep your completed work</w:t>
       </w:r>
     </w:p>
     <w:p>
       <w:pPr>
-        <w:spacing w:line="336" w:lineRule="auto" w:after="180"/>
-      </w:pPr>
-      <w:r>
-        <w:rPr>
-          <w:b w:val="0"/>
-        </w:rPr>
-        <w:t xml:space="preserve">Use Download completed work in the hosted lesson to export your answers, reflections, practice feedback and code-run </w:t>
-      </w:r>
-      <w:r>
-        <w:rPr>
-          <w:b/>
-        </w:rPr>
-        <w:t>evidence</w:t>
-      </w:r>
-      <w:r>
-        <w:rPr>
-          <w:b w:val="0"/>
-        </w:rPr>
-        <w:t>. Open the HTML copy to read or print it.</w:t>
-      </w:r>
-    </w:p>
-    <w:p>
-      <w:pPr>
-        <w:spacing w:line="336" w:lineRule="auto" w:after="180"/>
-      </w:pPr>
-      <w:r>
-        <w:rPr>
-          <w:b w:val="0"/>
-        </w:rPr>
-        <w:t>Drafts stay in this browser when storage is available; clear drafts on a shared device.</w:t>
-      </w:r>
-    </w:p>
-    <w:p>
-      <w:pPr>
-        <w:pStyle w:val="Heading3"/>
-      </w:pPr>
-      <w:r>
-        <w:t>What I repaired, the evidence I kept and the next test</w:t>
-      </w:r>
-    </w:p>
-    <w:p>
-      <w:r>
-        <w:t>________________________________________________________________</w:t>
-      </w:r>
-    </w:p>
-    <w:p>
-      <w:r>
-        <w:t>________________________________________________________________</w:t>
-      </w:r>
-    </w:p>
-    <w:p>
-      <w:r>
-        <w:t>________________________________________________________________</w:t>
-      </w:r>
-    </w:p>
-    <w:p>
-      <w:r>
-        <w:t>________________________________________________________________</w:t>
-      </w:r>
-    </w:p>
-    <w:p>
-      <w:r>
-        <w:t>________________________________________________________________</w:t>
-      </w:r>
-    </w:p>
-    <w:p>
-      <w:pPr>
         <w:pStyle w:val="Heading1"/>
       </w:pPr>
       <w:r>
-        <w:t>21. Visual concept journey</w:t>
-      </w:r>
-    </w:p>
-    <w:p>
-      <w:r>
-        <w:t>Explain each Nearest Neighbors picture from its labels, then record a relevant limit.</w:t>
-      </w:r>
-    </w:p>
-    <w:p>
-      <w:pPr>
-        <w:pStyle w:val="Heading3"/>
+        <w:t>21. Reference · Six-picture response sheets</w:t>
+      </w:r>
+    </w:p>
+    <w:p>
+      <w:r>
+        <w:t>Choose the relevant picture instead of repeating every task.</w:t>
+      </w:r>
+    </w:p>
+    <w:p>
+      <w:pPr>
+        <w:pStyle w:val="Heading2"/>
       </w:pPr>
       <w:r>
         <w:t>01. Nearest Neighbors: the case</w:t>
@@ -3403,7 +2730,6 @@
     <w:p>
       <w:pPr>
         <w:spacing w:line="336" w:lineRule="auto" w:after="180"/>
-        <w:shd w:fill="F5F1FB"/>
       </w:pPr>
       <w:r>
         <w:rPr>
@@ -3442,7 +2768,7 @@
     </w:p>
     <w:p>
       <w:pPr>
-        <w:pStyle w:val="Heading3"/>
+        <w:pStyle w:val="Heading2"/>
       </w:pPr>
       <w:r>
         <w:t>02. Follow the deciding steps</w:t>
@@ -3522,7 +2848,6 @@
     <w:p>
       <w:pPr>
         <w:spacing w:line="336" w:lineRule="auto" w:after="180"/>
-        <w:shd w:fill="F5F1FB"/>
       </w:pPr>
       <w:r>
         <w:rPr>
@@ -3573,7 +2898,7 @@
     </w:p>
     <w:p>
       <w:pPr>
-        <w:pStyle w:val="Heading3"/>
+        <w:pStyle w:val="Heading2"/>
       </w:pPr>
       <w:r>
         <w:t>03. One-dimensional neighbours shown along length axis</w:t>
@@ -3658,7 +2983,6 @@
     <w:p>
       <w:pPr>
         <w:spacing w:line="336" w:lineRule="auto" w:after="180"/>
-        <w:shd w:fill="F5F1FB"/>
       </w:pPr>
       <w:r>
         <w:rPr>
@@ -3697,7 +3021,7 @@
     </w:p>
     <w:p>
       <w:pPr>
-        <w:pStyle w:val="Heading3"/>
+        <w:pStyle w:val="Heading2"/>
       </w:pPr>
       <w:r>
         <w:t>04. Change one thing. Trace what follows.</w:t>
@@ -3800,7 +3124,6 @@
     <w:p>
       <w:pPr>
         <w:spacing w:line="336" w:lineRule="auto" w:after="180"/>
-        <w:shd w:fill="F5F1FB"/>
       </w:pPr>
       <w:r>
         <w:rPr>
@@ -3839,7 +3162,7 @@
     </w:p>
     <w:p>
       <w:pPr>
-        <w:pStyle w:val="Heading3"/>
+        <w:pStyle w:val="Heading2"/>
       </w:pPr>
       <w:r>
         <w:t>05. Connect the explanation to its limit</w:t>
@@ -3971,7 +3294,6 @@
     <w:p>
       <w:pPr>
         <w:spacing w:line="336" w:lineRule="auto" w:after="180"/>
-        <w:shd w:fill="F5F1FB"/>
       </w:pPr>
       <w:r>
         <w:rPr>
@@ -4010,7 +3332,7 @@
     </w:p>
     <w:p>
       <w:pPr>
-        <w:pStyle w:val="Heading3"/>
+        <w:pStyle w:val="Heading2"/>
       </w:pPr>
       <w:r>
         <w:t>06. Make the idea visible in your project</w:t>
@@ -4124,7 +3446,6 @@
     <w:p>
       <w:pPr>
         <w:spacing w:line="336" w:lineRule="auto" w:after="180"/>
-        <w:shd w:fill="F5F1FB"/>
       </w:pPr>
       <w:r>
         <w:rPr>
@@ -4171,6 +3492,62 @@
     <w:p>
       <w:r>
         <w:t>________________________________________________________________</w:t>
+      </w:r>
+    </w:p>
+    <w:p>
+      <w:pPr>
+        <w:pStyle w:val="Heading2"/>
+      </w:pPr>
+      <w:r>
+        <w:t>Earlier wording, alternatives and picture transcripts · reference / check after trying</w:t>
+      </w:r>
+    </w:p>
+    <w:p>
+      <w:pPr>
+        <w:pStyle w:val="Heading3"/>
+      </w:pPr>
+      <w:r>
+        <w:t>01. Nearest Neighbors: the case</w:t>
+      </w:r>
+    </w:p>
+    <w:p>
+      <w:pPr>
+        <w:pStyle w:val="Heading3"/>
+      </w:pPr>
+      <w:r>
+        <w:t>02. Follow the deciding steps</w:t>
+      </w:r>
+    </w:p>
+    <w:p>
+      <w:pPr>
+        <w:pStyle w:val="Heading3"/>
+      </w:pPr>
+      <w:r>
+        <w:t>03. One-dimensional neighbours shown along length axis</w:t>
+      </w:r>
+    </w:p>
+    <w:p>
+      <w:pPr>
+        <w:pStyle w:val="Heading3"/>
+      </w:pPr>
+      <w:r>
+        <w:t>04. Change one thing. Trace what follows.</w:t>
+      </w:r>
+    </w:p>
+    <w:p>
+      <w:pPr>
+        <w:pStyle w:val="Heading3"/>
+      </w:pPr>
+      <w:r>
+        <w:t>05. Connect the explanation to its limit</w:t>
+      </w:r>
+    </w:p>
+    <w:p>
+      <w:pPr>
+        <w:pStyle w:val="Heading3"/>
+      </w:pPr>
+      <w:r>
+        <w:t>06. Make the idea visible in your project</w:t>
       </w:r>
     </w:p>
     <w:sectPr>
